--- a/Ankit-86244.docx
+++ b/Ankit-86244.docx
@@ -21,6 +21,7 @@
               <w:left w:val="nil"/>
             </w:tcBorders>
             <w:shd w:val="clear" w:color="auto" w:fill="D9D9D9" w:themeFill="background1" w:themeFillShade="D9"/>
+            <w:tcMar/>
           </w:tcPr>
           <w:p>
             <w:pPr>
@@ -84,7 +85,8 @@
               <w:top w:val="nil"/>
               <w:right w:val="nil"/>
             </w:tcBorders>
-            <w:shd w:val="clear" w:color="auto" w:fill="auto"/>
+            <w:shd w:val="clear" w:color="auto" w:fill="FFFFFF" w:themeFill="background1"/>
+            <w:tcMar/>
           </w:tcPr>
           <w:p>
             <w:pPr>
@@ -200,9 +202,10 @@
             <w:gridSpan w:val="2"/>
             <w:tcBorders>
               <w:left w:val="nil"/>
-              <w:bottom w:val="single" w:sz="4" w:space="0" w:color="auto"/>
+              <w:bottom w:val="single" w:color="auto" w:sz="4" w:space="0"/>
               <w:right w:val="nil"/>
             </w:tcBorders>
+            <w:tcMar/>
           </w:tcPr>
           <w:p>
             <w:pPr>
@@ -570,7 +573,8 @@
               <w:spacing w:line="360" w:lineRule="auto"/>
               <w:rPr>
                 <w:rFonts w:ascii="Trebuchet MS" w:hAnsi="Trebuchet MS"/>
-                <w:b/>
+                <w:b w:val="1"/>
+                <w:bCs w:val="1"/>
                 <w:sz w:val="20"/>
                 <w:szCs w:val="20"/>
               </w:rPr>
@@ -578,7 +582,8 @@
             <w:r>
               <w:rPr>
                 <w:rFonts w:ascii="Trebuchet MS" w:hAnsi="Trebuchet MS"/>
-                <w:b/>
+                <w:b w:val="1"/>
+                <w:bCs w:val="1"/>
                 <w:sz w:val="20"/>
                 <w:szCs w:val="20"/>
               </w:rPr>
@@ -587,16 +592,38 @@
             <w:r>
               <w:rPr>
                 <w:rFonts w:ascii="Trebuchet MS" w:hAnsi="Trebuchet MS"/>
-                <w:b/>
+                <w:b w:val="1"/>
+                <w:bCs w:val="1"/>
                 <w:sz w:val="20"/>
                 <w:szCs w:val="20"/>
               </w:rPr>
-              <w:t>12+</w:t>
+              <w:t>1</w:t>
             </w:r>
             <w:r>
               <w:rPr>
                 <w:rFonts w:ascii="Trebuchet MS" w:hAnsi="Trebuchet MS"/>
-                <w:b/>
+                <w:b w:val="1"/>
+                <w:bCs w:val="1"/>
+                <w:sz w:val="20"/>
+                <w:szCs w:val="20"/>
+              </w:rPr>
+              <w:t>3</w:t>
+            </w:r>
+            <w:r>
+              <w:rPr>
+                <w:rFonts w:ascii="Trebuchet MS" w:hAnsi="Trebuchet MS"/>
+                <w:b w:val="1"/>
+                <w:bCs w:val="1"/>
+                <w:sz w:val="20"/>
+                <w:szCs w:val="20"/>
+              </w:rPr>
+              <w:t>+</w:t>
+            </w:r>
+            <w:r>
+              <w:rPr>
+                <w:rFonts w:ascii="Trebuchet MS" w:hAnsi="Trebuchet MS"/>
+                <w:b w:val="1"/>
+                <w:bCs w:val="1"/>
                 <w:sz w:val="20"/>
                 <w:szCs w:val="20"/>
               </w:rPr>
@@ -605,16 +632,28 @@
             <w:r>
               <w:rPr>
                 <w:rFonts w:ascii="Trebuchet MS" w:hAnsi="Trebuchet MS"/>
-                <w:b/>
+                <w:b w:val="1"/>
+                <w:bCs w:val="1"/>
                 <w:sz w:val="20"/>
                 <w:szCs w:val="20"/>
               </w:rPr>
-              <w:t xml:space="preserve"> Industry e</w:t>
+              <w:t xml:space="preserve"> Industry </w:t>
             </w:r>
             <w:r>
               <w:rPr>
                 <w:rFonts w:ascii="Trebuchet MS" w:hAnsi="Trebuchet MS"/>
-                <w:b/>
+                <w:b w:val="1"/>
+                <w:bCs w:val="1"/>
+                <w:sz w:val="20"/>
+                <w:szCs w:val="20"/>
+              </w:rPr>
+              <w:t>e</w:t>
+            </w:r>
+            <w:r>
+              <w:rPr>
+                <w:rFonts w:ascii="Trebuchet MS" w:hAnsi="Trebuchet MS"/>
+                <w:b w:val="1"/>
+                <w:bCs w:val="1"/>
                 <w:sz w:val="20"/>
                 <w:szCs w:val="20"/>
               </w:rPr>
@@ -623,7 +662,8 @@
             <w:r>
               <w:rPr>
                 <w:rFonts w:ascii="Trebuchet MS" w:hAnsi="Trebuchet MS"/>
-                <w:b/>
+                <w:b w:val="1"/>
+                <w:bCs w:val="1"/>
                 <w:sz w:val="20"/>
                 <w:szCs w:val="20"/>
               </w:rPr>
@@ -848,6 +888,7 @@
               <w:bottom w:val="nil"/>
               <w:right w:val="nil"/>
             </w:tcBorders>
+            <w:tcMar/>
           </w:tcPr>
           <w:p>
             <w:pPr>
@@ -1206,7 +1247,6 @@
                 <w:sz w:val="20"/>
                 <w:szCs w:val="20"/>
               </w:rPr>
-              <w:lastRenderedPageBreak/>
               <w:t>Architected a comprehensive enterprise system</w:t>
             </w:r>
             <w:r>
@@ -1276,6 +1316,7 @@
               <w:bottom w:val="nil"/>
               <w:right w:val="nil"/>
             </w:tcBorders>
+            <w:tcMar/>
           </w:tcPr>
           <w:p>
             <w:pPr>
@@ -1292,7 +1333,6 @@
                 <w:rFonts w:ascii="Trebuchet MS" w:hAnsi="Trebuchet MS"/>
                 <w:b/>
               </w:rPr>
-              <w:lastRenderedPageBreak/>
               <w:t>CORE SKILLS</w:t>
             </w:r>
           </w:p>
@@ -1302,12 +1342,12 @@
               <w:tblW w:w="9383" w:type="dxa"/>
               <w:tblInd w:w="80" w:type="dxa"/>
               <w:tblBorders>
-                <w:top w:val="single" w:sz="8" w:space="0" w:color="auto"/>
-                <w:left w:val="single" w:sz="8" w:space="0" w:color="auto"/>
-                <w:bottom w:val="single" w:sz="8" w:space="0" w:color="auto"/>
-                <w:right w:val="single" w:sz="8" w:space="0" w:color="auto"/>
-                <w:insideH w:val="none" w:sz="0" w:space="0" w:color="auto"/>
-                <w:insideV w:val="none" w:sz="0" w:space="0" w:color="auto"/>
+                <w:top w:val="single" w:color="auto" w:sz="8" w:space="0"/>
+                <w:left w:val="single" w:color="auto" w:sz="8" w:space="0"/>
+                <w:bottom w:val="single" w:color="auto" w:sz="8" w:space="0"/>
+                <w:right w:val="single" w:color="auto" w:sz="8" w:space="0"/>
+                <w:insideH w:val="none" w:color="auto" w:sz="0" w:space="0"/>
+                <w:insideV w:val="none" w:color="auto" w:sz="0" w:space="0"/>
               </w:tblBorders>
               <w:tblLook w:val="04A0" w:firstRow="1" w:lastRow="0" w:firstColumn="1" w:lastColumn="0" w:noHBand="0" w:noVBand="1"/>
             </w:tblPr>
@@ -1550,7 +1590,7 @@
                     <w:pStyle w:val="Title"/>
                     <w:jc w:val="both"/>
                     <w:rPr>
-                      <w:rFonts w:ascii="Trebuchet MS" w:eastAsiaTheme="minorHAnsi" w:hAnsi="Trebuchet MS" w:cstheme="minorBidi"/>
+                      <w:rFonts w:ascii="Trebuchet MS" w:hAnsi="Trebuchet MS" w:eastAsiaTheme="minorHAnsi" w:cstheme="minorBidi"/>
                       <w:b w:val="0"/>
                       <w:bCs w:val="0"/>
                       <w:sz w:val="20"/>
@@ -1560,7 +1600,7 @@
                   </w:pPr>
                   <w:r>
                     <w:rPr>
-                      <w:rFonts w:ascii="Trebuchet MS" w:eastAsiaTheme="minorHAnsi" w:hAnsi="Trebuchet MS" w:cstheme="minorBidi"/>
+                      <w:rFonts w:ascii="Trebuchet MS" w:hAnsi="Trebuchet MS" w:eastAsiaTheme="minorHAnsi" w:cstheme="minorBidi"/>
                       <w:b w:val="0"/>
                       <w:bCs w:val="0"/>
                       <w:sz w:val="20"/>
@@ -1761,7 +1801,7 @@
                     <w:pStyle w:val="Title"/>
                     <w:jc w:val="both"/>
                     <w:rPr>
-                      <w:rFonts w:ascii="Trebuchet MS" w:eastAsiaTheme="minorHAnsi" w:hAnsi="Trebuchet MS" w:cstheme="minorBidi"/>
+                      <w:rFonts w:ascii="Trebuchet MS" w:hAnsi="Trebuchet MS" w:eastAsiaTheme="minorHAnsi" w:cstheme="minorBidi"/>
                       <w:b w:val="0"/>
                       <w:bCs w:val="0"/>
                       <w:sz w:val="20"/>
@@ -1771,7 +1811,7 @@
                   </w:pPr>
                   <w:r>
                     <w:rPr>
-                      <w:rFonts w:ascii="Trebuchet MS" w:eastAsiaTheme="minorHAnsi" w:hAnsi="Trebuchet MS" w:cstheme="minorBidi"/>
+                      <w:rFonts w:ascii="Trebuchet MS" w:hAnsi="Trebuchet MS" w:eastAsiaTheme="minorHAnsi" w:cstheme="minorBidi"/>
                       <w:b w:val="0"/>
                       <w:bCs w:val="0"/>
                       <w:sz w:val="20"/>
@@ -1786,7 +1826,7 @@
                     <w:pStyle w:val="Title"/>
                     <w:jc w:val="both"/>
                     <w:rPr>
-                      <w:rFonts w:ascii="Trebuchet MS" w:eastAsiaTheme="minorHAnsi" w:hAnsi="Trebuchet MS" w:cstheme="minorBidi"/>
+                      <w:rFonts w:ascii="Trebuchet MS" w:hAnsi="Trebuchet MS" w:eastAsiaTheme="minorHAnsi" w:cstheme="minorBidi"/>
                       <w:b w:val="0"/>
                       <w:bCs w:val="0"/>
                       <w:sz w:val="20"/>
@@ -1807,7 +1847,7 @@
                   </w:pPr>
                   <w:r>
                     <w:rPr>
-                      <w:rFonts w:ascii="Trebuchet MS" w:eastAsiaTheme="minorHAnsi" w:hAnsi="Trebuchet MS" w:cstheme="minorBidi"/>
+                      <w:rFonts w:ascii="Trebuchet MS" w:hAnsi="Trebuchet MS" w:eastAsiaTheme="minorHAnsi" w:cstheme="minorBidi"/>
                       <w:b w:val="0"/>
                       <w:bCs w:val="0"/>
                       <w:sz w:val="20"/>
@@ -1852,6 +1892,7 @@
               <w:bottom w:val="nil"/>
               <w:right w:val="nil"/>
             </w:tcBorders>
+            <w:tcMar/>
           </w:tcPr>
           <w:p>
             <w:pPr>
@@ -1883,16 +1924,17 @@
               <w:bottom w:val="nil"/>
               <w:right w:val="nil"/>
             </w:tcBorders>
+            <w:tcMar/>
           </w:tcPr>
           <w:tbl>
             <w:tblPr>
               <w:tblStyle w:val="TableGrid"/>
               <w:tblW w:w="0" w:type="auto"/>
               <w:tblBorders>
-                <w:left w:val="single" w:sz="8" w:space="0" w:color="auto"/>
-                <w:bottom w:val="single" w:sz="8" w:space="0" w:color="auto"/>
-                <w:right w:val="single" w:sz="8" w:space="0" w:color="auto"/>
-                <w:insideV w:val="none" w:sz="0" w:space="0" w:color="auto"/>
+                <w:left w:val="single" w:color="auto" w:sz="8" w:space="0"/>
+                <w:bottom w:val="single" w:color="auto" w:sz="8" w:space="0"/>
+                <w:right w:val="single" w:color="auto" w:sz="8" w:space="0"/>
+                <w:insideV w:val="none" w:color="auto" w:sz="0" w:space="0"/>
               </w:tblBorders>
               <w:tblLook w:val="04A0" w:firstRow="1" w:lastRow="0" w:firstColumn="1" w:lastColumn="0" w:noHBand="0" w:noVBand="1"/>
             </w:tblPr>
@@ -2238,7 +2280,6 @@
                             <w:sz w:val="20"/>
                             <w:szCs w:val="20"/>
                           </w:rPr>
-                          <w:lastRenderedPageBreak/>
                           <w:t>Coached/mentored a cross functional team to deliver quality products, enabled improvement in team delivery commitments and capacity planning.</w:t>
                         </w:r>
                       </w:p>
@@ -2317,7 +2358,6 @@
                       <w:sz w:val="20"/>
                       <w:szCs w:val="20"/>
                     </w:rPr>
-                    <w:lastRenderedPageBreak/>
                     <w:t>Technical Analyst</w:t>
                   </w:r>
                 </w:p>
@@ -2549,7 +2589,7 @@
                       <w:tcPr>
                         <w:tcW w:w="9158" w:type="dxa"/>
                         <w:tcBorders>
-                          <w:bottom w:val="single" w:sz="4" w:space="0" w:color="auto"/>
+                          <w:bottom w:val="single" w:color="auto" w:sz="4" w:space="0"/>
                         </w:tcBorders>
                       </w:tcPr>
                       <w:p>
@@ -2694,8 +2734,8 @@
                       <w:tcPr>
                         <w:tcW w:w="9158" w:type="dxa"/>
                         <w:tcBorders>
-                          <w:top w:val="single" w:sz="4" w:space="0" w:color="auto"/>
-                          <w:bottom w:val="single" w:sz="4" w:space="0" w:color="auto"/>
+                          <w:top w:val="single" w:color="auto" w:sz="4" w:space="0"/>
+                          <w:bottom w:val="single" w:color="auto" w:sz="4" w:space="0"/>
                         </w:tcBorders>
                         <w:shd w:val="clear" w:color="auto" w:fill="DBE5F1" w:themeFill="accent1" w:themeFillTint="33"/>
                       </w:tcPr>
@@ -2762,8 +2802,8 @@
                       <w:tcPr>
                         <w:tcW w:w="9158" w:type="dxa"/>
                         <w:tcBorders>
-                          <w:top w:val="single" w:sz="4" w:space="0" w:color="auto"/>
-                          <w:bottom w:val="single" w:sz="4" w:space="0" w:color="auto"/>
+                          <w:top w:val="single" w:color="auto" w:sz="4" w:space="0"/>
+                          <w:bottom w:val="single" w:color="auto" w:sz="4" w:space="0"/>
                         </w:tcBorders>
                         <w:shd w:val="clear" w:color="auto" w:fill="FFFFFF" w:themeFill="background1"/>
                       </w:tcPr>
@@ -2936,7 +2976,6 @@
                             <w:sz w:val="20"/>
                             <w:szCs w:val="20"/>
                           </w:rPr>
-                          <w:lastRenderedPageBreak/>
                           <w:t>Managed complex projects, drove business requirement gathering, managed scope and client expectations; transformed detailed requirements into a complete, detailed systems design document.</w:t>
                         </w:r>
                       </w:p>
@@ -3093,6 +3132,7 @@
               <w:bottom w:val="nil"/>
               <w:right w:val="nil"/>
             </w:tcBorders>
+            <w:tcMar/>
           </w:tcPr>
           <w:p>
             <w:pPr>
@@ -3130,12 +3170,12 @@
               <w:tblW w:w="9122" w:type="dxa"/>
               <w:tblInd w:w="284" w:type="dxa"/>
               <w:tblBorders>
-                <w:top w:val="single" w:sz="4" w:space="0" w:color="auto"/>
-                <w:left w:val="single" w:sz="4" w:space="0" w:color="auto"/>
-                <w:bottom w:val="single" w:sz="4" w:space="0" w:color="auto"/>
-                <w:right w:val="single" w:sz="4" w:space="0" w:color="auto"/>
-                <w:insideH w:val="single" w:sz="4" w:space="0" w:color="auto"/>
-                <w:insideV w:val="single" w:sz="4" w:space="0" w:color="auto"/>
+                <w:top w:val="single" w:color="auto" w:sz="4" w:space="0"/>
+                <w:left w:val="single" w:color="auto" w:sz="4" w:space="0"/>
+                <w:bottom w:val="single" w:color="auto" w:sz="4" w:space="0"/>
+                <w:right w:val="single" w:color="auto" w:sz="4" w:space="0"/>
+                <w:insideH w:val="single" w:color="auto" w:sz="4" w:space="0"/>
+                <w:insideV w:val="single" w:color="auto" w:sz="4" w:space="0"/>
               </w:tblBorders>
               <w:tblCellMar>
                 <w:top w:w="15" w:type="dxa"/>
@@ -3163,95 +3203,109 @@
                 </w:tcPr>
                 <w:p>
                   <w:pPr>
-                    <w:spacing w:after="0" w:line="360" w:lineRule="auto"/>
-                    <w:rPr>
-                      <w:rFonts w:ascii="Trebuchet MS" w:hAnsi="Trebuchet MS" w:cs="Arial"/>
-                      <w:b/>
-                      <w:sz w:val="21"/>
-                      <w:szCs w:val="21"/>
-                      <w:lang w:val="en"/>
-                    </w:rPr>
-                  </w:pPr>
-                  <w:proofErr w:type="spellStart"/>
-                  <w:r>
-                    <w:rPr>
-                      <w:rFonts w:ascii="Trebuchet MS" w:hAnsi="Trebuchet MS" w:cs="Arial"/>
-                      <w:b/>
-                      <w:sz w:val="21"/>
-                      <w:szCs w:val="21"/>
-                      <w:lang w:val="en"/>
-                    </w:rPr>
-                    <w:t>ColorStreet</w:t>
-                  </w:r>
-                  <w:proofErr w:type="spellEnd"/>
-                  <w:r>
-                    <w:rPr>
-                      <w:rFonts w:ascii="Trebuchet MS" w:hAnsi="Trebuchet MS" w:cs="Arial"/>
-                      <w:b/>
-                      <w:sz w:val="21"/>
-                      <w:szCs w:val="21"/>
-                      <w:lang w:val="en"/>
-                    </w:rPr>
-                    <w:t xml:space="preserve"> Inc.</w:t>
-                  </w:r>
-                  <w:r>
-                    <w:rPr>
-                      <w:rFonts w:ascii="Trebuchet MS" w:hAnsi="Trebuchet MS" w:cs="Arial"/>
-                      <w:b/>
-                      <w:sz w:val="21"/>
-                      <w:szCs w:val="21"/>
-                      <w:lang w:val="en"/>
+                    <w:pStyle w:val="Normal"/>
+                    <w:suppressLineNumbers w:val="0"/>
+                    <w:bidi w:val="0"/>
+                    <w:spacing w:before="0" w:beforeAutospacing="off" w:after="0" w:afterAutospacing="off" w:line="360" w:lineRule="auto"/>
+                    <w:ind w:left="0" w:right="0"/>
+                    <w:jc w:val="left"/>
+                    <w:rPr>
+                      <w:rFonts w:ascii="Trebuchet MS" w:hAnsi="Trebuchet MS" w:cs="Arial"/>
+                      <w:b w:val="1"/>
+                      <w:bCs w:val="1"/>
+                      <w:sz w:val="21"/>
+                      <w:szCs w:val="21"/>
+                      <w:lang w:val="en-US"/>
+                    </w:rPr>
+                  </w:pPr>
+                  <w:r>
+                    <w:rPr>
+                      <w:rFonts w:ascii="Trebuchet MS" w:hAnsi="Trebuchet MS" w:cs="Arial"/>
+                      <w:b w:val="1"/>
+                      <w:bCs w:val="1"/>
+                      <w:sz w:val="21"/>
+                      <w:szCs w:val="21"/>
+                      <w:lang w:val="en-US"/>
+                    </w:rPr>
+                    <w:t xml:space="preserve">GMG </w:t>
+                  </w:r>
+                  <w:r>
+                    <w:rPr>
+                      <w:rFonts w:ascii="Trebuchet MS" w:hAnsi="Trebuchet MS" w:cs="Arial"/>
+                      <w:b w:val="1"/>
+                      <w:bCs w:val="1"/>
+                      <w:sz w:val="21"/>
+                      <w:szCs w:val="21"/>
+                      <w:lang w:val="en-US"/>
                     </w:rPr>
                     <w:t>-  (</w:t>
                   </w:r>
                   <w:r>
                     <w:rPr>
                       <w:rFonts w:ascii="Trebuchet MS" w:hAnsi="Trebuchet MS" w:cs="Arial"/>
-                      <w:b/>
-                      <w:sz w:val="21"/>
-                      <w:szCs w:val="21"/>
-                      <w:lang w:val="en"/>
-                    </w:rPr>
-                    <w:t>June</w:t>
-                  </w:r>
-                  <w:r>
-                    <w:rPr>
-                      <w:rFonts w:ascii="Trebuchet MS" w:hAnsi="Trebuchet MS" w:cs="Arial"/>
-                      <w:b/>
-                      <w:sz w:val="21"/>
-                      <w:szCs w:val="21"/>
-                      <w:lang w:val="en"/>
-                    </w:rPr>
-                    <w:t xml:space="preserve"> 23 : </w:t>
-                  </w:r>
-                  <w:r>
-                    <w:rPr>
-                      <w:rFonts w:ascii="Trebuchet MS" w:hAnsi="Trebuchet MS" w:cs="Arial"/>
-                      <w:b/>
-                      <w:sz w:val="21"/>
-                      <w:szCs w:val="21"/>
-                      <w:lang w:val="en"/>
-                    </w:rPr>
-                    <w:t>Dec</w:t>
-                  </w:r>
-                  <w:r>
-                    <w:rPr>
-                      <w:rFonts w:ascii="Trebuchet MS" w:hAnsi="Trebuchet MS" w:cs="Arial"/>
-                      <w:b/>
-                      <w:sz w:val="21"/>
-                      <w:szCs w:val="21"/>
-                      <w:lang w:val="en"/>
-                    </w:rPr>
-                    <w:t xml:space="preserve"> 24)</w:t>
+                      <w:b w:val="1"/>
+                      <w:bCs w:val="1"/>
+                      <w:sz w:val="21"/>
+                      <w:szCs w:val="21"/>
+                      <w:lang w:val="en-US"/>
+                    </w:rPr>
+                    <w:t>J</w:t>
+                  </w:r>
+                  <w:r>
+                    <w:rPr>
+                      <w:rFonts w:ascii="Trebuchet MS" w:hAnsi="Trebuchet MS" w:cs="Arial"/>
+                      <w:b w:val="1"/>
+                      <w:bCs w:val="1"/>
+                      <w:sz w:val="21"/>
+                      <w:szCs w:val="21"/>
+                      <w:lang w:val="en-US"/>
+                    </w:rPr>
+                    <w:t>an 25</w:t>
+                  </w:r>
+                  <w:r>
+                    <w:rPr>
+                      <w:rFonts w:ascii="Trebuchet MS" w:hAnsi="Trebuchet MS" w:cs="Arial"/>
+                      <w:b w:val="1"/>
+                      <w:bCs w:val="1"/>
+                      <w:sz w:val="21"/>
+                      <w:szCs w:val="21"/>
+                      <w:lang w:val="en-US"/>
+                    </w:rPr>
+                    <w:t xml:space="preserve"> </w:t>
+                  </w:r>
+                  <w:r>
+                    <w:rPr>
+                      <w:rFonts w:ascii="Trebuchet MS" w:hAnsi="Trebuchet MS" w:cs="Arial"/>
+                      <w:b w:val="1"/>
+                      <w:bCs w:val="1"/>
+                      <w:sz w:val="21"/>
+                      <w:szCs w:val="21"/>
+                      <w:lang w:val="en-US"/>
+                    </w:rPr>
+                    <w:t>- Present</w:t>
+                  </w:r>
+                  <w:r>
+                    <w:rPr>
+                      <w:rFonts w:ascii="Trebuchet MS" w:hAnsi="Trebuchet MS" w:cs="Arial"/>
+                      <w:b w:val="1"/>
+                      <w:bCs w:val="1"/>
+                      <w:sz w:val="21"/>
+                      <w:szCs w:val="21"/>
+                      <w:lang w:val="en-US"/>
+                    </w:rPr>
+                    <w:t>)</w:t>
                   </w:r>
                 </w:p>
               </w:tc>
             </w:tr>
             <w:tr>
+              <w:trPr>
+                <w:trHeight w:val="300"/>
+              </w:trPr>
               <w:tc>
                 <w:tcPr>
                   <w:tcW w:w="9122" w:type="dxa"/>
-                  <w:shd w:val="clear" w:color="auto" w:fill="FFFFFF"/>
+                  <w:shd w:val="clear" w:color="auto" w:fill="FFFFFF" w:themeFill="background1"/>
                   <w:tcMar>
                     <w:top w:w="30" w:type="dxa"/>
                     <w:left w:w="30" w:type="dxa"/>
@@ -3262,45 +3316,600 @@
                 </w:tcPr>
                 <w:p>
                   <w:pPr>
-                    <w:numPr>
-                      <w:ilvl w:val="12"/>
-                      <w:numId w:val="0"/>
-                    </w:numPr>
+                    <w:pStyle w:val="Normal"/>
                     <w:spacing w:line="240" w:lineRule="atLeast"/>
                     <w:jc w:val="both"/>
                     <w:rPr>
                       <w:rFonts w:ascii="Trebuchet MS" w:hAnsi="Trebuchet MS" w:cs="Arial"/>
                       <w:sz w:val="21"/>
                       <w:szCs w:val="21"/>
-                      <w:lang w:val="en"/>
-                    </w:rPr>
-                  </w:pPr>
-                  <w:r>
-                    <w:rPr>
-                      <w:rFonts w:ascii="Trebuchet MS" w:hAnsi="Trebuchet MS" w:cs="Arial"/>
-                      <w:sz w:val="21"/>
-                      <w:szCs w:val="21"/>
-                      <w:lang w:val="en"/>
-                    </w:rPr>
-                    <w:t xml:space="preserve">It is a B2C / MLM based e-Commerce website. This website is designed to help the customers to order clothing including Footwear, Accessories and specialized in Fast Fashion, Plus Size Fashion, Dresses online. Customers enjoy various discounts for different products. This application will provide enormous features along with lot of complex 3rd party integrations such as KIBO OMS, </w:t>
-                  </w:r>
-                  <w:proofErr w:type="spellStart"/>
-                  <w:r>
-                    <w:rPr>
-                      <w:rFonts w:ascii="Trebuchet MS" w:hAnsi="Trebuchet MS" w:cs="Arial"/>
-                      <w:sz w:val="21"/>
-                      <w:szCs w:val="21"/>
-                      <w:lang w:val="en"/>
+                      <w:lang w:val="en-US"/>
+                    </w:rPr>
+                  </w:pPr>
+                  <w:r>
+                    <w:rPr>
+                      <w:rFonts w:ascii="Trebuchet MS" w:hAnsi="Trebuchet MS" w:cs="Arial"/>
+                      <w:sz w:val="21"/>
+                      <w:szCs w:val="21"/>
+                      <w:lang w:val="en-US"/>
+                    </w:rPr>
+                    <w:t>It is a unified loyalty and engagement platform developed for a Dubai-based retail group (GMG), which operates as a regional enabler for global and local brands such as Nike, Aswaaq, and Supercare. The platform is designed to integrate seamlessly with both e-commerce and POS systems, enabling customers to earn, redeem, and manage loyalty rewards across multiple brands and channels. It supports real-time transaction processing, personalized offers, customer segmentation, and omnichannel experiences. The system also integrates with third-party services including payment gateways, order management systems, and CRM tools to ensure a consistent and scalable loyalty ecosystem across online and offline retail touchpoints.</w:t>
+                  </w:r>
+                </w:p>
+                <w:p>
+                  <w:pPr>
+                    <w:pStyle w:val="Normal"/>
+                    <w:spacing w:line="240" w:lineRule="atLeast"/>
+                    <w:jc w:val="both"/>
+                    <w:rPr>
+                      <w:rFonts w:ascii="Trebuchet MS" w:hAnsi="Trebuchet MS" w:cs="Arial"/>
+                      <w:b w:val="1"/>
+                      <w:bCs w:val="1"/>
+                      <w:sz w:val="21"/>
+                      <w:szCs w:val="21"/>
+                      <w:lang w:val="en-US"/>
+                    </w:rPr>
+                  </w:pPr>
+                  <w:r>
+                    <w:rPr>
+                      <w:rFonts w:ascii="Trebuchet MS" w:hAnsi="Trebuchet MS" w:cs="Arial"/>
+                      <w:b w:val="1"/>
+                      <w:bCs w:val="1"/>
+                      <w:sz w:val="21"/>
+                      <w:szCs w:val="21"/>
+                      <w:lang w:val="en-US"/>
+                    </w:rPr>
+                    <w:t xml:space="preserve">Languages: </w:t>
+                  </w:r>
+                  <w:r>
+                    <w:rPr>
+                      <w:rFonts w:ascii="Trebuchet MS" w:hAnsi="Trebuchet MS" w:cs="Arial"/>
+                      <w:sz w:val="21"/>
+                      <w:szCs w:val="21"/>
+                      <w:lang w:val="en-US"/>
+                    </w:rPr>
+                    <w:t>React.js, Node.js (Microservices), Express.js, REST APIs, MongoDB, Redux, HTML5, CSS3, Third-party Integrations</w:t>
+                  </w:r>
+                </w:p>
+                <w:p>
+                  <w:pPr>
+                    <w:pStyle w:val="Normal"/>
+                    <w:spacing w:line="240" w:lineRule="atLeast"/>
+                    <w:jc w:val="both"/>
+                    <w:rPr>
+                      <w:rFonts w:ascii="Trebuchet MS" w:hAnsi="Trebuchet MS" w:cs="Arial"/>
+                      <w:sz w:val="21"/>
+                      <w:szCs w:val="21"/>
+                      <w:lang w:val="en-US"/>
+                    </w:rPr>
+                  </w:pPr>
+                  <w:r>
+                    <w:rPr>
+                      <w:rFonts w:ascii="Trebuchet MS" w:hAnsi="Trebuchet MS" w:cs="Arial"/>
+                      <w:b w:val="1"/>
+                      <w:bCs w:val="1"/>
+                      <w:sz w:val="21"/>
+                      <w:szCs w:val="21"/>
+                      <w:lang w:val="en-US"/>
+                    </w:rPr>
+                    <w:t>Project Role:</w:t>
+                  </w:r>
+                  <w:r>
+                    <w:rPr>
+                      <w:rFonts w:ascii="Trebuchet MS" w:hAnsi="Trebuchet MS" w:cs="Arial"/>
+                      <w:sz w:val="21"/>
+                      <w:szCs w:val="21"/>
+                      <w:lang w:val="en-US"/>
+                    </w:rPr>
+                    <w:t xml:space="preserve"> Full Stack Developer</w:t>
+                  </w:r>
+                </w:p>
+                <w:p>
+                  <w:pPr>
+                    <w:pStyle w:val="ListParagraph"/>
+                    <w:numPr>
+                      <w:ilvl w:val="0"/>
+                      <w:numId w:val="27"/>
+                    </w:numPr>
+                    <w:spacing w:before="0" w:beforeAutospacing="off" w:after="0" w:afterAutospacing="off"/>
+                    <w:jc w:val="both"/>
+                    <w:rPr>
+                      <w:rFonts w:ascii="Trebuchet MS" w:hAnsi="Trebuchet MS" w:eastAsia="Trebuchet MS" w:cs="Trebuchet MS"/>
+                      <w:noProof w:val="0"/>
+                      <w:sz w:val="21"/>
+                      <w:szCs w:val="21"/>
+                      <w:lang w:val="en-US"/>
+                    </w:rPr>
+                  </w:pPr>
+                  <w:r>
+                    <w:rPr>
+                      <w:rFonts w:ascii="Trebuchet MS" w:hAnsi="Trebuchet MS" w:eastAsia="Trebuchet MS" w:cs="Trebuchet MS"/>
+                      <w:noProof w:val="0"/>
+                      <w:sz w:val="21"/>
+                      <w:szCs w:val="21"/>
+                      <w:lang w:val="en-US"/>
+                    </w:rPr>
+                    <w:t>Developed and maintained scalable front-end applications using React.js, ensuring responsive UI and optimal performance across devices.</w:t>
+                  </w:r>
+                </w:p>
+                <w:p>
+                  <w:pPr>
+                    <w:pStyle w:val="ListParagraph"/>
+                    <w:numPr>
+                      <w:ilvl w:val="0"/>
+                      <w:numId w:val="27"/>
+                    </w:numPr>
+                    <w:spacing w:before="0" w:beforeAutospacing="off" w:after="0" w:afterAutospacing="off"/>
+                    <w:jc w:val="both"/>
+                    <w:rPr>
+                      <w:rFonts w:ascii="Trebuchet MS" w:hAnsi="Trebuchet MS" w:eastAsia="Trebuchet MS" w:cs="Trebuchet MS"/>
+                      <w:noProof w:val="0"/>
+                      <w:sz w:val="21"/>
+                      <w:szCs w:val="21"/>
+                      <w:lang w:val="en-US"/>
+                    </w:rPr>
+                  </w:pPr>
+                  <w:r>
+                    <w:rPr>
+                      <w:rFonts w:ascii="Trebuchet MS" w:hAnsi="Trebuchet MS" w:eastAsia="Trebuchet MS" w:cs="Trebuchet MS"/>
+                      <w:noProof w:val="0"/>
+                      <w:sz w:val="21"/>
+                      <w:szCs w:val="21"/>
+                      <w:lang w:val="en-US"/>
+                    </w:rPr>
+                    <w:t>Built and enhanced backend microservices using Node.js and Express.js for handling business logic, APIs, and integrations.</w:t>
+                  </w:r>
+                </w:p>
+                <w:p>
+                  <w:pPr>
+                    <w:pStyle w:val="ListParagraph"/>
+                    <w:numPr>
+                      <w:ilvl w:val="0"/>
+                      <w:numId w:val="27"/>
+                    </w:numPr>
+                    <w:spacing w:before="0" w:beforeAutospacing="off" w:after="0" w:afterAutospacing="off"/>
+                    <w:jc w:val="both"/>
+                    <w:rPr>
+                      <w:rFonts w:ascii="Trebuchet MS" w:hAnsi="Trebuchet MS" w:eastAsia="Trebuchet MS" w:cs="Trebuchet MS"/>
+                      <w:noProof w:val="0"/>
+                      <w:sz w:val="21"/>
+                      <w:szCs w:val="21"/>
+                      <w:lang w:val="en-US"/>
+                    </w:rPr>
+                  </w:pPr>
+                  <w:r>
+                    <w:rPr>
+                      <w:rFonts w:ascii="Trebuchet MS" w:hAnsi="Trebuchet MS" w:eastAsia="Trebuchet MS" w:cs="Trebuchet MS"/>
+                      <w:noProof w:val="0"/>
+                      <w:sz w:val="21"/>
+                      <w:szCs w:val="21"/>
+                      <w:lang w:val="en-US"/>
+                    </w:rPr>
+                    <w:t>Designed and consumed RESTful APIs for seamless communication between frontend, mobile and backend systems.</w:t>
+                  </w:r>
+                </w:p>
+                <w:p>
+                  <w:pPr>
+                    <w:pStyle w:val="ListParagraph"/>
+                    <w:numPr>
+                      <w:ilvl w:val="0"/>
+                      <w:numId w:val="27"/>
+                    </w:numPr>
+                    <w:spacing w:before="0" w:beforeAutospacing="off" w:after="0" w:afterAutospacing="off"/>
+                    <w:jc w:val="both"/>
+                    <w:rPr>
+                      <w:rFonts w:ascii="Trebuchet MS" w:hAnsi="Trebuchet MS" w:eastAsia="Trebuchet MS" w:cs="Trebuchet MS"/>
+                      <w:noProof w:val="0"/>
+                      <w:sz w:val="21"/>
+                      <w:szCs w:val="21"/>
+                      <w:lang w:val="en-US"/>
+                    </w:rPr>
+                  </w:pPr>
+                  <w:r>
+                    <w:rPr>
+                      <w:rFonts w:ascii="Trebuchet MS" w:hAnsi="Trebuchet MS" w:eastAsia="Trebuchet MS" w:cs="Trebuchet MS"/>
+                      <w:noProof w:val="0"/>
+                      <w:sz w:val="21"/>
+                      <w:szCs w:val="21"/>
+                      <w:lang w:val="en-US"/>
+                    </w:rPr>
+                    <w:t>Integrated third-party POS system transactions.</w:t>
+                  </w:r>
+                </w:p>
+                <w:p>
+                  <w:pPr>
+                    <w:pStyle w:val="ListParagraph"/>
+                    <w:numPr>
+                      <w:ilvl w:val="0"/>
+                      <w:numId w:val="27"/>
+                    </w:numPr>
+                    <w:spacing w:before="0" w:beforeAutospacing="off" w:after="0" w:afterAutospacing="off"/>
+                    <w:jc w:val="both"/>
+                    <w:rPr>
+                      <w:rFonts w:ascii="Trebuchet MS" w:hAnsi="Trebuchet MS" w:eastAsia="Trebuchet MS" w:cs="Trebuchet MS"/>
+                      <w:noProof w:val="0"/>
+                      <w:sz w:val="21"/>
+                      <w:szCs w:val="21"/>
+                      <w:lang w:val="en-US"/>
+                    </w:rPr>
+                  </w:pPr>
+                  <w:r>
+                    <w:rPr>
+                      <w:rFonts w:ascii="Trebuchet MS" w:hAnsi="Trebuchet MS" w:eastAsia="Trebuchet MS" w:cs="Trebuchet MS"/>
+                      <w:noProof w:val="0"/>
+                      <w:sz w:val="21"/>
+                      <w:szCs w:val="21"/>
+                      <w:lang w:val="en-US"/>
+                    </w:rPr>
+                    <w:t>Implemented state management using Redux to handle complex application workflows and improve user experience.</w:t>
+                  </w:r>
+                </w:p>
+                <w:p>
+                  <w:pPr>
+                    <w:pStyle w:val="ListParagraph"/>
+                    <w:numPr>
+                      <w:ilvl w:val="0"/>
+                      <w:numId w:val="27"/>
+                    </w:numPr>
+                    <w:spacing w:before="0" w:beforeAutospacing="off" w:after="0" w:afterAutospacing="off"/>
+                    <w:jc w:val="both"/>
+                    <w:rPr>
+                      <w:rFonts w:ascii="Trebuchet MS" w:hAnsi="Trebuchet MS" w:eastAsia="Trebuchet MS" w:cs="Trebuchet MS"/>
+                      <w:noProof w:val="0"/>
+                      <w:sz w:val="21"/>
+                      <w:szCs w:val="21"/>
+                      <w:lang w:val="en-US"/>
+                    </w:rPr>
+                  </w:pPr>
+                  <w:r>
+                    <w:rPr>
+                      <w:rFonts w:ascii="Trebuchet MS" w:hAnsi="Trebuchet MS" w:eastAsia="Trebuchet MS" w:cs="Trebuchet MS"/>
+                      <w:noProof w:val="0"/>
+                      <w:sz w:val="21"/>
+                      <w:szCs w:val="21"/>
+                      <w:lang w:val="en-US"/>
+                    </w:rPr>
+                    <w:t>Collaborated with cross-functional teams including UI/UX designers, QA engineers, and product managers to deliver high-quality features.</w:t>
+                  </w:r>
+                </w:p>
+                <w:p>
+                  <w:pPr>
+                    <w:pStyle w:val="ListParagraph"/>
+                    <w:numPr>
+                      <w:ilvl w:val="0"/>
+                      <w:numId w:val="27"/>
+                    </w:numPr>
+                    <w:spacing w:before="0" w:beforeAutospacing="off" w:after="0" w:afterAutospacing="off"/>
+                    <w:jc w:val="both"/>
+                    <w:rPr>
+                      <w:rFonts w:ascii="Trebuchet MS" w:hAnsi="Trebuchet MS" w:eastAsia="Trebuchet MS" w:cs="Trebuchet MS"/>
+                      <w:noProof w:val="0"/>
+                      <w:sz w:val="21"/>
+                      <w:szCs w:val="21"/>
+                      <w:lang w:val="en-US"/>
+                    </w:rPr>
+                  </w:pPr>
+                  <w:r>
+                    <w:rPr>
+                      <w:rFonts w:ascii="Trebuchet MS" w:hAnsi="Trebuchet MS" w:eastAsia="Trebuchet MS" w:cs="Trebuchet MS"/>
+                      <w:noProof w:val="0"/>
+                      <w:sz w:val="21"/>
+                      <w:szCs w:val="21"/>
+                      <w:lang w:val="en-US"/>
+                    </w:rPr>
+                    <w:t>Optimized application performance through code splitting, lazy loading, and API response improvements.</w:t>
+                  </w:r>
+                </w:p>
+                <w:p>
+                  <w:pPr>
+                    <w:pStyle w:val="ListParagraph"/>
+                    <w:numPr>
+                      <w:ilvl w:val="0"/>
+                      <w:numId w:val="27"/>
+                    </w:numPr>
+                    <w:spacing w:before="0" w:beforeAutospacing="off" w:after="0" w:afterAutospacing="off"/>
+                    <w:jc w:val="both"/>
+                    <w:rPr>
+                      <w:rFonts w:ascii="Trebuchet MS" w:hAnsi="Trebuchet MS" w:eastAsia="Trebuchet MS" w:cs="Trebuchet MS"/>
+                      <w:noProof w:val="0"/>
+                      <w:sz w:val="21"/>
+                      <w:szCs w:val="21"/>
+                      <w:lang w:val="en-US"/>
+                    </w:rPr>
+                  </w:pPr>
+                  <w:r>
+                    <w:rPr>
+                      <w:rFonts w:ascii="Trebuchet MS" w:hAnsi="Trebuchet MS" w:eastAsia="Trebuchet MS" w:cs="Trebuchet MS"/>
+                      <w:noProof w:val="0"/>
+                      <w:sz w:val="21"/>
+                      <w:szCs w:val="21"/>
+                      <w:lang w:val="en-US"/>
+                    </w:rPr>
+                    <w:t>Participated in Agile/Scrum ceremonies including sprint planning, daily stand-ups, and retrospectives.</w:t>
+                  </w:r>
+                </w:p>
+                <w:p>
+                  <w:pPr>
+                    <w:pStyle w:val="ListParagraph"/>
+                    <w:numPr>
+                      <w:ilvl w:val="0"/>
+                      <w:numId w:val="27"/>
+                    </w:numPr>
+                    <w:spacing w:before="0" w:beforeAutospacing="off" w:after="0" w:afterAutospacing="off"/>
+                    <w:jc w:val="both"/>
+                    <w:rPr>
+                      <w:rFonts w:ascii="Trebuchet MS" w:hAnsi="Trebuchet MS" w:eastAsia="Trebuchet MS" w:cs="Trebuchet MS"/>
+                      <w:noProof w:val="0"/>
+                      <w:sz w:val="21"/>
+                      <w:szCs w:val="21"/>
+                      <w:lang w:val="en-US"/>
+                    </w:rPr>
+                  </w:pPr>
+                  <w:r>
+                    <w:rPr>
+                      <w:rFonts w:ascii="Trebuchet MS" w:hAnsi="Trebuchet MS" w:eastAsia="Trebuchet MS" w:cs="Trebuchet MS"/>
+                      <w:noProof w:val="0"/>
+                      <w:sz w:val="21"/>
+                      <w:szCs w:val="21"/>
+                      <w:lang w:val="en-US"/>
+                    </w:rPr>
+                    <w:t>Ensured code quality through peer reviews, unit testing, and adherence to coding standards.</w:t>
+                  </w:r>
+                </w:p>
+                <w:p>
+                  <w:pPr>
+                    <w:pStyle w:val="ListParagraph"/>
+                    <w:numPr>
+                      <w:ilvl w:val="0"/>
+                      <w:numId w:val="27"/>
+                    </w:numPr>
+                    <w:spacing w:before="0" w:beforeAutospacing="off" w:after="0" w:afterAutospacing="off"/>
+                    <w:jc w:val="both"/>
+                    <w:rPr>
+                      <w:rFonts w:ascii="Trebuchet MS" w:hAnsi="Trebuchet MS" w:eastAsia="Trebuchet MS" w:cs="Trebuchet MS"/>
+                      <w:noProof w:val="0"/>
+                      <w:sz w:val="21"/>
+                      <w:szCs w:val="21"/>
+                      <w:lang w:val="en-US"/>
+                    </w:rPr>
+                  </w:pPr>
+                  <w:r>
+                    <w:rPr>
+                      <w:rFonts w:ascii="Trebuchet MS" w:hAnsi="Trebuchet MS" w:eastAsia="Trebuchet MS" w:cs="Trebuchet MS"/>
+                      <w:noProof w:val="0"/>
+                      <w:sz w:val="21"/>
+                      <w:szCs w:val="21"/>
+                      <w:lang w:val="en-US"/>
+                    </w:rPr>
+                    <w:t>Debugged and resolved production issues, improving system stability and reliability.</w:t>
+                  </w:r>
+                </w:p>
+              </w:tc>
+            </w:tr>
+            <w:tr>
+              <w:trPr>
+                <w:trHeight w:val="300"/>
+              </w:trPr>
+              <w:tc>
+                <w:tcPr>
+                  <w:tcW w:w="9122" w:type="dxa"/>
+                  <w:shd w:val="clear" w:color="auto" w:fill="DBE5F1" w:themeFill="accent1" w:themeFillTint="33"/>
+                  <w:tcMar>
+                    <w:top w:w="30" w:type="dxa"/>
+                    <w:left w:w="30" w:type="dxa"/>
+                    <w:bottom w:w="30" w:type="dxa"/>
+                    <w:right w:w="30" w:type="dxa"/>
+                  </w:tcMar>
+                  <w:vAlign w:val="center"/>
+                </w:tcPr>
+                <w:p>
+                  <w:pPr>
+                    <w:pStyle w:val="Normal"/>
+                    <w:suppressLineNumbers w:val="0"/>
+                    <w:bidi w:val="0"/>
+                    <w:spacing w:before="0" w:beforeAutospacing="off" w:after="0" w:afterAutospacing="off" w:line="360" w:lineRule="auto"/>
+                    <w:ind w:left="0" w:right="0"/>
+                    <w:jc w:val="left"/>
+                    <w:rPr>
+                      <w:rFonts w:ascii="Trebuchet MS" w:hAnsi="Trebuchet MS" w:cs="Arial"/>
+                      <w:b w:val="1"/>
+                      <w:bCs w:val="1"/>
+                      <w:color w:val="000000" w:themeColor="text1" w:themeTint="FF" w:themeShade="FF"/>
+                      <w:sz w:val="21"/>
+                      <w:szCs w:val="21"/>
+                      <w:highlight w:val="yellow"/>
+                      <w:lang w:val="en-US"/>
+                    </w:rPr>
+                  </w:pPr>
+                  <w:r>
+                    <w:rPr>
+                      <w:rFonts w:ascii="Trebuchet MS" w:hAnsi="Trebuchet MS" w:cs="Arial"/>
+                      <w:b w:val="1"/>
+                      <w:bCs w:val="1"/>
+                      <w:sz w:val="21"/>
+                      <w:szCs w:val="21"/>
+                      <w:lang w:val="en-US"/>
+                    </w:rPr>
+                    <w:t>ColorStreet</w:t>
+                  </w:r>
+                  <w:r>
+                    <w:rPr>
+                      <w:rFonts w:ascii="Trebuchet MS" w:hAnsi="Trebuchet MS" w:cs="Arial"/>
+                      <w:b w:val="1"/>
+                      <w:bCs w:val="1"/>
+                      <w:sz w:val="21"/>
+                      <w:szCs w:val="21"/>
+                      <w:lang w:val="en-US"/>
+                    </w:rPr>
+                    <w:t xml:space="preserve"> Inc.</w:t>
+                  </w:r>
+                  <w:r>
+                    <w:rPr>
+                      <w:rFonts w:ascii="Trebuchet MS" w:hAnsi="Trebuchet MS" w:cs="Arial"/>
+                      <w:b w:val="1"/>
+                      <w:bCs w:val="1"/>
+                      <w:sz w:val="21"/>
+                      <w:szCs w:val="21"/>
+                      <w:lang w:val="en-US"/>
+                    </w:rPr>
+                    <w:t>-  (</w:t>
+                  </w:r>
+                  <w:r>
+                    <w:rPr>
+                      <w:rFonts w:ascii="Trebuchet MS" w:hAnsi="Trebuchet MS" w:cs="Arial"/>
+                      <w:b w:val="1"/>
+                      <w:bCs w:val="1"/>
+                      <w:sz w:val="21"/>
+                      <w:szCs w:val="21"/>
+                      <w:lang w:val="en-US"/>
+                    </w:rPr>
+                    <w:t xml:space="preserve">June </w:t>
+                  </w:r>
+                  <w:r>
+                    <w:rPr>
+                      <w:rFonts w:ascii="Trebuchet MS" w:hAnsi="Trebuchet MS" w:cs="Arial"/>
+                      <w:b w:val="1"/>
+                      <w:bCs w:val="1"/>
+                      <w:sz w:val="21"/>
+                      <w:szCs w:val="21"/>
+                      <w:lang w:val="en-US"/>
+                    </w:rPr>
+                    <w:t>23 :</w:t>
+                  </w:r>
+                  <w:r>
+                    <w:rPr>
+                      <w:rFonts w:ascii="Trebuchet MS" w:hAnsi="Trebuchet MS" w:cs="Arial"/>
+                      <w:b w:val="1"/>
+                      <w:bCs w:val="1"/>
+                      <w:sz w:val="21"/>
+                      <w:szCs w:val="21"/>
+                      <w:lang w:val="en-US"/>
+                    </w:rPr>
+                    <w:t xml:space="preserve"> Dec 24)</w:t>
+                  </w:r>
+                </w:p>
+              </w:tc>
+            </w:tr>
+            <w:tr>
+              <w:tc>
+                <w:tcPr>
+                  <w:tcW w:w="9122" w:type="dxa"/>
+                  <w:shd w:val="clear" w:color="auto" w:fill="FFFFFF" w:themeFill="background1"/>
+                  <w:tcMar>
+                    <w:top w:w="30" w:type="dxa"/>
+                    <w:left w:w="30" w:type="dxa"/>
+                    <w:bottom w:w="30" w:type="dxa"/>
+                    <w:right w:w="30" w:type="dxa"/>
+                  </w:tcMar>
+                  <w:vAlign w:val="center"/>
+                </w:tcPr>
+                <w:p>
+                  <w:pPr>
+                    <w:spacing w:line="240" w:lineRule="atLeast"/>
+                    <w:jc w:val="both"/>
+                    <w:rPr>
+                      <w:rFonts w:ascii="Trebuchet MS" w:hAnsi="Trebuchet MS" w:cs="Arial"/>
+                      <w:sz w:val="21"/>
+                      <w:szCs w:val="21"/>
+                      <w:lang w:val="en-US"/>
+                    </w:rPr>
+                  </w:pPr>
+                  <w:r>
+                    <w:rPr>
+                      <w:rFonts w:ascii="Trebuchet MS" w:hAnsi="Trebuchet MS" w:cs="Arial"/>
+                      <w:sz w:val="21"/>
+                      <w:szCs w:val="21"/>
+                      <w:lang w:val="en-US"/>
+                    </w:rPr>
+                    <w:t xml:space="preserve">It is a B2C / MLM based e-Commerce website. This website is designed to help </w:t>
+                  </w:r>
+                  <w:r>
+                    <w:rPr>
+                      <w:rFonts w:ascii="Trebuchet MS" w:hAnsi="Trebuchet MS" w:cs="Arial"/>
+                      <w:sz w:val="21"/>
+                      <w:szCs w:val="21"/>
+                      <w:lang w:val="en-US"/>
+                    </w:rPr>
+                    <w:t>the customers</w:t>
+                  </w:r>
+                  <w:r>
+                    <w:rPr>
+                      <w:rFonts w:ascii="Trebuchet MS" w:hAnsi="Trebuchet MS" w:cs="Arial"/>
+                      <w:sz w:val="21"/>
+                      <w:szCs w:val="21"/>
+                      <w:lang w:val="en-US"/>
+                    </w:rPr>
+                    <w:t xml:space="preserve"> </w:t>
+                  </w:r>
+                  <w:r>
+                    <w:rPr>
+                      <w:rFonts w:ascii="Trebuchet MS" w:hAnsi="Trebuchet MS" w:cs="Arial"/>
+                      <w:sz w:val="21"/>
+                      <w:szCs w:val="21"/>
+                      <w:lang w:val="en-US"/>
+                    </w:rPr>
+                    <w:t>to order</w:t>
+                  </w:r>
+                  <w:r>
+                    <w:rPr>
+                      <w:rFonts w:ascii="Trebuchet MS" w:hAnsi="Trebuchet MS" w:cs="Arial"/>
+                      <w:sz w:val="21"/>
+                      <w:szCs w:val="21"/>
+                      <w:lang w:val="en-US"/>
+                    </w:rPr>
+                    <w:t xml:space="preserve"> clothing including Footwear, Accessories and specialized in Fast Fashion, Plus Size Fashion, Dresses online. Customers enjoy various discounts </w:t>
+                  </w:r>
+                  <w:r>
+                    <w:rPr>
+                      <w:rFonts w:ascii="Trebuchet MS" w:hAnsi="Trebuchet MS" w:cs="Arial"/>
+                      <w:sz w:val="21"/>
+                      <w:szCs w:val="21"/>
+                      <w:lang w:val="en-US"/>
+                    </w:rPr>
+                    <w:t>for</w:t>
+                  </w:r>
+                  <w:r>
+                    <w:rPr>
+                      <w:rFonts w:ascii="Trebuchet MS" w:hAnsi="Trebuchet MS" w:cs="Arial"/>
+                      <w:sz w:val="21"/>
+                      <w:szCs w:val="21"/>
+                      <w:lang w:val="en-US"/>
+                    </w:rPr>
+                    <w:t xml:space="preserve"> </w:t>
+                  </w:r>
+                  <w:r>
+                    <w:rPr>
+                      <w:rFonts w:ascii="Trebuchet MS" w:hAnsi="Trebuchet MS" w:cs="Arial"/>
+                      <w:sz w:val="21"/>
+                      <w:szCs w:val="21"/>
+                      <w:lang w:val="en-US"/>
+                    </w:rPr>
+                    <w:t>different products</w:t>
+                  </w:r>
+                  <w:r>
+                    <w:rPr>
+                      <w:rFonts w:ascii="Trebuchet MS" w:hAnsi="Trebuchet MS" w:cs="Arial"/>
+                      <w:sz w:val="21"/>
+                      <w:szCs w:val="21"/>
+                      <w:lang w:val="en-US"/>
+                    </w:rPr>
+                    <w:t xml:space="preserve">. This application will provide enormous features along with lot of complex 3rd party integrations such as KIBO OMS, </w:t>
+                  </w:r>
+                  <w:r>
+                    <w:rPr>
+                      <w:rFonts w:ascii="Trebuchet MS" w:hAnsi="Trebuchet MS" w:cs="Arial"/>
+                      <w:sz w:val="21"/>
+                      <w:szCs w:val="21"/>
+                      <w:lang w:val="en-US"/>
                     </w:rPr>
                     <w:t>Aurus</w:t>
                   </w:r>
-                  <w:proofErr w:type="spellEnd"/>
-                  <w:r>
-                    <w:rPr>
-                      <w:rFonts w:ascii="Trebuchet MS" w:hAnsi="Trebuchet MS" w:cs="Arial"/>
-                      <w:sz w:val="21"/>
-                      <w:szCs w:val="21"/>
-                      <w:lang w:val="en"/>
+                  <w:r>
+                    <w:rPr>
+                      <w:rFonts w:ascii="Trebuchet MS" w:hAnsi="Trebuchet MS" w:cs="Arial"/>
+                      <w:sz w:val="21"/>
+                      <w:szCs w:val="21"/>
+                      <w:lang w:val="en-US"/>
                     </w:rPr>
                     <w:t xml:space="preserve"> Pay </w:t>
                   </w:r>
@@ -3617,66 +4226,94 @@
                       <w:rFonts w:ascii="Trebuchet MS" w:hAnsi="Trebuchet MS" w:cs="Arial"/>
                       <w:sz w:val="21"/>
                       <w:szCs w:val="21"/>
-                      <w:lang w:val="en"/>
-                    </w:rPr>
-                  </w:pPr>
-                  <w:r>
-                    <w:rPr>
-                      <w:rFonts w:ascii="Trebuchet MS" w:hAnsi="Trebuchet MS" w:cs="Arial"/>
-                      <w:b/>
-                      <w:sz w:val="21"/>
-                      <w:szCs w:val="21"/>
-                      <w:lang w:val="en"/>
+                      <w:lang w:val="en-US"/>
+                    </w:rPr>
+                  </w:pPr>
+                  <w:r>
+                    <w:rPr>
+                      <w:rFonts w:ascii="Trebuchet MS" w:hAnsi="Trebuchet MS" w:cs="Arial"/>
+                      <w:b w:val="1"/>
+                      <w:bCs w:val="1"/>
+                      <w:sz w:val="21"/>
+                      <w:szCs w:val="21"/>
+                      <w:lang w:val="en-US"/>
                     </w:rPr>
                     <w:t>rue21 Inc</w:t>
                   </w:r>
                   <w:r>
                     <w:rPr>
                       <w:rFonts w:ascii="Trebuchet MS" w:hAnsi="Trebuchet MS" w:cs="Arial"/>
-                      <w:b/>
-                      <w:sz w:val="21"/>
-                      <w:szCs w:val="21"/>
-                      <w:lang w:val="en"/>
+                      <w:b w:val="1"/>
+                      <w:bCs w:val="1"/>
+                      <w:sz w:val="21"/>
+                      <w:szCs w:val="21"/>
+                      <w:lang w:val="en-US"/>
                     </w:rPr>
                     <w:t xml:space="preserve"> – (</w:t>
                   </w:r>
                   <w:r>
                     <w:rPr>
                       <w:rFonts w:ascii="Trebuchet MS" w:hAnsi="Trebuchet MS" w:cs="Arial"/>
-                      <w:b/>
-                      <w:sz w:val="21"/>
-                      <w:szCs w:val="21"/>
-                      <w:lang w:val="en"/>
+                      <w:b w:val="1"/>
+                      <w:bCs w:val="1"/>
+                      <w:sz w:val="21"/>
+                      <w:szCs w:val="21"/>
+                      <w:lang w:val="en-US"/>
                     </w:rPr>
                     <w:t>Jun</w:t>
                   </w:r>
                   <w:r>
                     <w:rPr>
                       <w:rFonts w:ascii="Trebuchet MS" w:hAnsi="Trebuchet MS" w:cs="Arial"/>
-                      <w:b/>
-                      <w:sz w:val="21"/>
-                      <w:szCs w:val="21"/>
-                      <w:lang w:val="en"/>
-                    </w:rPr>
-                    <w:t xml:space="preserve"> 22 : </w:t>
-                  </w:r>
-                  <w:r>
-                    <w:rPr>
-                      <w:rFonts w:ascii="Trebuchet MS" w:hAnsi="Trebuchet MS" w:cs="Arial"/>
-                      <w:b/>
-                      <w:sz w:val="21"/>
-                      <w:szCs w:val="21"/>
-                      <w:lang w:val="en"/>
+                      <w:b w:val="1"/>
+                      <w:bCs w:val="1"/>
+                      <w:sz w:val="21"/>
+                      <w:szCs w:val="21"/>
+                      <w:lang w:val="en-US"/>
+                    </w:rPr>
+                    <w:t xml:space="preserve"> </w:t>
+                  </w:r>
+                  <w:r>
+                    <w:rPr>
+                      <w:rFonts w:ascii="Trebuchet MS" w:hAnsi="Trebuchet MS" w:cs="Arial"/>
+                      <w:b w:val="1"/>
+                      <w:bCs w:val="1"/>
+                      <w:sz w:val="21"/>
+                      <w:szCs w:val="21"/>
+                      <w:lang w:val="en-US"/>
+                    </w:rPr>
+                    <w:t>22 :</w:t>
+                  </w:r>
+                  <w:r>
+                    <w:rPr>
+                      <w:rFonts w:ascii="Trebuchet MS" w:hAnsi="Trebuchet MS" w:cs="Arial"/>
+                      <w:b w:val="1"/>
+                      <w:bCs w:val="1"/>
+                      <w:sz w:val="21"/>
+                      <w:szCs w:val="21"/>
+                      <w:lang w:val="en-US"/>
+                    </w:rPr>
+                    <w:t xml:space="preserve"> </w:t>
+                  </w:r>
+                  <w:r>
+                    <w:rPr>
+                      <w:rFonts w:ascii="Trebuchet MS" w:hAnsi="Trebuchet MS" w:cs="Arial"/>
+                      <w:b w:val="1"/>
+                      <w:bCs w:val="1"/>
+                      <w:sz w:val="21"/>
+                      <w:szCs w:val="21"/>
+                      <w:lang w:val="en-US"/>
                     </w:rPr>
                     <w:t>Jun</w:t>
                   </w:r>
                   <w:r>
                     <w:rPr>
                       <w:rFonts w:ascii="Trebuchet MS" w:hAnsi="Trebuchet MS" w:cs="Arial"/>
-                      <w:b/>
-                      <w:sz w:val="21"/>
-                      <w:szCs w:val="21"/>
-                      <w:lang w:val="en"/>
+                      <w:b w:val="1"/>
+                      <w:bCs w:val="1"/>
+                      <w:sz w:val="21"/>
+                      <w:szCs w:val="21"/>
+                      <w:lang w:val="en-US"/>
                     </w:rPr>
                     <w:t xml:space="preserve"> 23)</w:t>
                   </w:r>
@@ -3687,7 +4324,7 @@
               <w:tc>
                 <w:tcPr>
                   <w:tcW w:w="9122" w:type="dxa"/>
-                  <w:shd w:val="clear" w:color="auto" w:fill="FFFFFF"/>
+                  <w:shd w:val="clear" w:color="auto" w:fill="FFFFFF" w:themeFill="background1"/>
                   <w:tcMar>
                     <w:top w:w="30" w:type="dxa"/>
                     <w:left w:w="30" w:type="dxa"/>
@@ -3698,45 +4335,111 @@
                 </w:tcPr>
                 <w:p>
                   <w:pPr>
-                    <w:numPr>
-                      <w:ilvl w:val="12"/>
-                      <w:numId w:val="0"/>
-                    </w:numPr>
                     <w:spacing w:line="240" w:lineRule="atLeast"/>
                     <w:jc w:val="both"/>
                     <w:rPr>
                       <w:rFonts w:ascii="Trebuchet MS" w:hAnsi="Trebuchet MS" w:cs="Arial"/>
                       <w:sz w:val="21"/>
                       <w:szCs w:val="21"/>
-                      <w:lang w:val="en"/>
-                    </w:rPr>
-                  </w:pPr>
-                  <w:r>
-                    <w:rPr>
-                      <w:rFonts w:ascii="Trebuchet MS" w:hAnsi="Trebuchet MS" w:cs="Arial"/>
-                      <w:sz w:val="21"/>
-                      <w:szCs w:val="21"/>
-                      <w:lang w:val="en"/>
-                    </w:rPr>
-                    <w:t xml:space="preserve">It is a B2C e-Commerce retail website. This website is designed to help the customers to order clothing including Footwear, Accessories and specialized in Fast Fashion, Plus Size Fashion, Dresses online. Customers enjoy various discounts for different products. This application will provide enormous features along with lot of complex 3rd party integrations such as KIBO OMS, </w:t>
-                  </w:r>
-                  <w:proofErr w:type="spellStart"/>
-                  <w:r>
-                    <w:rPr>
-                      <w:rFonts w:ascii="Trebuchet MS" w:hAnsi="Trebuchet MS" w:cs="Arial"/>
-                      <w:sz w:val="21"/>
-                      <w:szCs w:val="21"/>
-                      <w:lang w:val="en"/>
+                      <w:lang w:val="en-US"/>
+                    </w:rPr>
+                  </w:pPr>
+                  <w:r>
+                    <w:rPr>
+                      <w:rFonts w:ascii="Trebuchet MS" w:hAnsi="Trebuchet MS" w:cs="Arial"/>
+                      <w:sz w:val="21"/>
+                      <w:szCs w:val="21"/>
+                      <w:lang w:val="en-US"/>
+                    </w:rPr>
+                    <w:t xml:space="preserve">It is a B2C e-Commerce retail website. This website is designed to help </w:t>
+                  </w:r>
+                  <w:r>
+                    <w:rPr>
+                      <w:rFonts w:ascii="Trebuchet MS" w:hAnsi="Trebuchet MS" w:cs="Arial"/>
+                      <w:sz w:val="21"/>
+                      <w:szCs w:val="21"/>
+                      <w:lang w:val="en-US"/>
+                    </w:rPr>
+                    <w:t>the customers</w:t>
+                  </w:r>
+                  <w:r>
+                    <w:rPr>
+                      <w:rFonts w:ascii="Trebuchet MS" w:hAnsi="Trebuchet MS" w:cs="Arial"/>
+                      <w:sz w:val="21"/>
+                      <w:szCs w:val="21"/>
+                      <w:lang w:val="en-US"/>
+                    </w:rPr>
+                    <w:t xml:space="preserve"> </w:t>
+                  </w:r>
+                  <w:r>
+                    <w:rPr>
+                      <w:rFonts w:ascii="Trebuchet MS" w:hAnsi="Trebuchet MS" w:cs="Arial"/>
+                      <w:sz w:val="21"/>
+                      <w:szCs w:val="21"/>
+                      <w:lang w:val="en-US"/>
+                    </w:rPr>
+                    <w:t>to order</w:t>
+                  </w:r>
+                  <w:r>
+                    <w:rPr>
+                      <w:rFonts w:ascii="Trebuchet MS" w:hAnsi="Trebuchet MS" w:cs="Arial"/>
+                      <w:sz w:val="21"/>
+                      <w:szCs w:val="21"/>
+                      <w:lang w:val="en-US"/>
+                    </w:rPr>
+                    <w:t xml:space="preserve"> clothing including Footwear, Accessories and specialized in Fast Fashion, Plus Size Fashion, Dresses online. Customers enjoy various discounts </w:t>
+                  </w:r>
+                  <w:r>
+                    <w:rPr>
+                      <w:rFonts w:ascii="Trebuchet MS" w:hAnsi="Trebuchet MS" w:cs="Arial"/>
+                      <w:sz w:val="21"/>
+                      <w:szCs w:val="21"/>
+                      <w:lang w:val="en-US"/>
+                    </w:rPr>
+                    <w:t>for</w:t>
+                  </w:r>
+                  <w:r>
+                    <w:rPr>
+                      <w:rFonts w:ascii="Trebuchet MS" w:hAnsi="Trebuchet MS" w:cs="Arial"/>
+                      <w:sz w:val="21"/>
+                      <w:szCs w:val="21"/>
+                      <w:lang w:val="en-US"/>
+                    </w:rPr>
+                    <w:t xml:space="preserve"> </w:t>
+                  </w:r>
+                  <w:r>
+                    <w:rPr>
+                      <w:rFonts w:ascii="Trebuchet MS" w:hAnsi="Trebuchet MS" w:cs="Arial"/>
+                      <w:sz w:val="21"/>
+                      <w:szCs w:val="21"/>
+                      <w:lang w:val="en-US"/>
+                    </w:rPr>
+                    <w:t>different products</w:t>
+                  </w:r>
+                  <w:r>
+                    <w:rPr>
+                      <w:rFonts w:ascii="Trebuchet MS" w:hAnsi="Trebuchet MS" w:cs="Arial"/>
+                      <w:sz w:val="21"/>
+                      <w:szCs w:val="21"/>
+                      <w:lang w:val="en-US"/>
+                    </w:rPr>
+                    <w:t xml:space="preserve">. This application will provide enormous features along with lot of complex 3rd party integrations such as KIBO OMS, </w:t>
+                  </w:r>
+                  <w:r>
+                    <w:rPr>
+                      <w:rFonts w:ascii="Trebuchet MS" w:hAnsi="Trebuchet MS" w:cs="Arial"/>
+                      <w:sz w:val="21"/>
+                      <w:szCs w:val="21"/>
+                      <w:lang w:val="en-US"/>
                     </w:rPr>
                     <w:t>Aurus</w:t>
                   </w:r>
-                  <w:proofErr w:type="spellEnd"/>
-                  <w:r>
-                    <w:rPr>
-                      <w:rFonts w:ascii="Trebuchet MS" w:hAnsi="Trebuchet MS" w:cs="Arial"/>
-                      <w:sz w:val="21"/>
-                      <w:szCs w:val="21"/>
-                      <w:lang w:val="en"/>
+                  <w:r>
+                    <w:rPr>
+                      <w:rFonts w:ascii="Trebuchet MS" w:hAnsi="Trebuchet MS" w:cs="Arial"/>
+                      <w:sz w:val="21"/>
+                      <w:szCs w:val="21"/>
+                      <w:lang w:val="en-US"/>
                     </w:rPr>
                     <w:t xml:space="preserve"> Pay </w:t>
                   </w:r>
@@ -3845,7 +4548,6 @@
                       <w:szCs w:val="21"/>
                       <w:lang w:val="en"/>
                     </w:rPr>
-                    <w:lastRenderedPageBreak/>
                     <w:t>Successfully managed project scope by developing work breakdown structure for major milestones and critical path tasks for meeting project deadlines &amp; producing deliverables.</w:t>
                   </w:r>
                 </w:p>
@@ -3984,70 +4686,98 @@
                     <w:spacing w:after="0" w:line="360" w:lineRule="auto"/>
                     <w:rPr>
                       <w:rFonts w:ascii="Trebuchet MS" w:hAnsi="Trebuchet MS" w:cs="Arial"/>
-                      <w:b/>
-                      <w:sz w:val="21"/>
-                      <w:szCs w:val="21"/>
-                      <w:lang w:val="en"/>
-                    </w:rPr>
-                  </w:pPr>
-                  <w:r>
-                    <w:rPr>
-                      <w:rFonts w:ascii="Trebuchet MS" w:hAnsi="Trebuchet MS" w:cs="Arial"/>
-                      <w:b/>
-                      <w:sz w:val="21"/>
-                      <w:szCs w:val="21"/>
-                      <w:lang w:val="en"/>
-                    </w:rPr>
-                    <w:lastRenderedPageBreak/>
+                      <w:b w:val="1"/>
+                      <w:bCs w:val="1"/>
+                      <w:sz w:val="21"/>
+                      <w:szCs w:val="21"/>
+                      <w:lang w:val="en-US"/>
+                    </w:rPr>
+                  </w:pPr>
+                  <w:r>
+                    <w:rPr>
+                      <w:rFonts w:ascii="Trebuchet MS" w:hAnsi="Trebuchet MS" w:cs="Arial"/>
+                      <w:b w:val="1"/>
+                      <w:bCs w:val="1"/>
+                      <w:sz w:val="21"/>
+                      <w:szCs w:val="21"/>
+                      <w:lang w:val="en-US"/>
+                    </w:rPr>
                     <w:t xml:space="preserve">U.S. Pharmacopeia (USP) </w:t>
                   </w:r>
                   <w:r>
                     <w:rPr>
                       <w:rFonts w:ascii="Trebuchet MS" w:hAnsi="Trebuchet MS" w:cs="Arial"/>
-                      <w:b/>
-                      <w:sz w:val="21"/>
-                      <w:szCs w:val="21"/>
-                      <w:lang w:val="en"/>
+                      <w:b w:val="1"/>
+                      <w:bCs w:val="1"/>
+                      <w:sz w:val="21"/>
+                      <w:szCs w:val="21"/>
+                      <w:lang w:val="en-US"/>
                     </w:rPr>
                     <w:t>– (</w:t>
                   </w:r>
                   <w:r>
                     <w:rPr>
                       <w:rFonts w:ascii="Trebuchet MS" w:hAnsi="Trebuchet MS" w:cs="Arial"/>
-                      <w:b/>
-                      <w:sz w:val="21"/>
-                      <w:szCs w:val="21"/>
-                      <w:lang w:val="en"/>
-                    </w:rPr>
-                    <w:t>Aug 20</w:t>
-                  </w:r>
-                  <w:r>
-                    <w:rPr>
-                      <w:rFonts w:ascii="Trebuchet MS" w:hAnsi="Trebuchet MS" w:cs="Arial"/>
-                      <w:b/>
-                      <w:sz w:val="21"/>
-                      <w:szCs w:val="21"/>
-                      <w:lang w:val="en"/>
-                    </w:rPr>
-                    <w:t xml:space="preserve"> : </w:t>
-                  </w:r>
-                  <w:r>
-                    <w:rPr>
-                      <w:rFonts w:ascii="Trebuchet MS" w:hAnsi="Trebuchet MS" w:cs="Arial"/>
-                      <w:b/>
-                      <w:sz w:val="21"/>
-                      <w:szCs w:val="21"/>
-                      <w:lang w:val="en"/>
+                      <w:b w:val="1"/>
+                      <w:bCs w:val="1"/>
+                      <w:sz w:val="21"/>
+                      <w:szCs w:val="21"/>
+                      <w:lang w:val="en-US"/>
+                    </w:rPr>
+                    <w:t xml:space="preserve">Aug </w:t>
+                  </w:r>
+                  <w:r>
+                    <w:rPr>
+                      <w:rFonts w:ascii="Trebuchet MS" w:hAnsi="Trebuchet MS" w:cs="Arial"/>
+                      <w:b w:val="1"/>
+                      <w:bCs w:val="1"/>
+                      <w:sz w:val="21"/>
+                      <w:szCs w:val="21"/>
+                      <w:lang w:val="en-US"/>
+                    </w:rPr>
+                    <w:t>20</w:t>
+                  </w:r>
+                  <w:r>
+                    <w:rPr>
+                      <w:rFonts w:ascii="Trebuchet MS" w:hAnsi="Trebuchet MS" w:cs="Arial"/>
+                      <w:b w:val="1"/>
+                      <w:bCs w:val="1"/>
+                      <w:sz w:val="21"/>
+                      <w:szCs w:val="21"/>
+                      <w:lang w:val="en-US"/>
+                    </w:rPr>
+                    <w:t xml:space="preserve"> :</w:t>
+                  </w:r>
+                  <w:r>
+                    <w:rPr>
+                      <w:rFonts w:ascii="Trebuchet MS" w:hAnsi="Trebuchet MS" w:cs="Arial"/>
+                      <w:b w:val="1"/>
+                      <w:bCs w:val="1"/>
+                      <w:sz w:val="21"/>
+                      <w:szCs w:val="21"/>
+                      <w:lang w:val="en-US"/>
+                    </w:rPr>
+                    <w:t xml:space="preserve"> </w:t>
+                  </w:r>
+                  <w:r>
+                    <w:rPr>
+                      <w:rFonts w:ascii="Trebuchet MS" w:hAnsi="Trebuchet MS" w:cs="Arial"/>
+                      <w:b w:val="1"/>
+                      <w:bCs w:val="1"/>
+                      <w:sz w:val="21"/>
+                      <w:szCs w:val="21"/>
+                      <w:lang w:val="en-US"/>
                     </w:rPr>
                     <w:t>Jun</w:t>
                   </w:r>
                   <w:r>
                     <w:rPr>
                       <w:rFonts w:ascii="Trebuchet MS" w:hAnsi="Trebuchet MS" w:cs="Arial"/>
-                      <w:b/>
-                      <w:sz w:val="21"/>
-                      <w:szCs w:val="21"/>
-                      <w:lang w:val="en"/>
+                      <w:b w:val="1"/>
+                      <w:bCs w:val="1"/>
+                      <w:sz w:val="21"/>
+                      <w:szCs w:val="21"/>
+                      <w:lang w:val="en-US"/>
                     </w:rPr>
                     <w:t xml:space="preserve"> 22)</w:t>
                   </w:r>
@@ -4058,7 +4788,7 @@
               <w:tc>
                 <w:tcPr>
                   <w:tcW w:w="9122" w:type="dxa"/>
-                  <w:shd w:val="clear" w:color="auto" w:fill="FFFFFF"/>
+                  <w:shd w:val="clear" w:color="auto" w:fill="FFFFFF" w:themeFill="background1"/>
                   <w:tcMar>
                     <w:top w:w="30" w:type="dxa"/>
                     <w:left w:w="30" w:type="dxa"/>
@@ -4069,27 +4799,113 @@
                 </w:tcPr>
                 <w:p>
                   <w:pPr>
-                    <w:numPr>
-                      <w:ilvl w:val="12"/>
-                      <w:numId w:val="0"/>
-                    </w:numPr>
                     <w:spacing w:line="240" w:lineRule="atLeast"/>
                     <w:jc w:val="both"/>
                     <w:rPr>
                       <w:rFonts w:ascii="Trebuchet MS" w:hAnsi="Trebuchet MS" w:cs="Arial"/>
                       <w:sz w:val="21"/>
                       <w:szCs w:val="21"/>
-                      <w:lang w:val="en"/>
-                    </w:rPr>
-                  </w:pPr>
-                  <w:r>
-                    <w:rPr>
-                      <w:rFonts w:ascii="Trebuchet MS" w:hAnsi="Trebuchet MS" w:cs="Arial"/>
-                      <w:sz w:val="21"/>
-                      <w:szCs w:val="21"/>
-                      <w:lang w:val="en"/>
-                    </w:rPr>
-                    <w:t xml:space="preserve">It is a B2B e-Commerce application. This application is designed to help the customers to buy a supplement, publications, and standards online. Customers enjoy various discounts for different products. This application will provide enormous features, some of the features are mentioned below,  </w:t>
+                      <w:lang w:val="en-US"/>
+                    </w:rPr>
+                  </w:pPr>
+                  <w:r>
+                    <w:rPr>
+                      <w:rFonts w:ascii="Trebuchet MS" w:hAnsi="Trebuchet MS" w:cs="Arial"/>
+                      <w:sz w:val="21"/>
+                      <w:szCs w:val="21"/>
+                      <w:lang w:val="en-US"/>
+                    </w:rPr>
+                    <w:t xml:space="preserve">It is a B2B e-Commerce application. This application is designed to help </w:t>
+                  </w:r>
+                  <w:r>
+                    <w:rPr>
+                      <w:rFonts w:ascii="Trebuchet MS" w:hAnsi="Trebuchet MS" w:cs="Arial"/>
+                      <w:sz w:val="21"/>
+                      <w:szCs w:val="21"/>
+                      <w:lang w:val="en-US"/>
+                    </w:rPr>
+                    <w:t>the customers</w:t>
+                  </w:r>
+                  <w:r>
+                    <w:rPr>
+                      <w:rFonts w:ascii="Trebuchet MS" w:hAnsi="Trebuchet MS" w:cs="Arial"/>
+                      <w:sz w:val="21"/>
+                      <w:szCs w:val="21"/>
+                      <w:lang w:val="en-US"/>
+                    </w:rPr>
+                    <w:t xml:space="preserve"> </w:t>
+                  </w:r>
+                  <w:r>
+                    <w:rPr>
+                      <w:rFonts w:ascii="Trebuchet MS" w:hAnsi="Trebuchet MS" w:cs="Arial"/>
+                      <w:sz w:val="21"/>
+                      <w:szCs w:val="21"/>
+                      <w:lang w:val="en-US"/>
+                    </w:rPr>
+                    <w:t>to buy</w:t>
+                  </w:r>
+                  <w:r>
+                    <w:rPr>
+                      <w:rFonts w:ascii="Trebuchet MS" w:hAnsi="Trebuchet MS" w:cs="Arial"/>
+                      <w:sz w:val="21"/>
+                      <w:szCs w:val="21"/>
+                      <w:lang w:val="en-US"/>
+                    </w:rPr>
+                    <w:t xml:space="preserve"> </w:t>
+                  </w:r>
+                  <w:r>
+                    <w:rPr>
+                      <w:rFonts w:ascii="Trebuchet MS" w:hAnsi="Trebuchet MS" w:cs="Arial"/>
+                      <w:sz w:val="21"/>
+                      <w:szCs w:val="21"/>
+                      <w:lang w:val="en-US"/>
+                    </w:rPr>
+                    <w:t>a supplement</w:t>
+                  </w:r>
+                  <w:r>
+                    <w:rPr>
+                      <w:rFonts w:ascii="Trebuchet MS" w:hAnsi="Trebuchet MS" w:cs="Arial"/>
+                      <w:sz w:val="21"/>
+                      <w:szCs w:val="21"/>
+                      <w:lang w:val="en-US"/>
+                    </w:rPr>
+                    <w:t xml:space="preserve">, publications, and standards online. Customers enjoy various discounts </w:t>
+                  </w:r>
+                  <w:r>
+                    <w:rPr>
+                      <w:rFonts w:ascii="Trebuchet MS" w:hAnsi="Trebuchet MS" w:cs="Arial"/>
+                      <w:sz w:val="21"/>
+                      <w:szCs w:val="21"/>
+                      <w:lang w:val="en-US"/>
+                    </w:rPr>
+                    <w:t>for</w:t>
+                  </w:r>
+                  <w:r>
+                    <w:rPr>
+                      <w:rFonts w:ascii="Trebuchet MS" w:hAnsi="Trebuchet MS" w:cs="Arial"/>
+                      <w:sz w:val="21"/>
+                      <w:szCs w:val="21"/>
+                      <w:lang w:val="en-US"/>
+                    </w:rPr>
+                    <w:t xml:space="preserve"> </w:t>
+                  </w:r>
+                  <w:r>
+                    <w:rPr>
+                      <w:rFonts w:ascii="Trebuchet MS" w:hAnsi="Trebuchet MS" w:cs="Arial"/>
+                      <w:sz w:val="21"/>
+                      <w:szCs w:val="21"/>
+                      <w:lang w:val="en-US"/>
+                    </w:rPr>
+                    <w:t>different products</w:t>
+                  </w:r>
+                  <w:r>
+                    <w:rPr>
+                      <w:rFonts w:ascii="Trebuchet MS" w:hAnsi="Trebuchet MS" w:cs="Arial"/>
+                      <w:sz w:val="21"/>
+                      <w:szCs w:val="21"/>
+                      <w:lang w:val="en-US"/>
+                    </w:rPr>
+                    <w:t xml:space="preserve">. This application will provide enormous features, some of the features are mentioned below,  </w:t>
                   </w:r>
                 </w:p>
                 <w:p>
@@ -4105,17 +4921,44 @@
                       <w:rFonts w:ascii="Trebuchet MS" w:hAnsi="Trebuchet MS" w:cs="Arial"/>
                       <w:sz w:val="21"/>
                       <w:szCs w:val="21"/>
-                      <w:lang w:val="en"/>
-                    </w:rPr>
-                  </w:pPr>
-                  <w:r>
-                    <w:rPr>
-                      <w:rFonts w:ascii="Trebuchet MS" w:hAnsi="Trebuchet MS" w:cs="Arial"/>
-                      <w:sz w:val="21"/>
-                      <w:szCs w:val="21"/>
-                      <w:lang w:val="en"/>
-                    </w:rPr>
-                    <w:t xml:space="preserve">User can browse products and sort them by category with its details. </w:t>
+                      <w:lang w:val="en-US"/>
+                    </w:rPr>
+                  </w:pPr>
+                  <w:r>
+                    <w:rPr>
+                      <w:rFonts w:ascii="Trebuchet MS" w:hAnsi="Trebuchet MS" w:cs="Arial"/>
+                      <w:sz w:val="21"/>
+                      <w:szCs w:val="21"/>
+                      <w:lang w:val="en-US"/>
+                    </w:rPr>
+                    <w:t>User</w:t>
+                  </w:r>
+                  <w:r>
+                    <w:rPr>
+                      <w:rFonts w:ascii="Trebuchet MS" w:hAnsi="Trebuchet MS" w:cs="Arial"/>
+                      <w:sz w:val="21"/>
+                      <w:szCs w:val="21"/>
+                      <w:lang w:val="en-US"/>
+                    </w:rPr>
+                    <w:t xml:space="preserve"> can browse products and sort them by category with </w:t>
+                  </w:r>
+                  <w:r>
+                    <w:rPr>
+                      <w:rFonts w:ascii="Trebuchet MS" w:hAnsi="Trebuchet MS" w:cs="Arial"/>
+                      <w:sz w:val="21"/>
+                      <w:szCs w:val="21"/>
+                      <w:lang w:val="en-US"/>
+                    </w:rPr>
+                    <w:t>its</w:t>
+                  </w:r>
+                  <w:r>
+                    <w:rPr>
+                      <w:rFonts w:ascii="Trebuchet MS" w:hAnsi="Trebuchet MS" w:cs="Arial"/>
+                      <w:sz w:val="21"/>
+                      <w:szCs w:val="21"/>
+                      <w:lang w:val="en-US"/>
+                    </w:rPr>
+                    <w:t xml:space="preserve"> details. </w:t>
                   </w:r>
                 </w:p>
                 <w:p>
@@ -4131,17 +4974,53 @@
                       <w:rFonts w:ascii="Trebuchet MS" w:hAnsi="Trebuchet MS" w:cs="Arial"/>
                       <w:sz w:val="21"/>
                       <w:szCs w:val="21"/>
-                      <w:lang w:val="en"/>
-                    </w:rPr>
-                  </w:pPr>
-                  <w:r>
-                    <w:rPr>
-                      <w:rFonts w:ascii="Trebuchet MS" w:hAnsi="Trebuchet MS" w:cs="Arial"/>
-                      <w:sz w:val="21"/>
-                      <w:szCs w:val="21"/>
-                      <w:lang w:val="en"/>
-                    </w:rPr>
-                    <w:t xml:space="preserve">User can add products to its wish list &amp; cart list and will remain in sync with web. </w:t>
+                      <w:lang w:val="en-US"/>
+                    </w:rPr>
+                  </w:pPr>
+                  <w:r>
+                    <w:rPr>
+                      <w:rFonts w:ascii="Trebuchet MS" w:hAnsi="Trebuchet MS" w:cs="Arial"/>
+                      <w:sz w:val="21"/>
+                      <w:szCs w:val="21"/>
+                      <w:lang w:val="en-US"/>
+                    </w:rPr>
+                    <w:t xml:space="preserve">User can add products to its wish list &amp; cart list and will remain </w:t>
+                  </w:r>
+                  <w:r>
+                    <w:rPr>
+                      <w:rFonts w:ascii="Trebuchet MS" w:hAnsi="Trebuchet MS" w:cs="Arial"/>
+                      <w:sz w:val="21"/>
+                      <w:szCs w:val="21"/>
+                      <w:lang w:val="en-US"/>
+                    </w:rPr>
+                    <w:t>in sync</w:t>
+                  </w:r>
+                  <w:r>
+                    <w:rPr>
+                      <w:rFonts w:ascii="Trebuchet MS" w:hAnsi="Trebuchet MS" w:cs="Arial"/>
+                      <w:sz w:val="21"/>
+                      <w:szCs w:val="21"/>
+                      <w:lang w:val="en-US"/>
+                    </w:rPr>
+                    <w:t xml:space="preserve"> with </w:t>
+                  </w:r>
+                  <w:r>
+                    <w:rPr>
+                      <w:rFonts w:ascii="Trebuchet MS" w:hAnsi="Trebuchet MS" w:cs="Arial"/>
+                      <w:sz w:val="21"/>
+                      <w:szCs w:val="21"/>
+                      <w:lang w:val="en-US"/>
+                    </w:rPr>
+                    <w:t>web</w:t>
+                  </w:r>
+                  <w:r>
+                    <w:rPr>
+                      <w:rFonts w:ascii="Trebuchet MS" w:hAnsi="Trebuchet MS" w:cs="Arial"/>
+                      <w:sz w:val="21"/>
+                      <w:szCs w:val="21"/>
+                      <w:lang w:val="en-US"/>
+                    </w:rPr>
+                    <w:t xml:space="preserve">. </w:t>
                   </w:r>
                 </w:p>
                 <w:p>
@@ -4157,17 +5036,71 @@
                       <w:rFonts w:ascii="Trebuchet MS" w:hAnsi="Trebuchet MS" w:cs="Arial"/>
                       <w:sz w:val="21"/>
                       <w:szCs w:val="21"/>
-                      <w:lang w:val="en"/>
-                    </w:rPr>
-                  </w:pPr>
-                  <w:r>
-                    <w:rPr>
-                      <w:rFonts w:ascii="Trebuchet MS" w:hAnsi="Trebuchet MS" w:cs="Arial"/>
-                      <w:sz w:val="21"/>
-                      <w:szCs w:val="21"/>
-                      <w:lang w:val="en"/>
-                    </w:rPr>
-                    <w:t xml:space="preserve">User can make checkout of cart products.  </w:t>
+                      <w:lang w:val="en-US"/>
+                    </w:rPr>
+                  </w:pPr>
+                  <w:r>
+                    <w:rPr>
+                      <w:rFonts w:ascii="Trebuchet MS" w:hAnsi="Trebuchet MS" w:cs="Arial"/>
+                      <w:sz w:val="21"/>
+                      <w:szCs w:val="21"/>
+                      <w:lang w:val="en-US"/>
+                    </w:rPr>
+                    <w:t>User</w:t>
+                  </w:r>
+                  <w:r>
+                    <w:rPr>
+                      <w:rFonts w:ascii="Trebuchet MS" w:hAnsi="Trebuchet MS" w:cs="Arial"/>
+                      <w:sz w:val="21"/>
+                      <w:szCs w:val="21"/>
+                      <w:lang w:val="en-US"/>
+                    </w:rPr>
+                    <w:t xml:space="preserve"> </w:t>
+                  </w:r>
+                  <w:r>
+                    <w:rPr>
+                      <w:rFonts w:ascii="Trebuchet MS" w:hAnsi="Trebuchet MS" w:cs="Arial"/>
+                      <w:sz w:val="21"/>
+                      <w:szCs w:val="21"/>
+                      <w:lang w:val="en-US"/>
+                    </w:rPr>
+                    <w:t>can make</w:t>
+                  </w:r>
+                  <w:r>
+                    <w:rPr>
+                      <w:rFonts w:ascii="Trebuchet MS" w:hAnsi="Trebuchet MS" w:cs="Arial"/>
+                      <w:sz w:val="21"/>
+                      <w:szCs w:val="21"/>
+                      <w:lang w:val="en-US"/>
+                    </w:rPr>
+                    <w:t xml:space="preserve"> </w:t>
+                  </w:r>
+                  <w:r>
+                    <w:rPr>
+                      <w:rFonts w:ascii="Trebuchet MS" w:hAnsi="Trebuchet MS" w:cs="Arial"/>
+                      <w:sz w:val="21"/>
+                      <w:szCs w:val="21"/>
+                      <w:lang w:val="en-US"/>
+                    </w:rPr>
+                    <w:t>checkout of</w:t>
+                  </w:r>
+                  <w:r>
+                    <w:rPr>
+                      <w:rFonts w:ascii="Trebuchet MS" w:hAnsi="Trebuchet MS" w:cs="Arial"/>
+                      <w:sz w:val="21"/>
+                      <w:szCs w:val="21"/>
+                      <w:lang w:val="en-US"/>
+                    </w:rPr>
+                    <w:t xml:space="preserve"> cart products</w:t>
+                  </w:r>
+                  <w:r>
+                    <w:rPr>
+                      <w:rFonts w:ascii="Trebuchet MS" w:hAnsi="Trebuchet MS" w:cs="Arial"/>
+                      <w:sz w:val="21"/>
+                      <w:szCs w:val="21"/>
+                      <w:lang w:val="en-US"/>
+                    </w:rPr>
+                    <w:t xml:space="preserve">.  </w:t>
                   </w:r>
                 </w:p>
                 <w:p>
@@ -4183,17 +5116,62 @@
                       <w:rFonts w:ascii="Trebuchet MS" w:hAnsi="Trebuchet MS" w:cs="Arial"/>
                       <w:sz w:val="21"/>
                       <w:szCs w:val="21"/>
-                      <w:lang w:val="en"/>
-                    </w:rPr>
-                  </w:pPr>
-                  <w:r>
-                    <w:rPr>
-                      <w:rFonts w:ascii="Trebuchet MS" w:hAnsi="Trebuchet MS" w:cs="Arial"/>
-                      <w:sz w:val="21"/>
-                      <w:szCs w:val="21"/>
-                      <w:lang w:val="en"/>
-                    </w:rPr>
-                    <w:t xml:space="preserve">User can share its products to different social networking sites also. </w:t>
+                      <w:lang w:val="en-US"/>
+                    </w:rPr>
+                  </w:pPr>
+                  <w:r>
+                    <w:rPr>
+                      <w:rFonts w:ascii="Trebuchet MS" w:hAnsi="Trebuchet MS" w:cs="Arial"/>
+                      <w:sz w:val="21"/>
+                      <w:szCs w:val="21"/>
+                      <w:lang w:val="en-US"/>
+                    </w:rPr>
+                    <w:t>User</w:t>
+                  </w:r>
+                  <w:r>
+                    <w:rPr>
+                      <w:rFonts w:ascii="Trebuchet MS" w:hAnsi="Trebuchet MS" w:cs="Arial"/>
+                      <w:sz w:val="21"/>
+                      <w:szCs w:val="21"/>
+                      <w:lang w:val="en-US"/>
+                    </w:rPr>
+                    <w:t xml:space="preserve"> can share </w:t>
+                  </w:r>
+                  <w:r>
+                    <w:rPr>
+                      <w:rFonts w:ascii="Trebuchet MS" w:hAnsi="Trebuchet MS" w:cs="Arial"/>
+                      <w:sz w:val="21"/>
+                      <w:szCs w:val="21"/>
+                      <w:lang w:val="en-US"/>
+                    </w:rPr>
+                    <w:t>its</w:t>
+                  </w:r>
+                  <w:r>
+                    <w:rPr>
+                      <w:rFonts w:ascii="Trebuchet MS" w:hAnsi="Trebuchet MS" w:cs="Arial"/>
+                      <w:sz w:val="21"/>
+                      <w:szCs w:val="21"/>
+                      <w:lang w:val="en-US"/>
+                    </w:rPr>
+                    <w:t xml:space="preserve"> products </w:t>
+                  </w:r>
+                  <w:r>
+                    <w:rPr>
+                      <w:rFonts w:ascii="Trebuchet MS" w:hAnsi="Trebuchet MS" w:cs="Arial"/>
+                      <w:sz w:val="21"/>
+                      <w:szCs w:val="21"/>
+                      <w:lang w:val="en-US"/>
+                    </w:rPr>
+                    <w:t>to</w:t>
+                  </w:r>
+                  <w:r>
+                    <w:rPr>
+                      <w:rFonts w:ascii="Trebuchet MS" w:hAnsi="Trebuchet MS" w:cs="Arial"/>
+                      <w:sz w:val="21"/>
+                      <w:szCs w:val="21"/>
+                      <w:lang w:val="en-US"/>
+                    </w:rPr>
+                    <w:t xml:space="preserve"> different social networking sites also. </w:t>
                   </w:r>
                 </w:p>
                 <w:p>
@@ -4209,17 +5187,44 @@
                       <w:rFonts w:ascii="Trebuchet MS" w:hAnsi="Trebuchet MS" w:cs="Arial"/>
                       <w:sz w:val="21"/>
                       <w:szCs w:val="21"/>
-                      <w:lang w:val="en"/>
-                    </w:rPr>
-                  </w:pPr>
-                  <w:r>
-                    <w:rPr>
-                      <w:rFonts w:ascii="Trebuchet MS" w:hAnsi="Trebuchet MS" w:cs="Arial"/>
-                      <w:sz w:val="21"/>
-                      <w:szCs w:val="21"/>
-                      <w:lang w:val="en"/>
-                    </w:rPr>
-                    <w:t xml:space="preserve">User can check out with different payment modes. </w:t>
+                      <w:lang w:val="en-US"/>
+                    </w:rPr>
+                  </w:pPr>
+                  <w:r>
+                    <w:rPr>
+                      <w:rFonts w:ascii="Trebuchet MS" w:hAnsi="Trebuchet MS" w:cs="Arial"/>
+                      <w:sz w:val="21"/>
+                      <w:szCs w:val="21"/>
+                      <w:lang w:val="en-US"/>
+                    </w:rPr>
+                    <w:t>User</w:t>
+                  </w:r>
+                  <w:r>
+                    <w:rPr>
+                      <w:rFonts w:ascii="Trebuchet MS" w:hAnsi="Trebuchet MS" w:cs="Arial"/>
+                      <w:sz w:val="21"/>
+                      <w:szCs w:val="21"/>
+                      <w:lang w:val="en-US"/>
+                    </w:rPr>
+                    <w:t xml:space="preserve"> can check </w:t>
+                  </w:r>
+                  <w:r>
+                    <w:rPr>
+                      <w:rFonts w:ascii="Trebuchet MS" w:hAnsi="Trebuchet MS" w:cs="Arial"/>
+                      <w:sz w:val="21"/>
+                      <w:szCs w:val="21"/>
+                      <w:lang w:val="en-US"/>
+                    </w:rPr>
+                    <w:t>out with</w:t>
+                  </w:r>
+                  <w:r>
+                    <w:rPr>
+                      <w:rFonts w:ascii="Trebuchet MS" w:hAnsi="Trebuchet MS" w:cs="Arial"/>
+                      <w:sz w:val="21"/>
+                      <w:szCs w:val="21"/>
+                      <w:lang w:val="en-US"/>
+                    </w:rPr>
+                    <w:t xml:space="preserve"> different payment modes. </w:t>
                   </w:r>
                 </w:p>
                 <w:p>
@@ -4399,17 +5404,35 @@
                       <w:rFonts w:ascii="Trebuchet MS" w:hAnsi="Trebuchet MS" w:cs="Arial"/>
                       <w:sz w:val="21"/>
                       <w:szCs w:val="21"/>
-                      <w:lang w:val="en"/>
-                    </w:rPr>
-                  </w:pPr>
-                  <w:r>
-                    <w:rPr>
-                      <w:rFonts w:ascii="Trebuchet MS" w:hAnsi="Trebuchet MS" w:cs="Arial"/>
-                      <w:sz w:val="21"/>
-                      <w:szCs w:val="21"/>
-                      <w:lang w:val="en"/>
-                    </w:rPr>
-                    <w:t>Manage project team members, provide guidance, and support their professional development.</w:t>
+                      <w:lang w:val="en-US"/>
+                    </w:rPr>
+                  </w:pPr>
+                  <w:r>
+                    <w:rPr>
+                      <w:rFonts w:ascii="Trebuchet MS" w:hAnsi="Trebuchet MS" w:cs="Arial"/>
+                      <w:sz w:val="21"/>
+                      <w:szCs w:val="21"/>
+                      <w:lang w:val="en-US"/>
+                    </w:rPr>
+                    <w:t xml:space="preserve">Manage project team members, provide guidance, and </w:t>
+                  </w:r>
+                  <w:r>
+                    <w:rPr>
+                      <w:rFonts w:ascii="Trebuchet MS" w:hAnsi="Trebuchet MS" w:cs="Arial"/>
+                      <w:sz w:val="21"/>
+                      <w:szCs w:val="21"/>
+                      <w:lang w:val="en-US"/>
+                    </w:rPr>
+                    <w:t>support</w:t>
+                  </w:r>
+                  <w:r>
+                    <w:rPr>
+                      <w:rFonts w:ascii="Trebuchet MS" w:hAnsi="Trebuchet MS" w:cs="Arial"/>
+                      <w:sz w:val="21"/>
+                      <w:szCs w:val="21"/>
+                      <w:lang w:val="en-US"/>
+                    </w:rPr>
+                    <w:t xml:space="preserve"> their professional development.</w:t>
                   </w:r>
                 </w:p>
                 <w:p>
@@ -4425,17 +5448,35 @@
                       <w:rFonts w:ascii="Trebuchet MS" w:hAnsi="Trebuchet MS" w:cs="Arial"/>
                       <w:sz w:val="21"/>
                       <w:szCs w:val="21"/>
-                      <w:lang w:val="en"/>
-                    </w:rPr>
-                  </w:pPr>
-                  <w:r>
-                    <w:rPr>
-                      <w:rFonts w:ascii="Trebuchet MS" w:hAnsi="Trebuchet MS" w:cs="Arial"/>
-                      <w:sz w:val="21"/>
-                      <w:szCs w:val="21"/>
-                      <w:lang w:val="en"/>
-                    </w:rPr>
-                    <w:t>Manage changes to the project scope, schedule. Ensure that changes are documented and communicated to all relevant parties</w:t>
+                      <w:lang w:val="en-US"/>
+                    </w:rPr>
+                  </w:pPr>
+                  <w:r>
+                    <w:rPr>
+                      <w:rFonts w:ascii="Trebuchet MS" w:hAnsi="Trebuchet MS" w:cs="Arial"/>
+                      <w:sz w:val="21"/>
+                      <w:szCs w:val="21"/>
+                      <w:lang w:val="en-US"/>
+                    </w:rPr>
+                    <w:t xml:space="preserve">Manage changes to the project </w:t>
+                  </w:r>
+                  <w:r>
+                    <w:rPr>
+                      <w:rFonts w:ascii="Trebuchet MS" w:hAnsi="Trebuchet MS" w:cs="Arial"/>
+                      <w:sz w:val="21"/>
+                      <w:szCs w:val="21"/>
+                      <w:lang w:val="en-US"/>
+                    </w:rPr>
+                    <w:t>scope,</w:t>
+                  </w:r>
+                  <w:r>
+                    <w:rPr>
+                      <w:rFonts w:ascii="Trebuchet MS" w:hAnsi="Trebuchet MS" w:cs="Arial"/>
+                      <w:sz w:val="21"/>
+                      <w:szCs w:val="21"/>
+                      <w:lang w:val="en-US"/>
+                    </w:rPr>
+                    <w:t xml:space="preserve"> schedule. Ensure that changes are documented and communicated to all relevant parties</w:t>
                   </w:r>
                 </w:p>
                 <w:p>
@@ -4477,17 +5518,53 @@
                       <w:rFonts w:ascii="Trebuchet MS" w:hAnsi="Trebuchet MS" w:cs="Arial"/>
                       <w:sz w:val="21"/>
                       <w:szCs w:val="21"/>
-                      <w:lang w:val="en"/>
-                    </w:rPr>
-                  </w:pPr>
-                  <w:r>
-                    <w:rPr>
-                      <w:rFonts w:ascii="Trebuchet MS" w:hAnsi="Trebuchet MS" w:cs="Arial"/>
-                      <w:sz w:val="21"/>
-                      <w:szCs w:val="21"/>
-                      <w:lang w:val="en"/>
-                    </w:rPr>
-                    <w:t>Designed and implemented Product Catalog extensions, shopping cart customizations, Commerce Personalization and payment integrations along with various other third party Integrations.</w:t>
+                      <w:lang w:val="en-US"/>
+                    </w:rPr>
+                  </w:pPr>
+                  <w:r>
+                    <w:rPr>
+                      <w:rFonts w:ascii="Trebuchet MS" w:hAnsi="Trebuchet MS" w:cs="Arial"/>
+                      <w:sz w:val="21"/>
+                      <w:szCs w:val="21"/>
+                      <w:lang w:val="en-US"/>
+                    </w:rPr>
+                    <w:t xml:space="preserve">Designed and implemented Product Catalog extensions, shopping cart customizations, Commerce </w:t>
+                  </w:r>
+                  <w:r>
+                    <w:rPr>
+                      <w:rFonts w:ascii="Trebuchet MS" w:hAnsi="Trebuchet MS" w:cs="Arial"/>
+                      <w:sz w:val="21"/>
+                      <w:szCs w:val="21"/>
+                      <w:lang w:val="en-US"/>
+                    </w:rPr>
+                    <w:t>Personalization</w:t>
+                  </w:r>
+                  <w:r>
+                    <w:rPr>
+                      <w:rFonts w:ascii="Trebuchet MS" w:hAnsi="Trebuchet MS" w:cs="Arial"/>
+                      <w:sz w:val="21"/>
+                      <w:szCs w:val="21"/>
+                      <w:lang w:val="en-US"/>
+                    </w:rPr>
+                    <w:t xml:space="preserve"> and payment integrations along with various other </w:t>
+                  </w:r>
+                  <w:r>
+                    <w:rPr>
+                      <w:rFonts w:ascii="Trebuchet MS" w:hAnsi="Trebuchet MS" w:cs="Arial"/>
+                      <w:sz w:val="21"/>
+                      <w:szCs w:val="21"/>
+                      <w:lang w:val="en-US"/>
+                    </w:rPr>
+                    <w:t>third party</w:t>
+                  </w:r>
+                  <w:r>
+                    <w:rPr>
+                      <w:rFonts w:ascii="Trebuchet MS" w:hAnsi="Trebuchet MS" w:cs="Arial"/>
+                      <w:sz w:val="21"/>
+                      <w:szCs w:val="21"/>
+                      <w:lang w:val="en-US"/>
+                    </w:rPr>
+                    <w:t xml:space="preserve"> Integrations.</w:t>
                   </w:r>
                 </w:p>
                 <w:p>
@@ -4602,7 +5679,7 @@
               <w:tc>
                 <w:tcPr>
                   <w:tcW w:w="9122" w:type="dxa"/>
-                  <w:shd w:val="clear" w:color="auto" w:fill="FFFFFF"/>
+                  <w:shd w:val="clear" w:color="auto" w:fill="FFFFFF" w:themeFill="background1"/>
                   <w:tcMar>
                     <w:top w:w="30" w:type="dxa"/>
                     <w:left w:w="30" w:type="dxa"/>
@@ -4617,17 +5694,71 @@
                       <w:rFonts w:ascii="Trebuchet MS" w:hAnsi="Trebuchet MS" w:cs="Arial"/>
                       <w:sz w:val="21"/>
                       <w:szCs w:val="21"/>
-                      <w:lang w:val="en"/>
-                    </w:rPr>
-                  </w:pPr>
-                  <w:r>
-                    <w:rPr>
-                      <w:rFonts w:ascii="Trebuchet MS" w:hAnsi="Trebuchet MS" w:cs="Arial"/>
-                      <w:sz w:val="21"/>
-                      <w:szCs w:val="21"/>
-                      <w:lang w:val="en"/>
-                    </w:rPr>
-                    <w:t xml:space="preserve">It is B2C e-Commerce application. This application is designed to help the customers to buy a women accessory online. Customers enjoy various discounts for different products. This application will provide enormous features, some of the features are mentioned below, </w:t>
+                      <w:lang w:val="en-US"/>
+                    </w:rPr>
+                  </w:pPr>
+                  <w:r>
+                    <w:rPr>
+                      <w:rFonts w:ascii="Trebuchet MS" w:hAnsi="Trebuchet MS" w:cs="Arial"/>
+                      <w:sz w:val="21"/>
+                      <w:szCs w:val="21"/>
+                      <w:lang w:val="en-US"/>
+                    </w:rPr>
+                    <w:t xml:space="preserve">It is </w:t>
+                  </w:r>
+                  <w:r>
+                    <w:rPr>
+                      <w:rFonts w:ascii="Trebuchet MS" w:hAnsi="Trebuchet MS" w:cs="Arial"/>
+                      <w:sz w:val="21"/>
+                      <w:szCs w:val="21"/>
+                      <w:lang w:val="en-US"/>
+                    </w:rPr>
+                    <w:t>B2C</w:t>
+                  </w:r>
+                  <w:r>
+                    <w:rPr>
+                      <w:rFonts w:ascii="Trebuchet MS" w:hAnsi="Trebuchet MS" w:cs="Arial"/>
+                      <w:sz w:val="21"/>
+                      <w:szCs w:val="21"/>
+                      <w:lang w:val="en-US"/>
+                    </w:rPr>
+                    <w:t xml:space="preserve"> e-Commerce application. This application is designed to help the customers to buy a women accessory online. Customers enjoy various discounts </w:t>
+                  </w:r>
+                  <w:r>
+                    <w:rPr>
+                      <w:rFonts w:ascii="Trebuchet MS" w:hAnsi="Trebuchet MS" w:cs="Arial"/>
+                      <w:sz w:val="21"/>
+                      <w:szCs w:val="21"/>
+                      <w:lang w:val="en-US"/>
+                    </w:rPr>
+                    <w:t>for</w:t>
+                  </w:r>
+                  <w:r>
+                    <w:rPr>
+                      <w:rFonts w:ascii="Trebuchet MS" w:hAnsi="Trebuchet MS" w:cs="Arial"/>
+                      <w:sz w:val="21"/>
+                      <w:szCs w:val="21"/>
+                      <w:lang w:val="en-US"/>
+                    </w:rPr>
+                    <w:t xml:space="preserve"> </w:t>
+                  </w:r>
+                  <w:r>
+                    <w:rPr>
+                      <w:rFonts w:ascii="Trebuchet MS" w:hAnsi="Trebuchet MS" w:cs="Arial"/>
+                      <w:sz w:val="21"/>
+                      <w:szCs w:val="21"/>
+                      <w:lang w:val="en-US"/>
+                    </w:rPr>
+                    <w:t>different products</w:t>
+                  </w:r>
+                  <w:r>
+                    <w:rPr>
+                      <w:rFonts w:ascii="Trebuchet MS" w:hAnsi="Trebuchet MS" w:cs="Arial"/>
+                      <w:sz w:val="21"/>
+                      <w:szCs w:val="21"/>
+                      <w:lang w:val="en-US"/>
+                    </w:rPr>
+                    <w:t xml:space="preserve">. This application will provide enormous features, some of the features are mentioned below, </w:t>
                   </w:r>
                 </w:p>
                 <w:p>
@@ -4643,17 +5774,44 @@
                       <w:rFonts w:ascii="Trebuchet MS" w:hAnsi="Trebuchet MS" w:cs="Arial"/>
                       <w:sz w:val="21"/>
                       <w:szCs w:val="21"/>
-                      <w:lang w:val="en"/>
-                    </w:rPr>
-                  </w:pPr>
-                  <w:r>
-                    <w:rPr>
-                      <w:rFonts w:ascii="Trebuchet MS" w:hAnsi="Trebuchet MS" w:cs="Arial"/>
-                      <w:sz w:val="21"/>
-                      <w:szCs w:val="21"/>
-                      <w:lang w:val="en"/>
-                    </w:rPr>
-                    <w:t xml:space="preserve">User can browse products and sort them by category with its details. </w:t>
+                      <w:lang w:val="en-US"/>
+                    </w:rPr>
+                  </w:pPr>
+                  <w:r>
+                    <w:rPr>
+                      <w:rFonts w:ascii="Trebuchet MS" w:hAnsi="Trebuchet MS" w:cs="Arial"/>
+                      <w:sz w:val="21"/>
+                      <w:szCs w:val="21"/>
+                      <w:lang w:val="en-US"/>
+                    </w:rPr>
+                    <w:t>User</w:t>
+                  </w:r>
+                  <w:r>
+                    <w:rPr>
+                      <w:rFonts w:ascii="Trebuchet MS" w:hAnsi="Trebuchet MS" w:cs="Arial"/>
+                      <w:sz w:val="21"/>
+                      <w:szCs w:val="21"/>
+                      <w:lang w:val="en-US"/>
+                    </w:rPr>
+                    <w:t xml:space="preserve"> can browse products and sort them by category with </w:t>
+                  </w:r>
+                  <w:r>
+                    <w:rPr>
+                      <w:rFonts w:ascii="Trebuchet MS" w:hAnsi="Trebuchet MS" w:cs="Arial"/>
+                      <w:sz w:val="21"/>
+                      <w:szCs w:val="21"/>
+                      <w:lang w:val="en-US"/>
+                    </w:rPr>
+                    <w:t>its</w:t>
+                  </w:r>
+                  <w:r>
+                    <w:rPr>
+                      <w:rFonts w:ascii="Trebuchet MS" w:hAnsi="Trebuchet MS" w:cs="Arial"/>
+                      <w:sz w:val="21"/>
+                      <w:szCs w:val="21"/>
+                      <w:lang w:val="en-US"/>
+                    </w:rPr>
+                    <w:t xml:space="preserve"> details. </w:t>
                   </w:r>
                 </w:p>
                 <w:p>
@@ -4695,17 +5853,71 @@
                       <w:rFonts w:ascii="Trebuchet MS" w:hAnsi="Trebuchet MS" w:cs="Arial"/>
                       <w:sz w:val="21"/>
                       <w:szCs w:val="21"/>
-                      <w:lang w:val="en"/>
-                    </w:rPr>
-                  </w:pPr>
-                  <w:r>
-                    <w:rPr>
-                      <w:rFonts w:ascii="Trebuchet MS" w:hAnsi="Trebuchet MS" w:cs="Arial"/>
-                      <w:sz w:val="21"/>
-                      <w:szCs w:val="21"/>
-                      <w:lang w:val="en"/>
-                    </w:rPr>
-                    <w:t xml:space="preserve">User can make checkout of cart products.  </w:t>
+                      <w:lang w:val="en-US"/>
+                    </w:rPr>
+                  </w:pPr>
+                  <w:r>
+                    <w:rPr>
+                      <w:rFonts w:ascii="Trebuchet MS" w:hAnsi="Trebuchet MS" w:cs="Arial"/>
+                      <w:sz w:val="21"/>
+                      <w:szCs w:val="21"/>
+                      <w:lang w:val="en-US"/>
+                    </w:rPr>
+                    <w:t>User</w:t>
+                  </w:r>
+                  <w:r>
+                    <w:rPr>
+                      <w:rFonts w:ascii="Trebuchet MS" w:hAnsi="Trebuchet MS" w:cs="Arial"/>
+                      <w:sz w:val="21"/>
+                      <w:szCs w:val="21"/>
+                      <w:lang w:val="en-US"/>
+                    </w:rPr>
+                    <w:t xml:space="preserve"> </w:t>
+                  </w:r>
+                  <w:r>
+                    <w:rPr>
+                      <w:rFonts w:ascii="Trebuchet MS" w:hAnsi="Trebuchet MS" w:cs="Arial"/>
+                      <w:sz w:val="21"/>
+                      <w:szCs w:val="21"/>
+                      <w:lang w:val="en-US"/>
+                    </w:rPr>
+                    <w:t>can make</w:t>
+                  </w:r>
+                  <w:r>
+                    <w:rPr>
+                      <w:rFonts w:ascii="Trebuchet MS" w:hAnsi="Trebuchet MS" w:cs="Arial"/>
+                      <w:sz w:val="21"/>
+                      <w:szCs w:val="21"/>
+                      <w:lang w:val="en-US"/>
+                    </w:rPr>
+                    <w:t xml:space="preserve"> </w:t>
+                  </w:r>
+                  <w:r>
+                    <w:rPr>
+                      <w:rFonts w:ascii="Trebuchet MS" w:hAnsi="Trebuchet MS" w:cs="Arial"/>
+                      <w:sz w:val="21"/>
+                      <w:szCs w:val="21"/>
+                      <w:lang w:val="en-US"/>
+                    </w:rPr>
+                    <w:t>checkout of</w:t>
+                  </w:r>
+                  <w:r>
+                    <w:rPr>
+                      <w:rFonts w:ascii="Trebuchet MS" w:hAnsi="Trebuchet MS" w:cs="Arial"/>
+                      <w:sz w:val="21"/>
+                      <w:szCs w:val="21"/>
+                      <w:lang w:val="en-US"/>
+                    </w:rPr>
+                    <w:t xml:space="preserve"> cart products</w:t>
+                  </w:r>
+                  <w:r>
+                    <w:rPr>
+                      <w:rFonts w:ascii="Trebuchet MS" w:hAnsi="Trebuchet MS" w:cs="Arial"/>
+                      <w:sz w:val="21"/>
+                      <w:szCs w:val="21"/>
+                      <w:lang w:val="en-US"/>
+                    </w:rPr>
+                    <w:t xml:space="preserve">.  </w:t>
                   </w:r>
                 </w:p>
                 <w:p>
@@ -4721,18 +5933,62 @@
                       <w:rFonts w:ascii="Trebuchet MS" w:hAnsi="Trebuchet MS" w:cs="Arial"/>
                       <w:sz w:val="21"/>
                       <w:szCs w:val="21"/>
-                      <w:lang w:val="en"/>
-                    </w:rPr>
-                  </w:pPr>
-                  <w:r>
-                    <w:rPr>
-                      <w:rFonts w:ascii="Trebuchet MS" w:hAnsi="Trebuchet MS" w:cs="Arial"/>
-                      <w:sz w:val="21"/>
-                      <w:szCs w:val="21"/>
-                      <w:lang w:val="en"/>
-                    </w:rPr>
-                    <w:lastRenderedPageBreak/>
-                    <w:t xml:space="preserve">User can share its products to different social networking sites also. </w:t>
+                      <w:lang w:val="en-US"/>
+                    </w:rPr>
+                  </w:pPr>
+                  <w:r>
+                    <w:rPr>
+                      <w:rFonts w:ascii="Trebuchet MS" w:hAnsi="Trebuchet MS" w:cs="Arial"/>
+                      <w:sz w:val="21"/>
+                      <w:szCs w:val="21"/>
+                      <w:lang w:val="en-US"/>
+                    </w:rPr>
+                    <w:t>User</w:t>
+                  </w:r>
+                  <w:r>
+                    <w:rPr>
+                      <w:rFonts w:ascii="Trebuchet MS" w:hAnsi="Trebuchet MS" w:cs="Arial"/>
+                      <w:sz w:val="21"/>
+                      <w:szCs w:val="21"/>
+                      <w:lang w:val="en-US"/>
+                    </w:rPr>
+                    <w:t xml:space="preserve"> can share </w:t>
+                  </w:r>
+                  <w:r>
+                    <w:rPr>
+                      <w:rFonts w:ascii="Trebuchet MS" w:hAnsi="Trebuchet MS" w:cs="Arial"/>
+                      <w:sz w:val="21"/>
+                      <w:szCs w:val="21"/>
+                      <w:lang w:val="en-US"/>
+                    </w:rPr>
+                    <w:t>its</w:t>
+                  </w:r>
+                  <w:r>
+                    <w:rPr>
+                      <w:rFonts w:ascii="Trebuchet MS" w:hAnsi="Trebuchet MS" w:cs="Arial"/>
+                      <w:sz w:val="21"/>
+                      <w:szCs w:val="21"/>
+                      <w:lang w:val="en-US"/>
+                    </w:rPr>
+                    <w:t xml:space="preserve"> products </w:t>
+                  </w:r>
+                  <w:r>
+                    <w:rPr>
+                      <w:rFonts w:ascii="Trebuchet MS" w:hAnsi="Trebuchet MS" w:cs="Arial"/>
+                      <w:sz w:val="21"/>
+                      <w:szCs w:val="21"/>
+                      <w:lang w:val="en-US"/>
+                    </w:rPr>
+                    <w:t>to</w:t>
+                  </w:r>
+                  <w:r>
+                    <w:rPr>
+                      <w:rFonts w:ascii="Trebuchet MS" w:hAnsi="Trebuchet MS" w:cs="Arial"/>
+                      <w:sz w:val="21"/>
+                      <w:szCs w:val="21"/>
+                      <w:lang w:val="en-US"/>
+                    </w:rPr>
+                    <w:t xml:space="preserve"> different social networking sites also. </w:t>
                   </w:r>
                 </w:p>
                 <w:p>
@@ -4748,17 +6004,44 @@
                       <w:rFonts w:ascii="Trebuchet MS" w:hAnsi="Trebuchet MS" w:cs="Arial"/>
                       <w:sz w:val="21"/>
                       <w:szCs w:val="21"/>
-                      <w:lang w:val="en"/>
-                    </w:rPr>
-                  </w:pPr>
-                  <w:r>
-                    <w:rPr>
-                      <w:rFonts w:ascii="Trebuchet MS" w:hAnsi="Trebuchet MS" w:cs="Arial"/>
-                      <w:sz w:val="21"/>
-                      <w:szCs w:val="21"/>
-                      <w:lang w:val="en"/>
-                    </w:rPr>
-                    <w:t xml:space="preserve">User can check out with different payment modes. </w:t>
+                      <w:lang w:val="en-US"/>
+                    </w:rPr>
+                  </w:pPr>
+                  <w:r>
+                    <w:rPr>
+                      <w:rFonts w:ascii="Trebuchet MS" w:hAnsi="Trebuchet MS" w:cs="Arial"/>
+                      <w:sz w:val="21"/>
+                      <w:szCs w:val="21"/>
+                      <w:lang w:val="en-US"/>
+                    </w:rPr>
+                    <w:t>User</w:t>
+                  </w:r>
+                  <w:r>
+                    <w:rPr>
+                      <w:rFonts w:ascii="Trebuchet MS" w:hAnsi="Trebuchet MS" w:cs="Arial"/>
+                      <w:sz w:val="21"/>
+                      <w:szCs w:val="21"/>
+                      <w:lang w:val="en-US"/>
+                    </w:rPr>
+                    <w:t xml:space="preserve"> can check </w:t>
+                  </w:r>
+                  <w:r>
+                    <w:rPr>
+                      <w:rFonts w:ascii="Trebuchet MS" w:hAnsi="Trebuchet MS" w:cs="Arial"/>
+                      <w:sz w:val="21"/>
+                      <w:szCs w:val="21"/>
+                      <w:lang w:val="en-US"/>
+                    </w:rPr>
+                    <w:t>out with</w:t>
+                  </w:r>
+                  <w:r>
+                    <w:rPr>
+                      <w:rFonts w:ascii="Trebuchet MS" w:hAnsi="Trebuchet MS" w:cs="Arial"/>
+                      <w:sz w:val="21"/>
+                      <w:szCs w:val="21"/>
+                      <w:lang w:val="en-US"/>
+                    </w:rPr>
+                    <w:t xml:space="preserve"> different payment modes. </w:t>
                   </w:r>
                 </w:p>
                 <w:p>
@@ -4774,17 +6057,35 @@
                       <w:rFonts w:ascii="Trebuchet MS" w:hAnsi="Trebuchet MS" w:cs="Arial"/>
                       <w:sz w:val="21"/>
                       <w:szCs w:val="21"/>
-                      <w:lang w:val="en"/>
-                    </w:rPr>
-                  </w:pPr>
-                  <w:r>
-                    <w:rPr>
-                      <w:rFonts w:ascii="Trebuchet MS" w:hAnsi="Trebuchet MS" w:cs="Arial"/>
-                      <w:sz w:val="21"/>
-                      <w:szCs w:val="21"/>
-                      <w:lang w:val="en"/>
-                    </w:rPr>
-                    <w:t>User can purchase different gift cards also</w:t>
+                      <w:lang w:val="en-US"/>
+                    </w:rPr>
+                  </w:pPr>
+                  <w:r>
+                    <w:rPr>
+                      <w:rFonts w:ascii="Trebuchet MS" w:hAnsi="Trebuchet MS" w:cs="Arial"/>
+                      <w:sz w:val="21"/>
+                      <w:szCs w:val="21"/>
+                      <w:lang w:val="en-US"/>
+                    </w:rPr>
+                    <w:t xml:space="preserve">User can </w:t>
+                  </w:r>
+                  <w:r>
+                    <w:rPr>
+                      <w:rFonts w:ascii="Trebuchet MS" w:hAnsi="Trebuchet MS" w:cs="Arial"/>
+                      <w:sz w:val="21"/>
+                      <w:szCs w:val="21"/>
+                      <w:lang w:val="en-US"/>
+                    </w:rPr>
+                    <w:t>purchase</w:t>
+                  </w:r>
+                  <w:r>
+                    <w:rPr>
+                      <w:rFonts w:ascii="Trebuchet MS" w:hAnsi="Trebuchet MS" w:cs="Arial"/>
+                      <w:sz w:val="21"/>
+                      <w:szCs w:val="21"/>
+                      <w:lang w:val="en-US"/>
+                    </w:rPr>
+                    <w:t xml:space="preserve"> different gift cards also</w:t>
                   </w:r>
                 </w:p>
                 <w:p>
@@ -4903,17 +6204,62 @@
                       <w:rFonts w:ascii="Trebuchet MS" w:hAnsi="Trebuchet MS" w:cs="Arial"/>
                       <w:sz w:val="21"/>
                       <w:szCs w:val="21"/>
-                      <w:lang w:val="en"/>
-                    </w:rPr>
-                  </w:pPr>
-                  <w:r>
-                    <w:rPr>
-                      <w:rFonts w:ascii="Trebuchet MS" w:hAnsi="Trebuchet MS" w:cs="Arial"/>
-                      <w:sz w:val="21"/>
-                      <w:szCs w:val="21"/>
-                      <w:lang w:val="en"/>
-                    </w:rPr>
-                    <w:t>Analyzed system requirements and developed solutions to complex business challenges. Defined business and technical requirements. Directed full software life cycle with a mix of onshore/offshore resources.</w:t>
+                      <w:lang w:val="en-US"/>
+                    </w:rPr>
+                  </w:pPr>
+                  <w:r>
+                    <w:rPr>
+                      <w:rFonts w:ascii="Trebuchet MS" w:hAnsi="Trebuchet MS" w:cs="Arial"/>
+                      <w:sz w:val="21"/>
+                      <w:szCs w:val="21"/>
+                      <w:lang w:val="en-US"/>
+                    </w:rPr>
+                    <w:t>Analyzed</w:t>
+                  </w:r>
+                  <w:r>
+                    <w:rPr>
+                      <w:rFonts w:ascii="Trebuchet MS" w:hAnsi="Trebuchet MS" w:cs="Arial"/>
+                      <w:sz w:val="21"/>
+                      <w:szCs w:val="21"/>
+                      <w:lang w:val="en-US"/>
+                    </w:rPr>
+                    <w:t xml:space="preserve"> system requirements and </w:t>
+                  </w:r>
+                  <w:r>
+                    <w:rPr>
+                      <w:rFonts w:ascii="Trebuchet MS" w:hAnsi="Trebuchet MS" w:cs="Arial"/>
+                      <w:sz w:val="21"/>
+                      <w:szCs w:val="21"/>
+                      <w:lang w:val="en-US"/>
+                    </w:rPr>
+                    <w:t>developed</w:t>
+                  </w:r>
+                  <w:r>
+                    <w:rPr>
+                      <w:rFonts w:ascii="Trebuchet MS" w:hAnsi="Trebuchet MS" w:cs="Arial"/>
+                      <w:sz w:val="21"/>
+                      <w:szCs w:val="21"/>
+                      <w:lang w:val="en-US"/>
+                    </w:rPr>
+                    <w:t xml:space="preserve"> solutions to complex business challenges. Defined business and technical requirements. Directed </w:t>
+                  </w:r>
+                  <w:r>
+                    <w:rPr>
+                      <w:rFonts w:ascii="Trebuchet MS" w:hAnsi="Trebuchet MS" w:cs="Arial"/>
+                      <w:sz w:val="21"/>
+                      <w:szCs w:val="21"/>
+                      <w:lang w:val="en-US"/>
+                    </w:rPr>
+                    <w:t>full</w:t>
+                  </w:r>
+                  <w:r>
+                    <w:rPr>
+                      <w:rFonts w:ascii="Trebuchet MS" w:hAnsi="Trebuchet MS" w:cs="Arial"/>
+                      <w:sz w:val="21"/>
+                      <w:szCs w:val="21"/>
+                      <w:lang w:val="en-US"/>
+                    </w:rPr>
+                    <w:t xml:space="preserve"> software life cycle with a mix of onshore/offshore resources.</w:t>
                   </w:r>
                 </w:p>
                 <w:p>
@@ -4929,17 +6275,35 @@
                       <w:rFonts w:ascii="Trebuchet MS" w:hAnsi="Trebuchet MS" w:cs="Arial"/>
                       <w:sz w:val="21"/>
                       <w:szCs w:val="21"/>
-                      <w:lang w:val="en"/>
-                    </w:rPr>
-                  </w:pPr>
-                  <w:r>
-                    <w:rPr>
-                      <w:rFonts w:ascii="Trebuchet MS" w:hAnsi="Trebuchet MS" w:cs="Arial"/>
-                      <w:sz w:val="21"/>
-                      <w:szCs w:val="21"/>
-                      <w:lang w:val="en"/>
-                    </w:rPr>
-                    <w:t>Drove critical project governance initiatives while administering stakeholder expectations and providing frequent project progress statuses to internal stakeholders and client.</w:t>
+                      <w:lang w:val="en-US"/>
+                    </w:rPr>
+                  </w:pPr>
+                  <w:r>
+                    <w:rPr>
+                      <w:rFonts w:ascii="Trebuchet MS" w:hAnsi="Trebuchet MS" w:cs="Arial"/>
+                      <w:sz w:val="21"/>
+                      <w:szCs w:val="21"/>
+                      <w:lang w:val="en-US"/>
+                    </w:rPr>
+                    <w:t xml:space="preserve">Drove critical project governance initiatives while administering stakeholder expectations and providing frequent project progress statuses to internal stakeholders and </w:t>
+                  </w:r>
+                  <w:r>
+                    <w:rPr>
+                      <w:rFonts w:ascii="Trebuchet MS" w:hAnsi="Trebuchet MS" w:cs="Arial"/>
+                      <w:sz w:val="21"/>
+                      <w:szCs w:val="21"/>
+                      <w:lang w:val="en-US"/>
+                    </w:rPr>
+                    <w:t>client</w:t>
+                  </w:r>
+                  <w:r>
+                    <w:rPr>
+                      <w:rFonts w:ascii="Trebuchet MS" w:hAnsi="Trebuchet MS" w:cs="Arial"/>
+                      <w:sz w:val="21"/>
+                      <w:szCs w:val="21"/>
+                      <w:lang w:val="en-US"/>
+                    </w:rPr>
+                    <w:t>.</w:t>
                   </w:r>
                 </w:p>
                 <w:p>
@@ -4981,17 +6345,53 @@
                       <w:rFonts w:ascii="Trebuchet MS" w:hAnsi="Trebuchet MS" w:cs="Arial"/>
                       <w:sz w:val="21"/>
                       <w:szCs w:val="21"/>
-                      <w:lang w:val="en"/>
-                    </w:rPr>
-                  </w:pPr>
-                  <w:r>
-                    <w:rPr>
-                      <w:rFonts w:ascii="Trebuchet MS" w:hAnsi="Trebuchet MS" w:cs="Arial"/>
-                      <w:sz w:val="21"/>
-                      <w:szCs w:val="21"/>
-                      <w:lang w:val="en"/>
-                    </w:rPr>
-                    <w:t>Developed a new process design workflow to ensure on-time delivery of all solutions and within the budget leading to increase in monthly productivity.</w:t>
+                      <w:lang w:val="en-US"/>
+                    </w:rPr>
+                  </w:pPr>
+                  <w:r>
+                    <w:rPr>
+                      <w:rFonts w:ascii="Trebuchet MS" w:hAnsi="Trebuchet MS" w:cs="Arial"/>
+                      <w:sz w:val="21"/>
+                      <w:szCs w:val="21"/>
+                      <w:lang w:val="en-US"/>
+                    </w:rPr>
+                    <w:t xml:space="preserve">Developed a new process design workflow to ensure on-time delivery of all </w:t>
+                  </w:r>
+                  <w:r>
+                    <w:rPr>
+                      <w:rFonts w:ascii="Trebuchet MS" w:hAnsi="Trebuchet MS" w:cs="Arial"/>
+                      <w:sz w:val="21"/>
+                      <w:szCs w:val="21"/>
+                      <w:lang w:val="en-US"/>
+                    </w:rPr>
+                    <w:t>solutions and</w:t>
+                  </w:r>
+                  <w:r>
+                    <w:rPr>
+                      <w:rFonts w:ascii="Trebuchet MS" w:hAnsi="Trebuchet MS" w:cs="Arial"/>
+                      <w:sz w:val="21"/>
+                      <w:szCs w:val="21"/>
+                      <w:lang w:val="en-US"/>
+                    </w:rPr>
+                    <w:t xml:space="preserve"> within the budget leading to </w:t>
+                  </w:r>
+                  <w:r>
+                    <w:rPr>
+                      <w:rFonts w:ascii="Trebuchet MS" w:hAnsi="Trebuchet MS" w:cs="Arial"/>
+                      <w:sz w:val="21"/>
+                      <w:szCs w:val="21"/>
+                      <w:lang w:val="en-US"/>
+                    </w:rPr>
+                    <w:t>increase</w:t>
+                  </w:r>
+                  <w:r>
+                    <w:rPr>
+                      <w:rFonts w:ascii="Trebuchet MS" w:hAnsi="Trebuchet MS" w:cs="Arial"/>
+                      <w:sz w:val="21"/>
+                      <w:szCs w:val="21"/>
+                      <w:lang w:val="en-US"/>
+                    </w:rPr>
+                    <w:t xml:space="preserve"> in monthly productivity.</w:t>
                   </w:r>
                 </w:p>
                 <w:p>
@@ -5025,80 +6425,98 @@
                     <w:spacing w:after="0" w:line="360" w:lineRule="auto"/>
                     <w:rPr>
                       <w:rFonts w:ascii="Trebuchet MS" w:hAnsi="Trebuchet MS" w:cs="Arial"/>
-                      <w:b/>
-                      <w:sz w:val="21"/>
-                      <w:szCs w:val="21"/>
-                      <w:lang w:val="en"/>
-                    </w:rPr>
-                  </w:pPr>
-                  <w:r>
-                    <w:rPr>
-                      <w:rFonts w:ascii="Trebuchet MS" w:hAnsi="Trebuchet MS" w:cs="Arial"/>
-                      <w:b/>
-                      <w:sz w:val="21"/>
-                      <w:szCs w:val="21"/>
-                      <w:lang w:val="en"/>
-                    </w:rPr>
-                    <w:lastRenderedPageBreak/>
+                      <w:b w:val="1"/>
+                      <w:bCs w:val="1"/>
+                      <w:sz w:val="21"/>
+                      <w:szCs w:val="21"/>
+                      <w:lang w:val="en-US"/>
+                    </w:rPr>
+                  </w:pPr>
+                  <w:r>
+                    <w:rPr>
+                      <w:rFonts w:ascii="Trebuchet MS" w:hAnsi="Trebuchet MS" w:cs="Arial"/>
+                      <w:b w:val="1"/>
+                      <w:bCs w:val="1"/>
+                      <w:sz w:val="21"/>
+                      <w:szCs w:val="21"/>
+                      <w:lang w:val="en-US"/>
+                    </w:rPr>
                     <w:t>Vitamin Shoppe</w:t>
                   </w:r>
                   <w:r>
                     <w:rPr>
                       <w:rFonts w:ascii="Trebuchet MS" w:hAnsi="Trebuchet MS" w:cs="Arial"/>
-                      <w:b/>
-                      <w:sz w:val="21"/>
-                      <w:szCs w:val="21"/>
-                      <w:lang w:val="en"/>
+                      <w:b w:val="1"/>
+                      <w:bCs w:val="1"/>
+                      <w:sz w:val="21"/>
+                      <w:szCs w:val="21"/>
+                      <w:lang w:val="en-US"/>
                     </w:rPr>
                     <w:t xml:space="preserve"> </w:t>
                   </w:r>
                   <w:r>
                     <w:rPr>
                       <w:rFonts w:ascii="Trebuchet MS" w:hAnsi="Trebuchet MS" w:cs="Arial"/>
-                      <w:b/>
-                      <w:sz w:val="21"/>
-                      <w:szCs w:val="21"/>
-                      <w:lang w:val="en"/>
+                      <w:b w:val="1"/>
+                      <w:bCs w:val="1"/>
+                      <w:sz w:val="21"/>
+                      <w:szCs w:val="21"/>
+                      <w:lang w:val="en-US"/>
                     </w:rPr>
                     <w:t xml:space="preserve">( </w:t>
                   </w:r>
                   <w:r>
                     <w:rPr>
                       <w:rFonts w:ascii="Trebuchet MS" w:hAnsi="Trebuchet MS" w:cs="Arial"/>
-                      <w:b/>
-                      <w:sz w:val="21"/>
-                      <w:szCs w:val="21"/>
-                      <w:lang w:val="en"/>
-                    </w:rPr>
-                    <w:t>July 16</w:t>
-                  </w:r>
-                  <w:r>
-                    <w:rPr>
-                      <w:rFonts w:ascii="Trebuchet MS" w:hAnsi="Trebuchet MS" w:cs="Arial"/>
-                      <w:b/>
-                      <w:sz w:val="21"/>
-                      <w:szCs w:val="21"/>
-                      <w:lang w:val="en"/>
+                      <w:b w:val="1"/>
+                      <w:bCs w:val="1"/>
+                      <w:sz w:val="21"/>
+                      <w:szCs w:val="21"/>
+                      <w:lang w:val="en-US"/>
+                    </w:rPr>
+                    <w:t>July</w:t>
+                  </w:r>
+                  <w:r>
+                    <w:rPr>
+                      <w:rFonts w:ascii="Trebuchet MS" w:hAnsi="Trebuchet MS" w:cs="Arial"/>
+                      <w:b w:val="1"/>
+                      <w:bCs w:val="1"/>
+                      <w:sz w:val="21"/>
+                      <w:szCs w:val="21"/>
+                      <w:lang w:val="en-US"/>
+                    </w:rPr>
+                    <w:t xml:space="preserve"> 16</w:t>
+                  </w:r>
+                  <w:r>
+                    <w:rPr>
+                      <w:rFonts w:ascii="Trebuchet MS" w:hAnsi="Trebuchet MS" w:cs="Arial"/>
+                      <w:b w:val="1"/>
+                      <w:bCs w:val="1"/>
+                      <w:sz w:val="21"/>
+                      <w:szCs w:val="21"/>
+                      <w:lang w:val="en-US"/>
                     </w:rPr>
                     <w:t xml:space="preserve"> – </w:t>
                   </w:r>
                   <w:r>
                     <w:rPr>
                       <w:rFonts w:ascii="Trebuchet MS" w:hAnsi="Trebuchet MS" w:cs="Arial"/>
-                      <w:b/>
-                      <w:sz w:val="21"/>
-                      <w:szCs w:val="21"/>
-                      <w:lang w:val="en"/>
+                      <w:b w:val="1"/>
+                      <w:bCs w:val="1"/>
+                      <w:sz w:val="21"/>
+                      <w:szCs w:val="21"/>
+                      <w:lang w:val="en-US"/>
                     </w:rPr>
                     <w:t>Jun 19</w:t>
                   </w:r>
                   <w:r>
                     <w:rPr>
                       <w:rFonts w:ascii="Trebuchet MS" w:hAnsi="Trebuchet MS" w:cs="Arial"/>
-                      <w:b/>
-                      <w:sz w:val="21"/>
-                      <w:szCs w:val="21"/>
-                      <w:lang w:val="en"/>
+                      <w:b w:val="1"/>
+                      <w:bCs w:val="1"/>
+                      <w:sz w:val="21"/>
+                      <w:szCs w:val="21"/>
+                      <w:lang w:val="en-US"/>
                     </w:rPr>
                     <w:t>)</w:t>
                   </w:r>
@@ -5109,7 +6527,7 @@
               <w:tc>
                 <w:tcPr>
                   <w:tcW w:w="9122" w:type="dxa"/>
-                  <w:shd w:val="clear" w:color="auto" w:fill="FFFFFF"/>
+                  <w:shd w:val="clear" w:color="auto" w:fill="FFFFFF" w:themeFill="background1"/>
                   <w:tcMar>
                     <w:top w:w="30" w:type="dxa"/>
                     <w:left w:w="30" w:type="dxa"/>
@@ -5120,62 +6538,147 @@
                 </w:tcPr>
                 <w:p>
                   <w:pPr>
-                    <w:numPr>
-                      <w:ilvl w:val="12"/>
-                      <w:numId w:val="0"/>
-                    </w:numPr>
                     <w:spacing w:line="240" w:lineRule="atLeast"/>
                     <w:jc w:val="both"/>
                     <w:rPr>
                       <w:rFonts w:ascii="Trebuchet MS" w:hAnsi="Trebuchet MS" w:cs="Arial"/>
                       <w:sz w:val="21"/>
                       <w:szCs w:val="21"/>
-                      <w:lang w:val="en"/>
-                    </w:rPr>
-                  </w:pPr>
-                  <w:r>
-                    <w:rPr>
-                      <w:rFonts w:ascii="Trebuchet MS" w:hAnsi="Trebuchet MS" w:cs="Arial"/>
-                      <w:sz w:val="21"/>
-                      <w:szCs w:val="21"/>
-                      <w:lang w:val="en"/>
-                    </w:rPr>
-                    <w:t xml:space="preserve">It is B2C e-Commerce retail web and mobile application of healthcare domain. This application is designed to help the users to browse and place an order. It also includes the notification when user gets any offers. This application will provide enormous features along with lot of complex 3rd party integrations </w:t>
-                  </w:r>
-                </w:p>
-                <w:p>
-                  <w:pPr>
-                    <w:numPr>
-                      <w:ilvl w:val="12"/>
-                      <w:numId w:val="0"/>
-                    </w:numPr>
+                      <w:lang w:val="en-US"/>
+                    </w:rPr>
+                  </w:pPr>
+                  <w:r>
+                    <w:rPr>
+                      <w:rFonts w:ascii="Trebuchet MS" w:hAnsi="Trebuchet MS" w:cs="Arial"/>
+                      <w:sz w:val="21"/>
+                      <w:szCs w:val="21"/>
+                      <w:lang w:val="en-US"/>
+                    </w:rPr>
+                    <w:t xml:space="preserve">It is </w:t>
+                  </w:r>
+                  <w:r>
+                    <w:rPr>
+                      <w:rFonts w:ascii="Trebuchet MS" w:hAnsi="Trebuchet MS" w:cs="Arial"/>
+                      <w:sz w:val="21"/>
+                      <w:szCs w:val="21"/>
+                      <w:lang w:val="en-US"/>
+                    </w:rPr>
+                    <w:t>B2C</w:t>
+                  </w:r>
+                  <w:r>
+                    <w:rPr>
+                      <w:rFonts w:ascii="Trebuchet MS" w:hAnsi="Trebuchet MS" w:cs="Arial"/>
+                      <w:sz w:val="21"/>
+                      <w:szCs w:val="21"/>
+                      <w:lang w:val="en-US"/>
+                    </w:rPr>
+                    <w:t xml:space="preserve"> e-Commerce retail web and mobile application </w:t>
+                  </w:r>
+                  <w:r>
+                    <w:rPr>
+                      <w:rFonts w:ascii="Trebuchet MS" w:hAnsi="Trebuchet MS" w:cs="Arial"/>
+                      <w:sz w:val="21"/>
+                      <w:szCs w:val="21"/>
+                      <w:lang w:val="en-US"/>
+                    </w:rPr>
+                    <w:t>of</w:t>
+                  </w:r>
+                  <w:r>
+                    <w:rPr>
+                      <w:rFonts w:ascii="Trebuchet MS" w:hAnsi="Trebuchet MS" w:cs="Arial"/>
+                      <w:sz w:val="21"/>
+                      <w:szCs w:val="21"/>
+                      <w:lang w:val="en-US"/>
+                    </w:rPr>
+                    <w:t xml:space="preserve"> healthcare domain. This application is designed to help </w:t>
+                  </w:r>
+                  <w:r>
+                    <w:rPr>
+                      <w:rFonts w:ascii="Trebuchet MS" w:hAnsi="Trebuchet MS" w:cs="Arial"/>
+                      <w:sz w:val="21"/>
+                      <w:szCs w:val="21"/>
+                      <w:lang w:val="en-US"/>
+                    </w:rPr>
+                    <w:t>the users</w:t>
+                  </w:r>
+                  <w:r>
+                    <w:rPr>
+                      <w:rFonts w:ascii="Trebuchet MS" w:hAnsi="Trebuchet MS" w:cs="Arial"/>
+                      <w:sz w:val="21"/>
+                      <w:szCs w:val="21"/>
+                      <w:lang w:val="en-US"/>
+                    </w:rPr>
+                    <w:t xml:space="preserve"> </w:t>
+                  </w:r>
+                  <w:r>
+                    <w:rPr>
+                      <w:rFonts w:ascii="Trebuchet MS" w:hAnsi="Trebuchet MS" w:cs="Arial"/>
+                      <w:sz w:val="21"/>
+                      <w:szCs w:val="21"/>
+                      <w:lang w:val="en-US"/>
+                    </w:rPr>
+                    <w:t>to browse</w:t>
+                  </w:r>
+                  <w:r>
+                    <w:rPr>
+                      <w:rFonts w:ascii="Trebuchet MS" w:hAnsi="Trebuchet MS" w:cs="Arial"/>
+                      <w:sz w:val="21"/>
+                      <w:szCs w:val="21"/>
+                      <w:lang w:val="en-US"/>
+                    </w:rPr>
+                    <w:t xml:space="preserve"> and place an order. It also includes the notification when </w:t>
+                  </w:r>
+                  <w:r>
+                    <w:rPr>
+                      <w:rFonts w:ascii="Trebuchet MS" w:hAnsi="Trebuchet MS" w:cs="Arial"/>
+                      <w:sz w:val="21"/>
+                      <w:szCs w:val="21"/>
+                      <w:lang w:val="en-US"/>
+                    </w:rPr>
+                    <w:t>user</w:t>
+                  </w:r>
+                  <w:r>
+                    <w:rPr>
+                      <w:rFonts w:ascii="Trebuchet MS" w:hAnsi="Trebuchet MS" w:cs="Arial"/>
+                      <w:sz w:val="21"/>
+                      <w:szCs w:val="21"/>
+                      <w:lang w:val="en-US"/>
+                    </w:rPr>
+                    <w:t xml:space="preserve"> gets any offers. This application will provide enormous features along with lot of complex 3rd party integrations </w:t>
+                  </w:r>
+                </w:p>
+                <w:p>
+                  <w:pPr>
                     <w:spacing w:line="240" w:lineRule="atLeast"/>
                     <w:jc w:val="both"/>
                     <w:rPr>
                       <w:rFonts w:ascii="Trebuchet MS" w:hAnsi="Trebuchet MS" w:cs="Arial"/>
                       <w:sz w:val="21"/>
                       <w:szCs w:val="21"/>
-                      <w:lang w:val="en"/>
-                    </w:rPr>
-                  </w:pPr>
-                  <w:r>
-                    <w:rPr>
-                      <w:rFonts w:ascii="Trebuchet MS" w:hAnsi="Trebuchet MS" w:cs="Arial"/>
-                      <w:b/>
-                      <w:sz w:val="21"/>
-                      <w:szCs w:val="21"/>
-                      <w:lang w:val="en"/>
+                      <w:lang w:val="en-US"/>
+                    </w:rPr>
+                  </w:pPr>
+                  <w:r>
+                    <w:rPr>
+                      <w:rFonts w:ascii="Trebuchet MS" w:hAnsi="Trebuchet MS" w:cs="Arial"/>
+                      <w:b w:val="1"/>
+                      <w:bCs w:val="1"/>
+                      <w:sz w:val="21"/>
+                      <w:szCs w:val="21"/>
+                      <w:lang w:val="en-US"/>
                     </w:rPr>
                     <w:t>Languages:</w:t>
                   </w:r>
                   <w:r>
-                    <w:rPr>
-                      <w:rFonts w:ascii="Trebuchet MS" w:hAnsi="Trebuchet MS" w:cs="Arial"/>
-                      <w:sz w:val="21"/>
-                      <w:szCs w:val="21"/>
-                      <w:lang w:val="en"/>
-                    </w:rPr>
                     <w:tab/>
+                  </w:r>
+                  <w:r>
+                    <w:rPr>
+                      <w:rFonts w:ascii="Trebuchet MS" w:hAnsi="Trebuchet MS" w:cs="Arial"/>
+                      <w:sz w:val="21"/>
+                      <w:szCs w:val="21"/>
+                      <w:lang w:val="en-US"/>
+                    </w:rPr>
                     <w:t>Java, JSP, Servlets, Android</w:t>
                   </w:r>
                 </w:p>
@@ -5227,17 +6730,35 @@
                       <w:rFonts w:ascii="Trebuchet MS" w:hAnsi="Trebuchet MS" w:cs="Arial"/>
                       <w:sz w:val="21"/>
                       <w:szCs w:val="21"/>
-                      <w:lang w:val="en"/>
-                    </w:rPr>
-                  </w:pPr>
-                  <w:r>
-                    <w:rPr>
-                      <w:rFonts w:ascii="Trebuchet MS" w:hAnsi="Trebuchet MS" w:cs="Arial"/>
-                      <w:sz w:val="21"/>
-                      <w:szCs w:val="21"/>
-                      <w:lang w:val="en"/>
-                    </w:rPr>
-                    <w:t>Designed, coded, tested and debugged complex software while developing new and enhancing existing functionality. Established functional requirements and reviews solutions to ensure organizational needs are met.</w:t>
+                      <w:lang w:val="en-US"/>
+                    </w:rPr>
+                  </w:pPr>
+                  <w:r>
+                    <w:rPr>
+                      <w:rFonts w:ascii="Trebuchet MS" w:hAnsi="Trebuchet MS" w:cs="Arial"/>
+                      <w:sz w:val="21"/>
+                      <w:szCs w:val="21"/>
+                      <w:lang w:val="en-US"/>
+                    </w:rPr>
+                    <w:t xml:space="preserve">Designed, coded, </w:t>
+                  </w:r>
+                  <w:r>
+                    <w:rPr>
+                      <w:rFonts w:ascii="Trebuchet MS" w:hAnsi="Trebuchet MS" w:cs="Arial"/>
+                      <w:sz w:val="21"/>
+                      <w:szCs w:val="21"/>
+                      <w:lang w:val="en-US"/>
+                    </w:rPr>
+                    <w:t>tested</w:t>
+                  </w:r>
+                  <w:r>
+                    <w:rPr>
+                      <w:rFonts w:ascii="Trebuchet MS" w:hAnsi="Trebuchet MS" w:cs="Arial"/>
+                      <w:sz w:val="21"/>
+                      <w:szCs w:val="21"/>
+                      <w:lang w:val="en-US"/>
+                    </w:rPr>
+                    <w:t xml:space="preserve"> and debugged complex software while developing new and enhancing existing functionality. Established functional requirements and reviews solutions to ensure organizational needs are met.</w:t>
                   </w:r>
                 </w:p>
                 <w:p>
@@ -5279,17 +6800,53 @@
                       <w:rFonts w:ascii="Trebuchet MS" w:hAnsi="Trebuchet MS" w:cs="Arial"/>
                       <w:sz w:val="21"/>
                       <w:szCs w:val="21"/>
-                      <w:lang w:val="en"/>
-                    </w:rPr>
-                  </w:pPr>
-                  <w:r>
-                    <w:rPr>
-                      <w:rFonts w:ascii="Trebuchet MS" w:hAnsi="Trebuchet MS" w:cs="Arial"/>
-                      <w:sz w:val="21"/>
-                      <w:szCs w:val="21"/>
-                      <w:lang w:val="en"/>
-                    </w:rPr>
-                    <w:t>Authored the design documents consisting the high-level implementation details like technical descriptions, scope, etc. and low level designs like Algorithms, etc.</w:t>
+                      <w:lang w:val="en-US"/>
+                    </w:rPr>
+                  </w:pPr>
+                  <w:r>
+                    <w:rPr>
+                      <w:rFonts w:ascii="Trebuchet MS" w:hAnsi="Trebuchet MS" w:cs="Arial"/>
+                      <w:sz w:val="21"/>
+                      <w:szCs w:val="21"/>
+                      <w:lang w:val="en-US"/>
+                    </w:rPr>
+                    <w:t xml:space="preserve">Authored the design documents </w:t>
+                  </w:r>
+                  <w:r>
+                    <w:rPr>
+                      <w:rFonts w:ascii="Trebuchet MS" w:hAnsi="Trebuchet MS" w:cs="Arial"/>
+                      <w:sz w:val="21"/>
+                      <w:szCs w:val="21"/>
+                      <w:lang w:val="en-US"/>
+                    </w:rPr>
+                    <w:t>consisting</w:t>
+                  </w:r>
+                  <w:r>
+                    <w:rPr>
+                      <w:rFonts w:ascii="Trebuchet MS" w:hAnsi="Trebuchet MS" w:cs="Arial"/>
+                      <w:sz w:val="21"/>
+                      <w:szCs w:val="21"/>
+                      <w:lang w:val="en-US"/>
+                    </w:rPr>
+                    <w:t xml:space="preserve"> the high-level implementation details like technical descriptions, scope, etc. and </w:t>
+                  </w:r>
+                  <w:r>
+                    <w:rPr>
+                      <w:rFonts w:ascii="Trebuchet MS" w:hAnsi="Trebuchet MS" w:cs="Arial"/>
+                      <w:sz w:val="21"/>
+                      <w:szCs w:val="21"/>
+                      <w:lang w:val="en-US"/>
+                    </w:rPr>
+                    <w:t>low level</w:t>
+                  </w:r>
+                  <w:r>
+                    <w:rPr>
+                      <w:rFonts w:ascii="Trebuchet MS" w:hAnsi="Trebuchet MS" w:cs="Arial"/>
+                      <w:sz w:val="21"/>
+                      <w:szCs w:val="21"/>
+                      <w:lang w:val="en-US"/>
+                    </w:rPr>
+                    <w:t xml:space="preserve"> designs like Algorithms, etc.</w:t>
                   </w:r>
                 </w:p>
                 <w:p>
@@ -5361,119 +6918,142 @@
                     <w:spacing w:after="0" w:line="360" w:lineRule="auto"/>
                     <w:rPr>
                       <w:rFonts w:ascii="Trebuchet MS" w:hAnsi="Trebuchet MS" w:cs="Arial"/>
-                      <w:b/>
-                      <w:sz w:val="21"/>
-                      <w:szCs w:val="21"/>
-                      <w:lang w:val="en"/>
-                    </w:rPr>
-                  </w:pPr>
-                  <w:r>
-                    <w:rPr>
-                      <w:rFonts w:ascii="Trebuchet MS" w:hAnsi="Trebuchet MS" w:cs="Arial"/>
-                      <w:b/>
-                      <w:sz w:val="21"/>
-                      <w:szCs w:val="21"/>
-                      <w:lang w:val="en"/>
+                      <w:b w:val="1"/>
+                      <w:bCs w:val="1"/>
+                      <w:sz w:val="21"/>
+                      <w:szCs w:val="21"/>
+                      <w:lang w:val="en-US"/>
+                    </w:rPr>
+                  </w:pPr>
+                  <w:r>
+                    <w:rPr>
+                      <w:rFonts w:ascii="Trebuchet MS" w:hAnsi="Trebuchet MS" w:cs="Arial"/>
+                      <w:b w:val="1"/>
+                      <w:bCs w:val="1"/>
+                      <w:sz w:val="21"/>
+                      <w:szCs w:val="21"/>
+                      <w:lang w:val="en-US"/>
                     </w:rPr>
                     <w:t>Mason</w:t>
                   </w:r>
                   <w:r>
                     <w:rPr>
                       <w:rFonts w:ascii="Trebuchet MS" w:hAnsi="Trebuchet MS" w:cs="Arial"/>
-                      <w:b/>
-                      <w:sz w:val="21"/>
-                      <w:szCs w:val="21"/>
-                      <w:lang w:val="en"/>
+                      <w:b w:val="1"/>
+                      <w:bCs w:val="1"/>
+                      <w:sz w:val="21"/>
+                      <w:szCs w:val="21"/>
+                      <w:lang w:val="en-US"/>
                     </w:rPr>
                     <w:t xml:space="preserve"> </w:t>
                   </w:r>
                   <w:r>
                     <w:rPr>
                       <w:rFonts w:ascii="Trebuchet MS" w:hAnsi="Trebuchet MS" w:cs="Arial"/>
-                      <w:b/>
-                      <w:sz w:val="21"/>
-                      <w:szCs w:val="21"/>
-                      <w:lang w:val="en"/>
+                      <w:b w:val="1"/>
+                      <w:bCs w:val="1"/>
+                      <w:sz w:val="21"/>
+                      <w:szCs w:val="21"/>
+                      <w:lang w:val="en-US"/>
                     </w:rPr>
                     <w:t>(</w:t>
                   </w:r>
                   <w:r>
                     <w:rPr>
                       <w:rFonts w:ascii="Trebuchet MS" w:hAnsi="Trebuchet MS" w:cs="Arial"/>
-                      <w:b/>
-                      <w:sz w:val="21"/>
-                      <w:szCs w:val="21"/>
-                      <w:lang w:val="en"/>
+                      <w:b w:val="1"/>
+                      <w:bCs w:val="1"/>
+                      <w:sz w:val="21"/>
+                      <w:szCs w:val="21"/>
+                      <w:lang w:val="en-US"/>
                     </w:rPr>
                     <w:t>Sep</w:t>
                   </w:r>
                   <w:r>
                     <w:rPr>
                       <w:rFonts w:ascii="Trebuchet MS" w:hAnsi="Trebuchet MS" w:cs="Arial"/>
-                      <w:b/>
-                      <w:sz w:val="21"/>
-                      <w:szCs w:val="21"/>
-                      <w:lang w:val="en"/>
+                      <w:b w:val="1"/>
+                      <w:bCs w:val="1"/>
+                      <w:sz w:val="21"/>
+                      <w:szCs w:val="21"/>
+                      <w:lang w:val="en-US"/>
                     </w:rPr>
                     <w:t xml:space="preserve"> </w:t>
                   </w:r>
                   <w:r>
                     <w:rPr>
                       <w:rFonts w:ascii="Trebuchet MS" w:hAnsi="Trebuchet MS" w:cs="Arial"/>
-                      <w:b/>
-                      <w:sz w:val="21"/>
-                      <w:szCs w:val="21"/>
-                      <w:lang w:val="en"/>
+                      <w:b w:val="1"/>
+                      <w:bCs w:val="1"/>
+                      <w:sz w:val="21"/>
+                      <w:szCs w:val="21"/>
+                      <w:lang w:val="en-US"/>
                     </w:rPr>
                     <w:t xml:space="preserve">15 </w:t>
                   </w:r>
                   <w:r>
                     <w:rPr>
                       <w:rFonts w:ascii="Trebuchet MS" w:hAnsi="Trebuchet MS" w:cs="Arial"/>
-                      <w:b/>
-                      <w:sz w:val="21"/>
-                      <w:szCs w:val="21"/>
-                      <w:lang w:val="en"/>
-                    </w:rPr>
-                    <w:t xml:space="preserve">: </w:t>
-                  </w:r>
-                  <w:r>
-                    <w:rPr>
-                      <w:rFonts w:ascii="Trebuchet MS" w:hAnsi="Trebuchet MS" w:cs="Arial"/>
-                      <w:b/>
-                      <w:sz w:val="21"/>
-                      <w:szCs w:val="21"/>
-                      <w:lang w:val="en"/>
+                      <w:b w:val="1"/>
+                      <w:bCs w:val="1"/>
+                      <w:sz w:val="21"/>
+                      <w:szCs w:val="21"/>
+                      <w:lang w:val="en-US"/>
+                    </w:rPr>
+                    <w:t>:</w:t>
+                  </w:r>
+                  <w:r>
+                    <w:rPr>
+                      <w:rFonts w:ascii="Trebuchet MS" w:hAnsi="Trebuchet MS" w:cs="Arial"/>
+                      <w:b w:val="1"/>
+                      <w:bCs w:val="1"/>
+                      <w:sz w:val="21"/>
+                      <w:szCs w:val="21"/>
+                      <w:lang w:val="en-US"/>
+                    </w:rPr>
+                    <w:t xml:space="preserve"> </w:t>
+                  </w:r>
+                  <w:r>
+                    <w:rPr>
+                      <w:rFonts w:ascii="Trebuchet MS" w:hAnsi="Trebuchet MS" w:cs="Arial"/>
+                      <w:b w:val="1"/>
+                      <w:bCs w:val="1"/>
+                      <w:sz w:val="21"/>
+                      <w:szCs w:val="21"/>
+                      <w:lang w:val="en-US"/>
                     </w:rPr>
                     <w:t>Jun</w:t>
                   </w:r>
                   <w:r>
                     <w:rPr>
                       <w:rFonts w:ascii="Trebuchet MS" w:hAnsi="Trebuchet MS" w:cs="Arial"/>
-                      <w:b/>
-                      <w:sz w:val="21"/>
-                      <w:szCs w:val="21"/>
-                      <w:lang w:val="en"/>
+                      <w:b w:val="1"/>
+                      <w:bCs w:val="1"/>
+                      <w:sz w:val="21"/>
+                      <w:szCs w:val="21"/>
+                      <w:lang w:val="en-US"/>
                     </w:rPr>
                     <w:t xml:space="preserve"> </w:t>
                   </w:r>
                   <w:r>
                     <w:rPr>
                       <w:rFonts w:ascii="Trebuchet MS" w:hAnsi="Trebuchet MS" w:cs="Arial"/>
-                      <w:b/>
-                      <w:sz w:val="21"/>
-                      <w:szCs w:val="21"/>
-                      <w:lang w:val="en"/>
+                      <w:b w:val="1"/>
+                      <w:bCs w:val="1"/>
+                      <w:sz w:val="21"/>
+                      <w:szCs w:val="21"/>
+                      <w:lang w:val="en-US"/>
                     </w:rPr>
                     <w:t>16</w:t>
                   </w:r>
                   <w:r>
                     <w:rPr>
                       <w:rFonts w:ascii="Trebuchet MS" w:hAnsi="Trebuchet MS" w:cs="Arial"/>
-                      <w:b/>
-                      <w:sz w:val="21"/>
-                      <w:szCs w:val="21"/>
-                      <w:lang w:val="en"/>
+                      <w:b w:val="1"/>
+                      <w:bCs w:val="1"/>
+                      <w:sz w:val="21"/>
+                      <w:szCs w:val="21"/>
+                      <w:lang w:val="en-US"/>
                     </w:rPr>
                     <w:t>)</w:t>
                   </w:r>
@@ -5484,7 +7064,7 @@
               <w:tc>
                 <w:tcPr>
                   <w:tcW w:w="9122" w:type="dxa"/>
-                  <w:shd w:val="clear" w:color="auto" w:fill="FFFFFF"/>
+                  <w:shd w:val="clear" w:color="auto" w:fill="FFFFFF" w:themeFill="background1"/>
                   <w:tcMar>
                     <w:top w:w="30" w:type="dxa"/>
                     <w:left w:w="30" w:type="dxa"/>
@@ -5499,17 +7079,71 @@
                       <w:rFonts w:ascii="Trebuchet MS" w:hAnsi="Trebuchet MS" w:cs="Arial"/>
                       <w:sz w:val="21"/>
                       <w:szCs w:val="21"/>
-                      <w:lang w:val="en"/>
-                    </w:rPr>
-                  </w:pPr>
-                  <w:r>
-                    <w:rPr>
-                      <w:rFonts w:ascii="Trebuchet MS" w:hAnsi="Trebuchet MS" w:cs="Arial"/>
-                      <w:sz w:val="21"/>
-                      <w:szCs w:val="21"/>
-                      <w:lang w:val="en"/>
-                    </w:rPr>
-                    <w:t xml:space="preserve">It is an interface for customer care of ecommerce application. This application is designed to help the customers to recharge their ecommerce cards through customer care. The end users for this application are customer care employees, some of the features are mentioned below </w:t>
+                      <w:lang w:val="en-US"/>
+                    </w:rPr>
+                  </w:pPr>
+                  <w:r>
+                    <w:rPr>
+                      <w:rFonts w:ascii="Trebuchet MS" w:hAnsi="Trebuchet MS" w:cs="Arial"/>
+                      <w:sz w:val="21"/>
+                      <w:szCs w:val="21"/>
+                      <w:lang w:val="en-US"/>
+                    </w:rPr>
+                    <w:t xml:space="preserve">It is an interface for customer care of ecommerce </w:t>
+                  </w:r>
+                  <w:r>
+                    <w:rPr>
+                      <w:rFonts w:ascii="Trebuchet MS" w:hAnsi="Trebuchet MS" w:cs="Arial"/>
+                      <w:sz w:val="21"/>
+                      <w:szCs w:val="21"/>
+                      <w:lang w:val="en-US"/>
+                    </w:rPr>
+                    <w:t>application</w:t>
+                  </w:r>
+                  <w:r>
+                    <w:rPr>
+                      <w:rFonts w:ascii="Trebuchet MS" w:hAnsi="Trebuchet MS" w:cs="Arial"/>
+                      <w:sz w:val="21"/>
+                      <w:szCs w:val="21"/>
+                      <w:lang w:val="en-US"/>
+                    </w:rPr>
+                    <w:t xml:space="preserve">. This application is designed to help </w:t>
+                  </w:r>
+                  <w:r>
+                    <w:rPr>
+                      <w:rFonts w:ascii="Trebuchet MS" w:hAnsi="Trebuchet MS" w:cs="Arial"/>
+                      <w:sz w:val="21"/>
+                      <w:szCs w:val="21"/>
+                      <w:lang w:val="en-US"/>
+                    </w:rPr>
+                    <w:t>the customers</w:t>
+                  </w:r>
+                  <w:r>
+                    <w:rPr>
+                      <w:rFonts w:ascii="Trebuchet MS" w:hAnsi="Trebuchet MS" w:cs="Arial"/>
+                      <w:sz w:val="21"/>
+                      <w:szCs w:val="21"/>
+                      <w:lang w:val="en-US"/>
+                    </w:rPr>
+                    <w:t xml:space="preserve"> </w:t>
+                  </w:r>
+                  <w:r>
+                    <w:rPr>
+                      <w:rFonts w:ascii="Trebuchet MS" w:hAnsi="Trebuchet MS" w:cs="Arial"/>
+                      <w:sz w:val="21"/>
+                      <w:szCs w:val="21"/>
+                      <w:lang w:val="en-US"/>
+                    </w:rPr>
+                    <w:t>to recharge</w:t>
+                  </w:r>
+                  <w:r>
+                    <w:rPr>
+                      <w:rFonts w:ascii="Trebuchet MS" w:hAnsi="Trebuchet MS" w:cs="Arial"/>
+                      <w:sz w:val="21"/>
+                      <w:szCs w:val="21"/>
+                      <w:lang w:val="en-US"/>
+                    </w:rPr>
+                    <w:t xml:space="preserve"> their ecommerce cards through customer care. The end users for this application are customer care employees, some of the features are mentioned below </w:t>
                   </w:r>
                 </w:p>
                 <w:p>
@@ -5525,17 +7159,26 @@
                       <w:rFonts w:ascii="Trebuchet MS" w:hAnsi="Trebuchet MS" w:cs="Arial"/>
                       <w:sz w:val="21"/>
                       <w:szCs w:val="21"/>
-                      <w:lang w:val="en"/>
-                    </w:rPr>
-                  </w:pPr>
-                  <w:r>
-                    <w:rPr>
-                      <w:rFonts w:ascii="Trebuchet MS" w:hAnsi="Trebuchet MS" w:cs="Arial"/>
-                      <w:sz w:val="21"/>
-                      <w:szCs w:val="21"/>
-                      <w:lang w:val="en"/>
-                    </w:rPr>
-                    <w:t xml:space="preserve">Employee can recharge the amount of customer cards. </w:t>
+                      <w:lang w:val="en-US"/>
+                    </w:rPr>
+                  </w:pPr>
+                  <w:r>
+                    <w:rPr>
+                      <w:rFonts w:ascii="Trebuchet MS" w:hAnsi="Trebuchet MS" w:cs="Arial"/>
+                      <w:sz w:val="21"/>
+                      <w:szCs w:val="21"/>
+                      <w:lang w:val="en-US"/>
+                    </w:rPr>
+                    <w:t>Employee</w:t>
+                  </w:r>
+                  <w:r>
+                    <w:rPr>
+                      <w:rFonts w:ascii="Trebuchet MS" w:hAnsi="Trebuchet MS" w:cs="Arial"/>
+                      <w:sz w:val="21"/>
+                      <w:szCs w:val="21"/>
+                      <w:lang w:val="en-US"/>
+                    </w:rPr>
+                    <w:t xml:space="preserve"> can recharge the amount of customer cards. </w:t>
                   </w:r>
                 </w:p>
                 <w:p>
@@ -5577,17 +7220,35 @@
                       <w:rFonts w:ascii="Trebuchet MS" w:hAnsi="Trebuchet MS" w:cs="Arial"/>
                       <w:sz w:val="21"/>
                       <w:szCs w:val="21"/>
-                      <w:lang w:val="en"/>
-                    </w:rPr>
-                  </w:pPr>
-                  <w:r>
-                    <w:rPr>
-                      <w:rFonts w:ascii="Trebuchet MS" w:hAnsi="Trebuchet MS" w:cs="Arial"/>
-                      <w:sz w:val="21"/>
-                      <w:szCs w:val="21"/>
-                      <w:lang w:val="en"/>
-                    </w:rPr>
-                    <w:t xml:space="preserve">Implement the session timeout and account blocking after few tries. </w:t>
+                      <w:lang w:val="en-US"/>
+                    </w:rPr>
+                  </w:pPr>
+                  <w:r>
+                    <w:rPr>
+                      <w:rFonts w:ascii="Trebuchet MS" w:hAnsi="Trebuchet MS" w:cs="Arial"/>
+                      <w:sz w:val="21"/>
+                      <w:szCs w:val="21"/>
+                      <w:lang w:val="en-US"/>
+                    </w:rPr>
+                    <w:t xml:space="preserve">Implement the session timeout and account blocking after </w:t>
+                  </w:r>
+                  <w:r>
+                    <w:rPr>
+                      <w:rFonts w:ascii="Trebuchet MS" w:hAnsi="Trebuchet MS" w:cs="Arial"/>
+                      <w:sz w:val="21"/>
+                      <w:szCs w:val="21"/>
+                      <w:lang w:val="en-US"/>
+                    </w:rPr>
+                    <w:t>few</w:t>
+                  </w:r>
+                  <w:r>
+                    <w:rPr>
+                      <w:rFonts w:ascii="Trebuchet MS" w:hAnsi="Trebuchet MS" w:cs="Arial"/>
+                      <w:sz w:val="21"/>
+                      <w:szCs w:val="21"/>
+                      <w:lang w:val="en-US"/>
+                    </w:rPr>
+                    <w:t xml:space="preserve"> tries. </w:t>
                   </w:r>
                 </w:p>
                 <w:p>
@@ -5629,17 +7290,35 @@
                       <w:rFonts w:ascii="Trebuchet MS" w:hAnsi="Trebuchet MS" w:cs="Arial"/>
                       <w:sz w:val="21"/>
                       <w:szCs w:val="21"/>
-                      <w:lang w:val="en"/>
-                    </w:rPr>
-                  </w:pPr>
-                  <w:r>
-                    <w:rPr>
-                      <w:rFonts w:ascii="Trebuchet MS" w:hAnsi="Trebuchet MS" w:cs="Arial"/>
-                      <w:sz w:val="21"/>
-                      <w:szCs w:val="21"/>
-                      <w:lang w:val="en"/>
-                    </w:rPr>
-                    <w:t>Admin can assign different roles and permissions to different users.</w:t>
+                      <w:lang w:val="en-US"/>
+                    </w:rPr>
+                  </w:pPr>
+                  <w:r>
+                    <w:rPr>
+                      <w:rFonts w:ascii="Trebuchet MS" w:hAnsi="Trebuchet MS" w:cs="Arial"/>
+                      <w:sz w:val="21"/>
+                      <w:szCs w:val="21"/>
+                      <w:lang w:val="en-US"/>
+                    </w:rPr>
+                    <w:t xml:space="preserve">Admin can assign </w:t>
+                  </w:r>
+                  <w:r>
+                    <w:rPr>
+                      <w:rFonts w:ascii="Trebuchet MS" w:hAnsi="Trebuchet MS" w:cs="Arial"/>
+                      <w:sz w:val="21"/>
+                      <w:szCs w:val="21"/>
+                      <w:lang w:val="en-US"/>
+                    </w:rPr>
+                    <w:t>different roles</w:t>
+                  </w:r>
+                  <w:r>
+                    <w:rPr>
+                      <w:rFonts w:ascii="Trebuchet MS" w:hAnsi="Trebuchet MS" w:cs="Arial"/>
+                      <w:sz w:val="21"/>
+                      <w:szCs w:val="21"/>
+                      <w:lang w:val="en-US"/>
+                    </w:rPr>
+                    <w:t xml:space="preserve"> and permissions to different users.</w:t>
                   </w:r>
                 </w:p>
                 <w:p>
@@ -5768,35 +7447,51 @@
                       <w:rFonts w:ascii="Trebuchet MS" w:hAnsi="Trebuchet MS" w:cs="Arial"/>
                       <w:sz w:val="21"/>
                       <w:szCs w:val="21"/>
-                      <w:lang w:val="en"/>
-                    </w:rPr>
-                  </w:pPr>
-                  <w:r>
-                    <w:rPr>
-                      <w:rFonts w:ascii="Trebuchet MS" w:hAnsi="Trebuchet MS" w:cs="Arial"/>
-                      <w:sz w:val="21"/>
-                      <w:szCs w:val="21"/>
-                      <w:lang w:val="en"/>
-                    </w:rPr>
-                    <w:t xml:space="preserve">Successfully integrated multiple third party like payments, signified, FCM with micro service applications including breadcrumb generation as per product catalog, </w:t>
-                  </w:r>
-                  <w:proofErr w:type="spellStart"/>
-                  <w:r>
-                    <w:rPr>
-                      <w:rFonts w:ascii="Trebuchet MS" w:hAnsi="Trebuchet MS" w:cs="Arial"/>
-                      <w:sz w:val="21"/>
-                      <w:szCs w:val="21"/>
-                      <w:lang w:val="en"/>
+                      <w:lang w:val="en-US"/>
+                    </w:rPr>
+                  </w:pPr>
+                  <w:r>
+                    <w:rPr>
+                      <w:rFonts w:ascii="Trebuchet MS" w:hAnsi="Trebuchet MS" w:cs="Arial"/>
+                      <w:sz w:val="21"/>
+                      <w:szCs w:val="21"/>
+                      <w:lang w:val="en-US"/>
+                    </w:rPr>
+                    <w:t xml:space="preserve">Successfully integrated multiple third </w:t>
+                  </w:r>
+                  <w:r>
+                    <w:rPr>
+                      <w:rFonts w:ascii="Trebuchet MS" w:hAnsi="Trebuchet MS" w:cs="Arial"/>
+                      <w:sz w:val="21"/>
+                      <w:szCs w:val="21"/>
+                      <w:lang w:val="en-US"/>
+                    </w:rPr>
+                    <w:t>party</w:t>
+                  </w:r>
+                  <w:r>
+                    <w:rPr>
+                      <w:rFonts w:ascii="Trebuchet MS" w:hAnsi="Trebuchet MS" w:cs="Arial"/>
+                      <w:sz w:val="21"/>
+                      <w:szCs w:val="21"/>
+                      <w:lang w:val="en-US"/>
+                    </w:rPr>
+                    <w:t xml:space="preserve"> like payments, signified, FCM with micro service applications including breadcrumb generation as per product catalog, </w:t>
+                  </w:r>
+                  <w:r>
+                    <w:rPr>
+                      <w:rFonts w:ascii="Trebuchet MS" w:hAnsi="Trebuchet MS" w:cs="Arial"/>
+                      <w:sz w:val="21"/>
+                      <w:szCs w:val="21"/>
+                      <w:lang w:val="en-US"/>
                     </w:rPr>
                     <w:t>Paginaton</w:t>
                   </w:r>
-                  <w:proofErr w:type="spellEnd"/>
-                  <w:r>
-                    <w:rPr>
-                      <w:rFonts w:ascii="Trebuchet MS" w:hAnsi="Trebuchet MS" w:cs="Arial"/>
-                      <w:sz w:val="21"/>
-                      <w:szCs w:val="21"/>
-                      <w:lang w:val="en"/>
+                  <w:r>
+                    <w:rPr>
+                      <w:rFonts w:ascii="Trebuchet MS" w:hAnsi="Trebuchet MS" w:cs="Arial"/>
+                      <w:sz w:val="21"/>
+                      <w:szCs w:val="21"/>
+                      <w:lang w:val="en-US"/>
                     </w:rPr>
                     <w:t>, Faceting, Query Search, etc.</w:t>
                   </w:r>
@@ -5814,17 +7509,35 @@
                       <w:rFonts w:ascii="Trebuchet MS" w:hAnsi="Trebuchet MS" w:cs="Arial"/>
                       <w:sz w:val="21"/>
                       <w:szCs w:val="21"/>
-                      <w:lang w:val="en"/>
-                    </w:rPr>
-                  </w:pPr>
-                  <w:r>
-                    <w:rPr>
-                      <w:rFonts w:ascii="Trebuchet MS" w:hAnsi="Trebuchet MS" w:cs="Arial"/>
-                      <w:sz w:val="21"/>
-                      <w:szCs w:val="21"/>
-                      <w:lang w:val="en"/>
-                    </w:rPr>
-                    <w:t>Developed and managed the project plan, including project scope, development/delivery schedule, resource requirements and integration efforts ensuring successful product implementation.</w:t>
+                      <w:lang w:val="en-US"/>
+                    </w:rPr>
+                  </w:pPr>
+                  <w:r>
+                    <w:rPr>
+                      <w:rFonts w:ascii="Trebuchet MS" w:hAnsi="Trebuchet MS" w:cs="Arial"/>
+                      <w:sz w:val="21"/>
+                      <w:szCs w:val="21"/>
+                      <w:lang w:val="en-US"/>
+                    </w:rPr>
+                    <w:t xml:space="preserve">Developed and managed the project plan, including project scope, development/delivery schedule, resource </w:t>
+                  </w:r>
+                  <w:r>
+                    <w:rPr>
+                      <w:rFonts w:ascii="Trebuchet MS" w:hAnsi="Trebuchet MS" w:cs="Arial"/>
+                      <w:sz w:val="21"/>
+                      <w:szCs w:val="21"/>
+                      <w:lang w:val="en-US"/>
+                    </w:rPr>
+                    <w:t>requirements</w:t>
+                  </w:r>
+                  <w:r>
+                    <w:rPr>
+                      <w:rFonts w:ascii="Trebuchet MS" w:hAnsi="Trebuchet MS" w:cs="Arial"/>
+                      <w:sz w:val="21"/>
+                      <w:szCs w:val="21"/>
+                      <w:lang w:val="en-US"/>
+                    </w:rPr>
+                    <w:t xml:space="preserve"> and integration efforts ensuring successful product implementation.</w:t>
                   </w:r>
                 </w:p>
                 <w:p>
@@ -5840,17 +7553,98 @@
                       <w:rFonts w:ascii="Trebuchet MS" w:hAnsi="Trebuchet MS" w:cs="Arial"/>
                       <w:sz w:val="21"/>
                       <w:szCs w:val="21"/>
-                      <w:lang w:val="en"/>
-                    </w:rPr>
-                  </w:pPr>
-                  <w:r>
-                    <w:rPr>
-                      <w:rFonts w:ascii="Trebuchet MS" w:hAnsi="Trebuchet MS" w:cs="Arial"/>
-                      <w:sz w:val="21"/>
-                      <w:szCs w:val="21"/>
-                      <w:lang w:val="en"/>
-                    </w:rPr>
-                    <w:t>Identified, engaged and partnered with all decision makers and stakeholders as required throughout the project lifecycle, to include C-level/senior decision makers internally and within the industry in order to leverage as required.</w:t>
+                      <w:lang w:val="en-US"/>
+                    </w:rPr>
+                  </w:pPr>
+                  <w:r>
+                    <w:rPr>
+                      <w:rFonts w:ascii="Trebuchet MS" w:hAnsi="Trebuchet MS" w:cs="Arial"/>
+                      <w:sz w:val="21"/>
+                      <w:szCs w:val="21"/>
+                      <w:lang w:val="en-US"/>
+                    </w:rPr>
+                    <w:t>Identified</w:t>
+                  </w:r>
+                  <w:r>
+                    <w:rPr>
+                      <w:rFonts w:ascii="Trebuchet MS" w:hAnsi="Trebuchet MS" w:cs="Arial"/>
+                      <w:sz w:val="21"/>
+                      <w:szCs w:val="21"/>
+                      <w:lang w:val="en-US"/>
+                    </w:rPr>
+                    <w:t xml:space="preserve">, </w:t>
+                  </w:r>
+                  <w:r>
+                    <w:rPr>
+                      <w:rFonts w:ascii="Trebuchet MS" w:hAnsi="Trebuchet MS" w:cs="Arial"/>
+                      <w:sz w:val="21"/>
+                      <w:szCs w:val="21"/>
+                      <w:lang w:val="en-US"/>
+                    </w:rPr>
+                    <w:t>engaged</w:t>
+                  </w:r>
+                  <w:r>
+                    <w:rPr>
+                      <w:rFonts w:ascii="Trebuchet MS" w:hAnsi="Trebuchet MS" w:cs="Arial"/>
+                      <w:sz w:val="21"/>
+                      <w:szCs w:val="21"/>
+                      <w:lang w:val="en-US"/>
+                    </w:rPr>
+                    <w:t xml:space="preserve"> and partnered with all decision makers and stakeholders as required throughout the project lifecycle, to include C-level/senior decision makers internally and within the industry </w:t>
+                  </w:r>
+                  <w:r>
+                    <w:rPr>
+                      <w:rFonts w:ascii="Trebuchet MS" w:hAnsi="Trebuchet MS" w:cs="Arial"/>
+                      <w:sz w:val="21"/>
+                      <w:szCs w:val="21"/>
+                      <w:lang w:val="en-US"/>
+                    </w:rPr>
+                    <w:t>in order to</w:t>
+                  </w:r>
+                  <w:r>
+                    <w:rPr>
+                      <w:rFonts w:ascii="Trebuchet MS" w:hAnsi="Trebuchet MS" w:cs="Arial"/>
+                      <w:sz w:val="21"/>
+                      <w:szCs w:val="21"/>
+                      <w:lang w:val="en-US"/>
+                    </w:rPr>
+                    <w:t xml:space="preserve"> </w:t>
+                  </w:r>
+                  <w:r>
+                    <w:rPr>
+                      <w:rFonts w:ascii="Trebuchet MS" w:hAnsi="Trebuchet MS" w:cs="Arial"/>
+                      <w:sz w:val="21"/>
+                      <w:szCs w:val="21"/>
+                      <w:lang w:val="en-US"/>
+                    </w:rPr>
+                    <w:t>leverage</w:t>
+                  </w:r>
+                  <w:r>
+                    <w:rPr>
+                      <w:rFonts w:ascii="Trebuchet MS" w:hAnsi="Trebuchet MS" w:cs="Arial"/>
+                      <w:sz w:val="21"/>
+                      <w:szCs w:val="21"/>
+                      <w:lang w:val="en-US"/>
+                    </w:rPr>
+                    <w:t xml:space="preserve"> as </w:t>
+                  </w:r>
+                  <w:r>
+                    <w:rPr>
+                      <w:rFonts w:ascii="Trebuchet MS" w:hAnsi="Trebuchet MS" w:cs="Arial"/>
+                      <w:sz w:val="21"/>
+                      <w:szCs w:val="21"/>
+                      <w:lang w:val="en-US"/>
+                    </w:rPr>
+                    <w:t>required</w:t>
+                  </w:r>
+                  <w:r>
+                    <w:rPr>
+                      <w:rFonts w:ascii="Trebuchet MS" w:hAnsi="Trebuchet MS" w:cs="Arial"/>
+                      <w:sz w:val="21"/>
+                      <w:szCs w:val="21"/>
+                      <w:lang w:val="en-US"/>
+                    </w:rPr>
+                    <w:t>.</w:t>
                   </w:r>
                 </w:p>
                 <w:p>
@@ -5911,114 +7705,135 @@
                     <w:spacing w:after="0" w:line="360" w:lineRule="auto"/>
                     <w:rPr>
                       <w:rFonts w:ascii="Trebuchet MS" w:hAnsi="Trebuchet MS" w:cs="Arial"/>
-                      <w:b/>
-                      <w:sz w:val="21"/>
-                      <w:szCs w:val="21"/>
-                      <w:lang w:val="en"/>
-                    </w:rPr>
-                  </w:pPr>
-                  <w:r>
-                    <w:rPr>
-                      <w:rFonts w:ascii="Trebuchet MS" w:hAnsi="Trebuchet MS" w:cs="Arial"/>
-                      <w:b/>
-                      <w:sz w:val="21"/>
-                      <w:szCs w:val="21"/>
-                      <w:lang w:val="en"/>
-                    </w:rPr>
-                    <w:lastRenderedPageBreak/>
+                      <w:b w:val="1"/>
+                      <w:bCs w:val="1"/>
+                      <w:sz w:val="21"/>
+                      <w:szCs w:val="21"/>
+                      <w:lang w:val="en-US"/>
+                    </w:rPr>
+                  </w:pPr>
+                  <w:r>
+                    <w:rPr>
+                      <w:rFonts w:ascii="Trebuchet MS" w:hAnsi="Trebuchet MS" w:cs="Arial"/>
+                      <w:b w:val="1"/>
+                      <w:bCs w:val="1"/>
+                      <w:sz w:val="21"/>
+                      <w:szCs w:val="21"/>
+                      <w:lang w:val="en-US"/>
+                    </w:rPr>
                     <w:t xml:space="preserve">EMS </w:t>
                   </w:r>
                   <w:r>
                     <w:rPr>
                       <w:rFonts w:ascii="Trebuchet MS" w:hAnsi="Trebuchet MS" w:cs="Arial"/>
-                      <w:b/>
-                      <w:sz w:val="21"/>
-                      <w:szCs w:val="21"/>
-                      <w:lang w:val="en"/>
+                      <w:b w:val="1"/>
+                      <w:bCs w:val="1"/>
+                      <w:sz w:val="21"/>
+                      <w:szCs w:val="21"/>
+                      <w:lang w:val="en-US"/>
                     </w:rPr>
                     <w:t>(</w:t>
                   </w:r>
                   <w:r>
                     <w:rPr>
                       <w:rFonts w:ascii="Trebuchet MS" w:hAnsi="Trebuchet MS" w:cs="Arial"/>
-                      <w:b/>
-                      <w:sz w:val="21"/>
-                      <w:szCs w:val="21"/>
-                      <w:lang w:val="en"/>
+                      <w:b w:val="1"/>
+                      <w:bCs w:val="1"/>
+                      <w:sz w:val="21"/>
+                      <w:szCs w:val="21"/>
+                      <w:lang w:val="en-US"/>
                     </w:rPr>
                     <w:t>Nov</w:t>
                   </w:r>
                   <w:r>
                     <w:rPr>
                       <w:rFonts w:ascii="Trebuchet MS" w:hAnsi="Trebuchet MS" w:cs="Arial"/>
-                      <w:b/>
-                      <w:sz w:val="21"/>
-                      <w:szCs w:val="21"/>
-                      <w:lang w:val="en"/>
+                      <w:b w:val="1"/>
+                      <w:bCs w:val="1"/>
+                      <w:sz w:val="21"/>
+                      <w:szCs w:val="21"/>
+                      <w:lang w:val="en-US"/>
                     </w:rPr>
                     <w:t xml:space="preserve"> </w:t>
                   </w:r>
                   <w:r>
                     <w:rPr>
                       <w:rFonts w:ascii="Trebuchet MS" w:hAnsi="Trebuchet MS" w:cs="Arial"/>
-                      <w:b/>
-                      <w:sz w:val="21"/>
-                      <w:szCs w:val="21"/>
-                      <w:lang w:val="en"/>
+                      <w:b w:val="1"/>
+                      <w:bCs w:val="1"/>
+                      <w:sz w:val="21"/>
+                      <w:szCs w:val="21"/>
+                      <w:lang w:val="en-US"/>
                     </w:rPr>
                     <w:t>14</w:t>
                   </w:r>
                   <w:r>
                     <w:rPr>
                       <w:rFonts w:ascii="Trebuchet MS" w:hAnsi="Trebuchet MS" w:cs="Arial"/>
-                      <w:b/>
-                      <w:sz w:val="21"/>
-                      <w:szCs w:val="21"/>
-                      <w:lang w:val="en"/>
-                    </w:rPr>
-                    <w:t xml:space="preserve"> : </w:t>
-                  </w:r>
-                  <w:r>
-                    <w:rPr>
-                      <w:rFonts w:ascii="Trebuchet MS" w:hAnsi="Trebuchet MS" w:cs="Arial"/>
-                      <w:b/>
-                      <w:sz w:val="21"/>
-                      <w:szCs w:val="21"/>
-                      <w:lang w:val="en"/>
+                      <w:b w:val="1"/>
+                      <w:bCs w:val="1"/>
+                      <w:sz w:val="21"/>
+                      <w:szCs w:val="21"/>
+                      <w:lang w:val="en-US"/>
+                    </w:rPr>
+                    <w:t xml:space="preserve"> :</w:t>
+                  </w:r>
+                  <w:r>
+                    <w:rPr>
+                      <w:rFonts w:ascii="Trebuchet MS" w:hAnsi="Trebuchet MS" w:cs="Arial"/>
+                      <w:b w:val="1"/>
+                      <w:bCs w:val="1"/>
+                      <w:sz w:val="21"/>
+                      <w:szCs w:val="21"/>
+                      <w:lang w:val="en-US"/>
+                    </w:rPr>
+                    <w:t xml:space="preserve"> </w:t>
+                  </w:r>
+                  <w:r>
+                    <w:rPr>
+                      <w:rFonts w:ascii="Trebuchet MS" w:hAnsi="Trebuchet MS" w:cs="Arial"/>
+                      <w:b w:val="1"/>
+                      <w:bCs w:val="1"/>
+                      <w:sz w:val="21"/>
+                      <w:szCs w:val="21"/>
+                      <w:lang w:val="en-US"/>
                     </w:rPr>
                     <w:t>July</w:t>
                   </w:r>
                   <w:r>
                     <w:rPr>
                       <w:rFonts w:ascii="Trebuchet MS" w:hAnsi="Trebuchet MS" w:cs="Arial"/>
-                      <w:b/>
-                      <w:sz w:val="21"/>
-                      <w:szCs w:val="21"/>
-                      <w:lang w:val="en"/>
+                      <w:b w:val="1"/>
+                      <w:bCs w:val="1"/>
+                      <w:sz w:val="21"/>
+                      <w:szCs w:val="21"/>
+                      <w:lang w:val="en-US"/>
                     </w:rPr>
                     <w:t xml:space="preserve"> </w:t>
                   </w:r>
                   <w:r>
                     <w:rPr>
                       <w:rFonts w:ascii="Trebuchet MS" w:hAnsi="Trebuchet MS" w:cs="Arial"/>
-                      <w:b/>
-                      <w:sz w:val="21"/>
-                      <w:szCs w:val="21"/>
-                      <w:lang w:val="en"/>
+                      <w:b w:val="1"/>
+                      <w:bCs w:val="1"/>
+                      <w:sz w:val="21"/>
+                      <w:szCs w:val="21"/>
+                      <w:lang w:val="en-US"/>
                     </w:rPr>
                     <w:t>16</w:t>
                   </w:r>
                   <w:r>
                     <w:rPr>
                       <w:rFonts w:ascii="Trebuchet MS" w:hAnsi="Trebuchet MS" w:cs="Arial"/>
-                      <w:b/>
-                      <w:sz w:val="21"/>
-                      <w:szCs w:val="21"/>
-                      <w:lang w:val="en"/>
+                      <w:b w:val="1"/>
+                      <w:bCs w:val="1"/>
+                      <w:sz w:val="21"/>
+                      <w:szCs w:val="21"/>
+                      <w:lang w:val="en-US"/>
                     </w:rPr>
                     <w:t>)</w:t>
                   </w:r>
-                  <w:bookmarkStart w:id="0" w:name="_GoBack"/>
+                  <w:bookmarkStart w:name="_GoBack" w:id="0"/>
                   <w:bookmarkEnd w:id="0"/>
                 </w:p>
               </w:tc>
@@ -6027,7 +7842,7 @@
               <w:tc>
                 <w:tcPr>
                   <w:tcW w:w="9122" w:type="dxa"/>
-                  <w:shd w:val="clear" w:color="auto" w:fill="FFFFFF"/>
+                  <w:shd w:val="clear" w:color="auto" w:fill="FFFFFF" w:themeFill="background1"/>
                   <w:tcMar>
                     <w:top w:w="30" w:type="dxa"/>
                     <w:left w:w="30" w:type="dxa"/>
@@ -6044,17 +7859,179 @@
                       <w:rFonts w:ascii="Trebuchet MS" w:hAnsi="Trebuchet MS" w:cs="Arial"/>
                       <w:sz w:val="21"/>
                       <w:szCs w:val="21"/>
-                      <w:lang w:val="en"/>
-                    </w:rPr>
-                  </w:pPr>
-                  <w:r>
-                    <w:rPr>
-                      <w:rFonts w:ascii="Trebuchet MS" w:hAnsi="Trebuchet MS" w:cs="Arial"/>
-                      <w:sz w:val="21"/>
-                      <w:szCs w:val="21"/>
-                      <w:lang w:val="en"/>
-                    </w:rPr>
-                    <w:t xml:space="preserve">It is portal for a company. This application is designed to help the employees to manage their own data and HR can manage company’s data also. HR and Company’s Management manages Clients, Projects and staffing’s also. This application also has a mobile application which includes same functionality as of web. It also includes the notification when any user applies leave. This application will provide enormous features, some of the features are mentioned below,  </w:t>
+                      <w:lang w:val="en-US"/>
+                    </w:rPr>
+                  </w:pPr>
+                  <w:r>
+                    <w:rPr>
+                      <w:rFonts w:ascii="Trebuchet MS" w:hAnsi="Trebuchet MS" w:cs="Arial"/>
+                      <w:sz w:val="21"/>
+                      <w:szCs w:val="21"/>
+                      <w:lang w:val="en-US"/>
+                    </w:rPr>
+                    <w:t xml:space="preserve">It is </w:t>
+                  </w:r>
+                  <w:r>
+                    <w:rPr>
+                      <w:rFonts w:ascii="Trebuchet MS" w:hAnsi="Trebuchet MS" w:cs="Arial"/>
+                      <w:sz w:val="21"/>
+                      <w:szCs w:val="21"/>
+                      <w:lang w:val="en-US"/>
+                    </w:rPr>
+                    <w:t>portal</w:t>
+                  </w:r>
+                  <w:r>
+                    <w:rPr>
+                      <w:rFonts w:ascii="Trebuchet MS" w:hAnsi="Trebuchet MS" w:cs="Arial"/>
+                      <w:sz w:val="21"/>
+                      <w:szCs w:val="21"/>
+                      <w:lang w:val="en-US"/>
+                    </w:rPr>
+                    <w:t xml:space="preserve"> for a company. This application is designed to help the employees </w:t>
+                  </w:r>
+                  <w:r>
+                    <w:rPr>
+                      <w:rFonts w:ascii="Trebuchet MS" w:hAnsi="Trebuchet MS" w:cs="Arial"/>
+                      <w:sz w:val="21"/>
+                      <w:szCs w:val="21"/>
+                      <w:lang w:val="en-US"/>
+                    </w:rPr>
+                    <w:t>to manage</w:t>
+                  </w:r>
+                  <w:r>
+                    <w:rPr>
+                      <w:rFonts w:ascii="Trebuchet MS" w:hAnsi="Trebuchet MS" w:cs="Arial"/>
+                      <w:sz w:val="21"/>
+                      <w:szCs w:val="21"/>
+                      <w:lang w:val="en-US"/>
+                    </w:rPr>
+                    <w:t xml:space="preserve"> their own </w:t>
+                  </w:r>
+                  <w:r>
+                    <w:rPr>
+                      <w:rFonts w:ascii="Trebuchet MS" w:hAnsi="Trebuchet MS" w:cs="Arial"/>
+                      <w:sz w:val="21"/>
+                      <w:szCs w:val="21"/>
+                      <w:lang w:val="en-US"/>
+                    </w:rPr>
+                    <w:t>data</w:t>
+                  </w:r>
+                  <w:r>
+                    <w:rPr>
+                      <w:rFonts w:ascii="Trebuchet MS" w:hAnsi="Trebuchet MS" w:cs="Arial"/>
+                      <w:sz w:val="21"/>
+                      <w:szCs w:val="21"/>
+                      <w:lang w:val="en-US"/>
+                    </w:rPr>
+                    <w:t xml:space="preserve"> and HR can manage </w:t>
+                  </w:r>
+                  <w:r>
+                    <w:rPr>
+                      <w:rFonts w:ascii="Trebuchet MS" w:hAnsi="Trebuchet MS" w:cs="Arial"/>
+                      <w:sz w:val="21"/>
+                      <w:szCs w:val="21"/>
+                      <w:lang w:val="en-US"/>
+                    </w:rPr>
+                    <w:t>company’s</w:t>
+                  </w:r>
+                  <w:r>
+                    <w:rPr>
+                      <w:rFonts w:ascii="Trebuchet MS" w:hAnsi="Trebuchet MS" w:cs="Arial"/>
+                      <w:sz w:val="21"/>
+                      <w:szCs w:val="21"/>
+                      <w:lang w:val="en-US"/>
+                    </w:rPr>
+                    <w:t xml:space="preserve"> data also. HR and Company’s Management manages Clients, </w:t>
+                  </w:r>
+                  <w:r>
+                    <w:rPr>
+                      <w:rFonts w:ascii="Trebuchet MS" w:hAnsi="Trebuchet MS" w:cs="Arial"/>
+                      <w:sz w:val="21"/>
+                      <w:szCs w:val="21"/>
+                      <w:lang w:val="en-US"/>
+                    </w:rPr>
+                    <w:t>Projects</w:t>
+                  </w:r>
+                  <w:r>
+                    <w:rPr>
+                      <w:rFonts w:ascii="Trebuchet MS" w:hAnsi="Trebuchet MS" w:cs="Arial"/>
+                      <w:sz w:val="21"/>
+                      <w:szCs w:val="21"/>
+                      <w:lang w:val="en-US"/>
+                    </w:rPr>
+                    <w:t xml:space="preserve"> and </w:t>
+                  </w:r>
+                  <w:r>
+                    <w:rPr>
+                      <w:rFonts w:ascii="Trebuchet MS" w:hAnsi="Trebuchet MS" w:cs="Arial"/>
+                      <w:sz w:val="21"/>
+                      <w:szCs w:val="21"/>
+                      <w:lang w:val="en-US"/>
+                    </w:rPr>
+                    <w:t>staffing’s</w:t>
+                  </w:r>
+                  <w:r>
+                    <w:rPr>
+                      <w:rFonts w:ascii="Trebuchet MS" w:hAnsi="Trebuchet MS" w:cs="Arial"/>
+                      <w:sz w:val="21"/>
+                      <w:szCs w:val="21"/>
+                      <w:lang w:val="en-US"/>
+                    </w:rPr>
+                    <w:t xml:space="preserve"> also. This application also has a mobile application which includes </w:t>
+                  </w:r>
+                  <w:r>
+                    <w:rPr>
+                      <w:rFonts w:ascii="Trebuchet MS" w:hAnsi="Trebuchet MS" w:cs="Arial"/>
+                      <w:sz w:val="21"/>
+                      <w:szCs w:val="21"/>
+                      <w:lang w:val="en-US"/>
+                    </w:rPr>
+                    <w:t>same</w:t>
+                  </w:r>
+                  <w:r>
+                    <w:rPr>
+                      <w:rFonts w:ascii="Trebuchet MS" w:hAnsi="Trebuchet MS" w:cs="Arial"/>
+                      <w:sz w:val="21"/>
+                      <w:szCs w:val="21"/>
+                      <w:lang w:val="en-US"/>
+                    </w:rPr>
+                    <w:t xml:space="preserve"> functionality as </w:t>
+                  </w:r>
+                  <w:r>
+                    <w:rPr>
+                      <w:rFonts w:ascii="Trebuchet MS" w:hAnsi="Trebuchet MS" w:cs="Arial"/>
+                      <w:sz w:val="21"/>
+                      <w:szCs w:val="21"/>
+                      <w:lang w:val="en-US"/>
+                    </w:rPr>
+                    <w:t>of</w:t>
+                  </w:r>
+                  <w:r>
+                    <w:rPr>
+                      <w:rFonts w:ascii="Trebuchet MS" w:hAnsi="Trebuchet MS" w:cs="Arial"/>
+                      <w:sz w:val="21"/>
+                      <w:szCs w:val="21"/>
+                      <w:lang w:val="en-US"/>
+                    </w:rPr>
+                    <w:t xml:space="preserve"> web. It also includes the notification when any user applies </w:t>
+                  </w:r>
+                  <w:r>
+                    <w:rPr>
+                      <w:rFonts w:ascii="Trebuchet MS" w:hAnsi="Trebuchet MS" w:cs="Arial"/>
+                      <w:sz w:val="21"/>
+                      <w:szCs w:val="21"/>
+                      <w:lang w:val="en-US"/>
+                    </w:rPr>
+                    <w:t>leave</w:t>
+                  </w:r>
+                  <w:r>
+                    <w:rPr>
+                      <w:rFonts w:ascii="Trebuchet MS" w:hAnsi="Trebuchet MS" w:cs="Arial"/>
+                      <w:sz w:val="21"/>
+                      <w:szCs w:val="21"/>
+                      <w:lang w:val="en-US"/>
+                    </w:rPr>
+                    <w:t xml:space="preserve">. This application will provide enormous features, some of the features are mentioned below,  </w:t>
                   </w:r>
                 </w:p>
                 <w:p>
@@ -6122,24 +8099,42 @@
                       <w:rFonts w:ascii="Trebuchet MS" w:hAnsi="Trebuchet MS" w:cs="Arial"/>
                       <w:sz w:val="21"/>
                       <w:szCs w:val="21"/>
-                      <w:lang w:val="en"/>
-                    </w:rPr>
-                  </w:pPr>
-                  <w:r>
-                    <w:rPr>
-                      <w:rFonts w:ascii="Trebuchet MS" w:hAnsi="Trebuchet MS" w:cs="Arial"/>
-                      <w:sz w:val="21"/>
-                      <w:szCs w:val="21"/>
-                      <w:lang w:val="en"/>
-                    </w:rPr>
-                    <w:t xml:space="preserve">Project management to manage different staffing’s with </w:t>
-                  </w:r>
-                  <w:r>
-                    <w:rPr>
-                      <w:rFonts w:ascii="Trebuchet MS" w:hAnsi="Trebuchet MS" w:cs="Arial"/>
-                      <w:sz w:val="21"/>
-                      <w:szCs w:val="21"/>
-                      <w:lang w:val="en"/>
+                      <w:lang w:val="en-US"/>
+                    </w:rPr>
+                  </w:pPr>
+                  <w:r>
+                    <w:rPr>
+                      <w:rFonts w:ascii="Trebuchet MS" w:hAnsi="Trebuchet MS" w:cs="Arial"/>
+                      <w:sz w:val="21"/>
+                      <w:szCs w:val="21"/>
+                      <w:lang w:val="en-US"/>
+                    </w:rPr>
+                    <w:t xml:space="preserve">Project management to manage different </w:t>
+                  </w:r>
+                  <w:r>
+                    <w:rPr>
+                      <w:rFonts w:ascii="Trebuchet MS" w:hAnsi="Trebuchet MS" w:cs="Arial"/>
+                      <w:sz w:val="21"/>
+                      <w:szCs w:val="21"/>
+                      <w:lang w:val="en-US"/>
+                    </w:rPr>
+                    <w:t>staffing’s</w:t>
+                  </w:r>
+                  <w:r>
+                    <w:rPr>
+                      <w:rFonts w:ascii="Trebuchet MS" w:hAnsi="Trebuchet MS" w:cs="Arial"/>
+                      <w:sz w:val="21"/>
+                      <w:szCs w:val="21"/>
+                      <w:lang w:val="en-US"/>
+                    </w:rPr>
+                    <w:t xml:space="preserve"> with </w:t>
+                  </w:r>
+                  <w:r>
+                    <w:rPr>
+                      <w:rFonts w:ascii="Trebuchet MS" w:hAnsi="Trebuchet MS" w:cs="Arial"/>
+                      <w:sz w:val="21"/>
+                      <w:szCs w:val="21"/>
+                      <w:lang w:val="en-US"/>
                     </w:rPr>
                     <w:t>associated client and projects.</w:t>
                   </w:r>
@@ -6157,17 +8152,26 @@
                       <w:rFonts w:ascii="Trebuchet MS" w:hAnsi="Trebuchet MS" w:cs="Arial"/>
                       <w:sz w:val="21"/>
                       <w:szCs w:val="21"/>
-                      <w:lang w:val="en"/>
-                    </w:rPr>
-                  </w:pPr>
-                  <w:r>
-                    <w:rPr>
-                      <w:rFonts w:ascii="Trebuchet MS" w:hAnsi="Trebuchet MS" w:cs="Arial"/>
-                      <w:sz w:val="21"/>
-                      <w:szCs w:val="21"/>
-                      <w:lang w:val="en"/>
-                    </w:rPr>
-                    <w:t xml:space="preserve">Employee can perform different operations based on assigned roles and permissions. </w:t>
+                      <w:lang w:val="en-US"/>
+                    </w:rPr>
+                  </w:pPr>
+                  <w:r>
+                    <w:rPr>
+                      <w:rFonts w:ascii="Trebuchet MS" w:hAnsi="Trebuchet MS" w:cs="Arial"/>
+                      <w:sz w:val="21"/>
+                      <w:szCs w:val="21"/>
+                      <w:lang w:val="en-US"/>
+                    </w:rPr>
+                    <w:t>Employee</w:t>
+                  </w:r>
+                  <w:r>
+                    <w:rPr>
+                      <w:rFonts w:ascii="Trebuchet MS" w:hAnsi="Trebuchet MS" w:cs="Arial"/>
+                      <w:sz w:val="21"/>
+                      <w:szCs w:val="21"/>
+                      <w:lang w:val="en-US"/>
+                    </w:rPr>
+                    <w:t xml:space="preserve"> can perform different operations based on assigned roles and permissions. </w:t>
                   </w:r>
                 </w:p>
                 <w:p>
@@ -6183,17 +8187,44 @@
                       <w:rFonts w:ascii="Trebuchet MS" w:hAnsi="Trebuchet MS" w:cs="Arial"/>
                       <w:sz w:val="21"/>
                       <w:szCs w:val="21"/>
-                      <w:lang w:val="en"/>
-                    </w:rPr>
-                  </w:pPr>
-                  <w:r>
-                    <w:rPr>
-                      <w:rFonts w:ascii="Trebuchet MS" w:hAnsi="Trebuchet MS" w:cs="Arial"/>
-                      <w:sz w:val="21"/>
-                      <w:szCs w:val="21"/>
-                      <w:lang w:val="en"/>
-                    </w:rPr>
-                    <w:t xml:space="preserve">Employee can view their associated projects, clients and staffing. </w:t>
+                      <w:lang w:val="en-US"/>
+                    </w:rPr>
+                  </w:pPr>
+                  <w:r>
+                    <w:rPr>
+                      <w:rFonts w:ascii="Trebuchet MS" w:hAnsi="Trebuchet MS" w:cs="Arial"/>
+                      <w:sz w:val="21"/>
+                      <w:szCs w:val="21"/>
+                      <w:lang w:val="en-US"/>
+                    </w:rPr>
+                    <w:t>Employee</w:t>
+                  </w:r>
+                  <w:r>
+                    <w:rPr>
+                      <w:rFonts w:ascii="Trebuchet MS" w:hAnsi="Trebuchet MS" w:cs="Arial"/>
+                      <w:sz w:val="21"/>
+                      <w:szCs w:val="21"/>
+                      <w:lang w:val="en-US"/>
+                    </w:rPr>
+                    <w:t xml:space="preserve"> can view their associated projects, </w:t>
+                  </w:r>
+                  <w:r>
+                    <w:rPr>
+                      <w:rFonts w:ascii="Trebuchet MS" w:hAnsi="Trebuchet MS" w:cs="Arial"/>
+                      <w:sz w:val="21"/>
+                      <w:szCs w:val="21"/>
+                      <w:lang w:val="en-US"/>
+                    </w:rPr>
+                    <w:t>clients</w:t>
+                  </w:r>
+                  <w:r>
+                    <w:rPr>
+                      <w:rFonts w:ascii="Trebuchet MS" w:hAnsi="Trebuchet MS" w:cs="Arial"/>
+                      <w:sz w:val="21"/>
+                      <w:szCs w:val="21"/>
+                      <w:lang w:val="en-US"/>
+                    </w:rPr>
+                    <w:t xml:space="preserve"> and staffing. </w:t>
                   </w:r>
                 </w:p>
                 <w:p>
@@ -6209,17 +8240,44 @@
                       <w:rFonts w:ascii="Trebuchet MS" w:hAnsi="Trebuchet MS" w:cs="Arial"/>
                       <w:sz w:val="21"/>
                       <w:szCs w:val="21"/>
-                      <w:lang w:val="en"/>
-                    </w:rPr>
-                  </w:pPr>
-                  <w:r>
-                    <w:rPr>
-                      <w:rFonts w:ascii="Trebuchet MS" w:hAnsi="Trebuchet MS" w:cs="Arial"/>
-                      <w:sz w:val="21"/>
-                      <w:szCs w:val="21"/>
-                      <w:lang w:val="en"/>
-                    </w:rPr>
-                    <w:t xml:space="preserve">Employee get a notification when its leaves get approved or rejected by the approver. </w:t>
+                      <w:lang w:val="en-US"/>
+                    </w:rPr>
+                  </w:pPr>
+                  <w:r>
+                    <w:rPr>
+                      <w:rFonts w:ascii="Trebuchet MS" w:hAnsi="Trebuchet MS" w:cs="Arial"/>
+                      <w:sz w:val="21"/>
+                      <w:szCs w:val="21"/>
+                      <w:lang w:val="en-US"/>
+                    </w:rPr>
+                    <w:t>Employee</w:t>
+                  </w:r>
+                  <w:r>
+                    <w:rPr>
+                      <w:rFonts w:ascii="Trebuchet MS" w:hAnsi="Trebuchet MS" w:cs="Arial"/>
+                      <w:sz w:val="21"/>
+                      <w:szCs w:val="21"/>
+                      <w:lang w:val="en-US"/>
+                    </w:rPr>
+                    <w:t xml:space="preserve"> get a notification when </w:t>
+                  </w:r>
+                  <w:r>
+                    <w:rPr>
+                      <w:rFonts w:ascii="Trebuchet MS" w:hAnsi="Trebuchet MS" w:cs="Arial"/>
+                      <w:sz w:val="21"/>
+                      <w:szCs w:val="21"/>
+                      <w:lang w:val="en-US"/>
+                    </w:rPr>
+                    <w:t>its</w:t>
+                  </w:r>
+                  <w:r>
+                    <w:rPr>
+                      <w:rFonts w:ascii="Trebuchet MS" w:hAnsi="Trebuchet MS" w:cs="Arial"/>
+                      <w:sz w:val="21"/>
+                      <w:szCs w:val="21"/>
+                      <w:lang w:val="en-US"/>
+                    </w:rPr>
+                    <w:t xml:space="preserve"> leaves get approved or rejected by the approver. </w:t>
                   </w:r>
                 </w:p>
                 <w:p>
@@ -6364,17 +8422,35 @@
                       <w:rFonts w:ascii="Trebuchet MS" w:hAnsi="Trebuchet MS" w:cs="Arial"/>
                       <w:sz w:val="21"/>
                       <w:szCs w:val="21"/>
-                      <w:lang w:val="en"/>
-                    </w:rPr>
-                  </w:pPr>
-                  <w:r>
-                    <w:rPr>
-                      <w:rFonts w:ascii="Trebuchet MS" w:hAnsi="Trebuchet MS" w:cs="Arial"/>
-                      <w:sz w:val="21"/>
-                      <w:szCs w:val="21"/>
-                      <w:lang w:val="en"/>
-                    </w:rPr>
-                    <w:t xml:space="preserve">Planned, designed and implemented applications for CRM, a web portal for employee management and staffing forecasting. </w:t>
+                      <w:lang w:val="en-US"/>
+                    </w:rPr>
+                  </w:pPr>
+                  <w:r>
+                    <w:rPr>
+                      <w:rFonts w:ascii="Trebuchet MS" w:hAnsi="Trebuchet MS" w:cs="Arial"/>
+                      <w:sz w:val="21"/>
+                      <w:szCs w:val="21"/>
+                      <w:lang w:val="en-US"/>
+                    </w:rPr>
+                    <w:t xml:space="preserve">Planned, </w:t>
+                  </w:r>
+                  <w:r>
+                    <w:rPr>
+                      <w:rFonts w:ascii="Trebuchet MS" w:hAnsi="Trebuchet MS" w:cs="Arial"/>
+                      <w:sz w:val="21"/>
+                      <w:szCs w:val="21"/>
+                      <w:lang w:val="en-US"/>
+                    </w:rPr>
+                    <w:t>designed</w:t>
+                  </w:r>
+                  <w:r>
+                    <w:rPr>
+                      <w:rFonts w:ascii="Trebuchet MS" w:hAnsi="Trebuchet MS" w:cs="Arial"/>
+                      <w:sz w:val="21"/>
+                      <w:szCs w:val="21"/>
+                      <w:lang w:val="en-US"/>
+                    </w:rPr>
+                    <w:t xml:space="preserve"> and implemented applications for CRM, a web portal for employee management and staffing forecasting. </w:t>
                   </w:r>
                 </w:p>
                 <w:p>
@@ -6390,35 +8466,33 @@
                       <w:rFonts w:ascii="Trebuchet MS" w:hAnsi="Trebuchet MS" w:cs="Arial"/>
                       <w:sz w:val="21"/>
                       <w:szCs w:val="21"/>
-                      <w:lang w:val="en"/>
-                    </w:rPr>
-                  </w:pPr>
-                  <w:r>
-                    <w:rPr>
-                      <w:rFonts w:ascii="Trebuchet MS" w:hAnsi="Trebuchet MS" w:cs="Arial"/>
-                      <w:sz w:val="21"/>
-                      <w:szCs w:val="21"/>
-                      <w:lang w:val="en"/>
+                      <w:lang w:val="en-US"/>
+                    </w:rPr>
+                  </w:pPr>
+                  <w:r>
+                    <w:rPr>
+                      <w:rFonts w:ascii="Trebuchet MS" w:hAnsi="Trebuchet MS" w:cs="Arial"/>
+                      <w:sz w:val="21"/>
+                      <w:szCs w:val="21"/>
+                      <w:lang w:val="en-US"/>
                     </w:rPr>
                     <w:t xml:space="preserve">Developed and implemented multiple features involving Profiles, leave management, staffing management and its forecasting, Apache </w:t>
                   </w:r>
-                  <w:proofErr w:type="spellStart"/>
-                  <w:r>
-                    <w:rPr>
-                      <w:rFonts w:ascii="Trebuchet MS" w:hAnsi="Trebuchet MS" w:cs="Arial"/>
-                      <w:sz w:val="21"/>
-                      <w:szCs w:val="21"/>
-                      <w:lang w:val="en"/>
+                  <w:r>
+                    <w:rPr>
+                      <w:rFonts w:ascii="Trebuchet MS" w:hAnsi="Trebuchet MS" w:cs="Arial"/>
+                      <w:sz w:val="21"/>
+                      <w:szCs w:val="21"/>
+                      <w:lang w:val="en-US"/>
                     </w:rPr>
                     <w:t>Solr</w:t>
                   </w:r>
-                  <w:proofErr w:type="spellEnd"/>
-                  <w:r>
-                    <w:rPr>
-                      <w:rFonts w:ascii="Trebuchet MS" w:hAnsi="Trebuchet MS" w:cs="Arial"/>
-                      <w:sz w:val="21"/>
-                      <w:szCs w:val="21"/>
-                      <w:lang w:val="en"/>
+                  <w:r>
+                    <w:rPr>
+                      <w:rFonts w:ascii="Trebuchet MS" w:hAnsi="Trebuchet MS" w:cs="Arial"/>
+                      <w:sz w:val="21"/>
+                      <w:szCs w:val="21"/>
+                      <w:lang w:val="en-US"/>
                     </w:rPr>
                     <w:t xml:space="preserve"> search engine.</w:t>
                   </w:r>
@@ -6455,7 +8529,7 @@
               <w:tc>
                 <w:tcPr>
                   <w:tcW w:w="9122" w:type="dxa"/>
-                  <w:shd w:val="clear" w:color="auto" w:fill="FFFFFF"/>
+                  <w:shd w:val="clear" w:color="auto" w:fill="FFFFFF" w:themeFill="background1"/>
                   <w:tcMar>
                     <w:top w:w="30" w:type="dxa"/>
                     <w:left w:w="30" w:type="dxa"/>
@@ -6480,7 +8554,7 @@
                         <w:tcBorders>
                           <w:top w:val="nil"/>
                           <w:left w:val="nil"/>
-                          <w:bottom w:val="single" w:sz="4" w:space="0" w:color="auto"/>
+                          <w:bottom w:val="single" w:color="auto" w:sz="4" w:space="0"/>
                           <w:right w:val="nil"/>
                         </w:tcBorders>
                         <w:vAlign w:val="center"/>
@@ -6508,12 +8582,12 @@
                           <w:tblStyle w:val="TableGrid"/>
                           <w:tblW w:w="10850" w:type="dxa"/>
                           <w:tblBorders>
-                            <w:top w:val="none" w:sz="0" w:space="0" w:color="auto"/>
-                            <w:left w:val="none" w:sz="0" w:space="0" w:color="auto"/>
-                            <w:bottom w:val="none" w:sz="0" w:space="0" w:color="auto"/>
-                            <w:right w:val="none" w:sz="0" w:space="0" w:color="auto"/>
-                            <w:insideH w:val="none" w:sz="0" w:space="0" w:color="auto"/>
-                            <w:insideV w:val="none" w:sz="0" w:space="0" w:color="auto"/>
+                            <w:top w:val="none" w:color="auto" w:sz="0" w:space="0"/>
+                            <w:left w:val="none" w:color="auto" w:sz="0" w:space="0"/>
+                            <w:bottom w:val="none" w:color="auto" w:sz="0" w:space="0"/>
+                            <w:right w:val="none" w:color="auto" w:sz="0" w:space="0"/>
+                            <w:insideH w:val="none" w:color="auto" w:sz="0" w:space="0"/>
+                            <w:insideV w:val="none" w:color="auto" w:sz="0" w:space="0"/>
                           </w:tblBorders>
                           <w:tblLook w:val="04A0" w:firstRow="1" w:lastRow="0" w:firstColumn="1" w:lastColumn="0" w:noHBand="0" w:noVBand="1"/>
                         </w:tblPr>
@@ -6616,7 +8690,7 @@
                       <w:tcPr>
                         <w:tcW w:w="9062" w:type="dxa"/>
                         <w:tcBorders>
-                          <w:top w:val="single" w:sz="4" w:space="0" w:color="auto"/>
+                          <w:top w:val="single" w:color="auto" w:sz="4" w:space="0"/>
                           <w:left w:val="nil"/>
                           <w:bottom w:val="nil"/>
                           <w:right w:val="nil"/>
@@ -6726,6 +8800,7 @@
               <w:bottom w:val="nil"/>
               <w:right w:val="nil"/>
             </w:tcBorders>
+            <w:tcMar/>
           </w:tcPr>
           <w:p>
             <w:pPr>
@@ -6745,7 +8820,7 @@
     <w:sectPr>
       <w:headerReference w:type="default" r:id="rId11"/>
       <w:footerReference w:type="default" r:id="rId12"/>
-      <w:pgSz w:w="12240" w:h="15840"/>
+      <w:pgSz w:w="12240" w:h="15840" w:orient="portrait"/>
       <w:pgMar w:top="1134" w:right="1304" w:bottom="1361" w:left="1304" w:header="680" w:footer="680" w:gutter="0"/>
       <w:cols w:space="720"/>
       <w:docGrid w:linePitch="360"/>
@@ -6789,7 +8864,7 @@
         <w:tab w:val="right" w:pos="9632"/>
       </w:tabs>
     </w:pPr>
-    <w:hyperlink r:id="rId1" w:history="1">
+    <w:hyperlink w:history="1" r:id="rId1">
       <w:r>
         <w:rPr>
           <w:rStyle w:val="Hyperlink"/>
@@ -6818,6 +8893,8 @@
     </w:r>
     <w:r>
       <w:tab/>
+    </w:r>
+    <w:r>
       <w:t xml:space="preserve">Page </w:t>
     </w:r>
     <w:sdt>
@@ -6904,7 +8981,7 @@
 </file>
 
 <file path=word/header1.xml><?xml version="1.0" encoding="utf-8"?>
-<w:hdr xmlns:wpc="http://schemas.microsoft.com/office/word/2010/wordprocessingCanvas" xmlns:cx="http://schemas.microsoft.com/office/drawing/2014/chartex" xmlns:cx1="http://schemas.microsoft.com/office/drawing/2015/9/8/chartex" xmlns:mc="http://schemas.openxmlformats.org/markup-compatibility/2006" xmlns:o="urn:schemas-microsoft-com:office:office" xmlns:r="http://schemas.openxmlformats.org/officeDocument/2006/relationships" xmlns:m="http://schemas.openxmlformats.org/officeDocument/2006/math" xmlns:v="urn:schemas-microsoft-com:vml" xmlns:wp14="http://schemas.microsoft.com/office/word/2010/wordprocessingDrawing" xmlns:wp="http://schemas.openxmlformats.org/drawingml/2006/wordprocessingDrawing" xmlns:w10="urn:schemas-microsoft-com:office:word" xmlns:w="http://schemas.openxmlformats.org/wordprocessingml/2006/main" xmlns:w14="http://schemas.microsoft.com/office/word/2010/wordml" xmlns:w15="http://schemas.microsoft.com/office/word/2012/wordml" xmlns:w16se="http://schemas.microsoft.com/office/word/2015/wordml/symex" xmlns:wpg="http://schemas.microsoft.com/office/word/2010/wordprocessingGroup" xmlns:wpi="http://schemas.microsoft.com/office/word/2010/wordprocessingInk" xmlns:wne="http://schemas.microsoft.com/office/word/2006/wordml" xmlns:wps="http://schemas.microsoft.com/office/word/2010/wordprocessingShape" mc:Ignorable="w14 w15 w16se wp14">
+<w:hdr xmlns:wpc="http://schemas.microsoft.com/office/word/2010/wordprocessingCanvas" xmlns:cx="http://schemas.microsoft.com/office/drawing/2014/chartex" xmlns:cx1="http://schemas.microsoft.com/office/drawing/2015/9/8/chartex" xmlns:mc="http://schemas.openxmlformats.org/markup-compatibility/2006" xmlns:o="urn:schemas-microsoft-com:office:office" xmlns:r="http://schemas.openxmlformats.org/officeDocument/2006/relationships" xmlns:m="http://schemas.openxmlformats.org/officeDocument/2006/math" xmlns:v="urn:schemas-microsoft-com:vml" xmlns:wp14="http://schemas.microsoft.com/office/word/2010/wordprocessingDrawing" xmlns:wp="http://schemas.openxmlformats.org/drawingml/2006/wordprocessingDrawing" xmlns:w10="urn:schemas-microsoft-com:office:word" xmlns:w="http://schemas.openxmlformats.org/wordprocessingml/2006/main" xmlns:w14="http://schemas.microsoft.com/office/word/2010/wordml" xmlns:w15="http://schemas.microsoft.com/office/word/2012/wordml" xmlns:w16se="http://schemas.microsoft.com/office/word/2015/wordml/symex" xmlns:wpg="http://schemas.microsoft.com/office/word/2010/wordprocessingGroup" xmlns:wpi="http://schemas.microsoft.com/office/word/2010/wordprocessingInk" xmlns:wne="http://schemas.microsoft.com/office/word/2006/wordml" xmlns:wps="http://schemas.microsoft.com/office/word/2010/wordprocessingShape" xmlns:a="http://schemas.openxmlformats.org/drawingml/2006/main" xmlns:pic="http://schemas.openxmlformats.org/drawingml/2006/picture" xmlns:a14="http://schemas.microsoft.com/office/drawing/2010/main" mc:Ignorable="w14 w15 w16se wp14">
   <w:p>
     <w:pPr>
       <w:pStyle w:val="Header"/>
@@ -6973,6 +9050,91 @@
 
 <file path=word/numbering.xml><?xml version="1.0" encoding="utf-8"?>
 <w:numbering xmlns:wpc="http://schemas.microsoft.com/office/word/2010/wordprocessingCanvas" xmlns:cx="http://schemas.microsoft.com/office/drawing/2014/chartex" xmlns:cx1="http://schemas.microsoft.com/office/drawing/2015/9/8/chartex" xmlns:mc="http://schemas.openxmlformats.org/markup-compatibility/2006" xmlns:o="urn:schemas-microsoft-com:office:office" xmlns:r="http://schemas.openxmlformats.org/officeDocument/2006/relationships" xmlns:m="http://schemas.openxmlformats.org/officeDocument/2006/math" xmlns:v="urn:schemas-microsoft-com:vml" xmlns:wp14="http://schemas.microsoft.com/office/word/2010/wordprocessingDrawing" xmlns:wp="http://schemas.openxmlformats.org/drawingml/2006/wordprocessingDrawing" xmlns:w10="urn:schemas-microsoft-com:office:word" xmlns:w="http://schemas.openxmlformats.org/wordprocessingml/2006/main" xmlns:w14="http://schemas.microsoft.com/office/word/2010/wordml" xmlns:w15="http://schemas.microsoft.com/office/word/2012/wordml" xmlns:w16se="http://schemas.microsoft.com/office/word/2015/wordml/symex" xmlns:wpg="http://schemas.microsoft.com/office/word/2010/wordprocessingGroup" xmlns:wpi="http://schemas.microsoft.com/office/word/2010/wordprocessingInk" xmlns:wne="http://schemas.microsoft.com/office/word/2006/wordml" xmlns:wps="http://schemas.microsoft.com/office/word/2010/wordprocessingShape" mc:Ignorable="w14 w15 w16se wp14">
+  <w:abstractNum xmlns:w="http://schemas.openxmlformats.org/wordprocessingml/2006/main" w:abstractNumId="26">
+    <w:nsid w:val="f2c3898"/>
+    <w:multiLevelType xmlns:w="http://schemas.openxmlformats.org/wordprocessingml/2006/main" w:val="hybridMultilevel"/>
+    <w:lvl xmlns:w="http://schemas.openxmlformats.org/wordprocessingml/2006/main" w:ilvl="0">
+      <w:start w:val="1"/>
+      <w:numFmt w:val="decimal"/>
+      <w:lvlText w:val="%1."/>
+      <w:lvlJc w:val="left"/>
+      <w:pPr>
+        <w:ind w:left="720" w:hanging="360"/>
+      </w:pPr>
+    </w:lvl>
+    <w:lvl xmlns:w="http://schemas.openxmlformats.org/wordprocessingml/2006/main" w:ilvl="1">
+      <w:start w:val="1"/>
+      <w:numFmt w:val="lowerLetter"/>
+      <w:lvlText w:val="%2."/>
+      <w:lvlJc w:val="left"/>
+      <w:pPr>
+        <w:ind w:left="1440" w:hanging="360"/>
+      </w:pPr>
+    </w:lvl>
+    <w:lvl xmlns:w="http://schemas.openxmlformats.org/wordprocessingml/2006/main" w:ilvl="2">
+      <w:start w:val="1"/>
+      <w:numFmt w:val="lowerRoman"/>
+      <w:lvlText w:val="%3."/>
+      <w:lvlJc w:val="right"/>
+      <w:pPr>
+        <w:ind w:left="2160" w:hanging="180"/>
+      </w:pPr>
+    </w:lvl>
+    <w:lvl xmlns:w="http://schemas.openxmlformats.org/wordprocessingml/2006/main" w:ilvl="3">
+      <w:start w:val="1"/>
+      <w:numFmt w:val="decimal"/>
+      <w:lvlText w:val="%4."/>
+      <w:lvlJc w:val="left"/>
+      <w:pPr>
+        <w:ind w:left="2880" w:hanging="360"/>
+      </w:pPr>
+    </w:lvl>
+    <w:lvl xmlns:w="http://schemas.openxmlformats.org/wordprocessingml/2006/main" w:ilvl="4">
+      <w:start w:val="1"/>
+      <w:numFmt w:val="lowerLetter"/>
+      <w:lvlText w:val="%5."/>
+      <w:lvlJc w:val="left"/>
+      <w:pPr>
+        <w:ind w:left="3600" w:hanging="360"/>
+      </w:pPr>
+    </w:lvl>
+    <w:lvl xmlns:w="http://schemas.openxmlformats.org/wordprocessingml/2006/main" w:ilvl="5">
+      <w:start w:val="1"/>
+      <w:numFmt w:val="lowerRoman"/>
+      <w:lvlText w:val="%6."/>
+      <w:lvlJc w:val="right"/>
+      <w:pPr>
+        <w:ind w:left="4320" w:hanging="180"/>
+      </w:pPr>
+    </w:lvl>
+    <w:lvl xmlns:w="http://schemas.openxmlformats.org/wordprocessingml/2006/main" w:ilvl="6">
+      <w:start w:val="1"/>
+      <w:numFmt w:val="decimal"/>
+      <w:lvlText w:val="%7."/>
+      <w:lvlJc w:val="left"/>
+      <w:pPr>
+        <w:ind w:left="5040" w:hanging="360"/>
+      </w:pPr>
+    </w:lvl>
+    <w:lvl xmlns:w="http://schemas.openxmlformats.org/wordprocessingml/2006/main" w:ilvl="7">
+      <w:start w:val="1"/>
+      <w:numFmt w:val="lowerLetter"/>
+      <w:lvlText w:val="%8."/>
+      <w:lvlJc w:val="left"/>
+      <w:pPr>
+        <w:ind w:left="5760" w:hanging="360"/>
+      </w:pPr>
+    </w:lvl>
+    <w:lvl xmlns:w="http://schemas.openxmlformats.org/wordprocessingml/2006/main" w:ilvl="8">
+      <w:start w:val="1"/>
+      <w:numFmt w:val="lowerRoman"/>
+      <w:lvlText w:val="%9."/>
+      <w:lvlJc w:val="right"/>
+      <w:pPr>
+        <w:ind w:left="6480" w:hanging="180"/>
+      </w:pPr>
+    </w:lvl>
+  </w:abstractNum>
   <w:abstractNum w:abstractNumId="0" w15:restartNumberingAfterBreak="0">
     <w:nsid w:val="00000006"/>
     <w:multiLevelType w:val="singleLevel"/>
@@ -7007,7 +9169,7 @@
         <w:ind w:left="3240" w:hanging="360"/>
       </w:pPr>
       <w:rPr>
-        <w:rFonts w:ascii="Wingdings" w:hAnsi="Wingdings" w:hint="default"/>
+        <w:rFonts w:hint="default" w:ascii="Wingdings" w:hAnsi="Wingdings"/>
       </w:rPr>
     </w:lvl>
     <w:lvl w:ilvl="1" w:tplc="04090003" w:tentative="1">
@@ -7019,7 +9181,7 @@
         <w:ind w:left="3960" w:hanging="360"/>
       </w:pPr>
       <w:rPr>
-        <w:rFonts w:ascii="Courier New" w:hAnsi="Courier New" w:cs="Courier New" w:hint="default"/>
+        <w:rFonts w:hint="default" w:ascii="Courier New" w:hAnsi="Courier New" w:cs="Courier New"/>
       </w:rPr>
     </w:lvl>
     <w:lvl w:ilvl="2" w:tplc="04090005" w:tentative="1">
@@ -7031,7 +9193,7 @@
         <w:ind w:left="4680" w:hanging="360"/>
       </w:pPr>
       <w:rPr>
-        <w:rFonts w:ascii="Wingdings" w:hAnsi="Wingdings" w:hint="default"/>
+        <w:rFonts w:hint="default" w:ascii="Wingdings" w:hAnsi="Wingdings"/>
       </w:rPr>
     </w:lvl>
     <w:lvl w:ilvl="3" w:tplc="04090001" w:tentative="1">
@@ -7043,7 +9205,7 @@
         <w:ind w:left="5400" w:hanging="360"/>
       </w:pPr>
       <w:rPr>
-        <w:rFonts w:ascii="Symbol" w:hAnsi="Symbol" w:hint="default"/>
+        <w:rFonts w:hint="default" w:ascii="Symbol" w:hAnsi="Symbol"/>
       </w:rPr>
     </w:lvl>
     <w:lvl w:ilvl="4" w:tplc="04090003" w:tentative="1">
@@ -7055,7 +9217,7 @@
         <w:ind w:left="6120" w:hanging="360"/>
       </w:pPr>
       <w:rPr>
-        <w:rFonts w:ascii="Courier New" w:hAnsi="Courier New" w:cs="Courier New" w:hint="default"/>
+        <w:rFonts w:hint="default" w:ascii="Courier New" w:hAnsi="Courier New" w:cs="Courier New"/>
       </w:rPr>
     </w:lvl>
     <w:lvl w:ilvl="5" w:tplc="04090005" w:tentative="1">
@@ -7067,7 +9229,7 @@
         <w:ind w:left="6840" w:hanging="360"/>
       </w:pPr>
       <w:rPr>
-        <w:rFonts w:ascii="Wingdings" w:hAnsi="Wingdings" w:hint="default"/>
+        <w:rFonts w:hint="default" w:ascii="Wingdings" w:hAnsi="Wingdings"/>
       </w:rPr>
     </w:lvl>
     <w:lvl w:ilvl="6" w:tplc="04090001" w:tentative="1">
@@ -7079,7 +9241,7 @@
         <w:ind w:left="7560" w:hanging="360"/>
       </w:pPr>
       <w:rPr>
-        <w:rFonts w:ascii="Symbol" w:hAnsi="Symbol" w:hint="default"/>
+        <w:rFonts w:hint="default" w:ascii="Symbol" w:hAnsi="Symbol"/>
       </w:rPr>
     </w:lvl>
     <w:lvl w:ilvl="7" w:tplc="04090003" w:tentative="1">
@@ -7091,7 +9253,7 @@
         <w:ind w:left="8280" w:hanging="360"/>
       </w:pPr>
       <w:rPr>
-        <w:rFonts w:ascii="Courier New" w:hAnsi="Courier New" w:cs="Courier New" w:hint="default"/>
+        <w:rFonts w:hint="default" w:ascii="Courier New" w:hAnsi="Courier New" w:cs="Courier New"/>
       </w:rPr>
     </w:lvl>
     <w:lvl w:ilvl="8" w:tplc="04090005" w:tentative="1">
@@ -7103,7 +9265,7 @@
         <w:ind w:left="9000" w:hanging="360"/>
       </w:pPr>
       <w:rPr>
-        <w:rFonts w:ascii="Wingdings" w:hAnsi="Wingdings" w:hint="default"/>
+        <w:rFonts w:hint="default" w:ascii="Wingdings" w:hAnsi="Wingdings"/>
       </w:rPr>
     </w:lvl>
   </w:abstractNum>
@@ -7120,7 +9282,7 @@
         <w:ind w:left="720" w:hanging="360"/>
       </w:pPr>
       <w:rPr>
-        <w:rFonts w:ascii="Wingdings" w:hAnsi="Wingdings" w:hint="default"/>
+        <w:rFonts w:hint="default" w:ascii="Wingdings" w:hAnsi="Wingdings"/>
       </w:rPr>
     </w:lvl>
     <w:lvl w:ilvl="1" w:tplc="04090003" w:tentative="1">
@@ -7132,7 +9294,7 @@
         <w:ind w:left="1440" w:hanging="360"/>
       </w:pPr>
       <w:rPr>
-        <w:rFonts w:ascii="Courier New" w:hAnsi="Courier New" w:cs="Courier New" w:hint="default"/>
+        <w:rFonts w:hint="default" w:ascii="Courier New" w:hAnsi="Courier New" w:cs="Courier New"/>
       </w:rPr>
     </w:lvl>
     <w:lvl w:ilvl="2" w:tplc="04090005" w:tentative="1">
@@ -7144,7 +9306,7 @@
         <w:ind w:left="2160" w:hanging="360"/>
       </w:pPr>
       <w:rPr>
-        <w:rFonts w:ascii="Wingdings" w:hAnsi="Wingdings" w:hint="default"/>
+        <w:rFonts w:hint="default" w:ascii="Wingdings" w:hAnsi="Wingdings"/>
       </w:rPr>
     </w:lvl>
     <w:lvl w:ilvl="3" w:tplc="04090001" w:tentative="1">
@@ -7156,7 +9318,7 @@
         <w:ind w:left="2880" w:hanging="360"/>
       </w:pPr>
       <w:rPr>
-        <w:rFonts w:ascii="Symbol" w:hAnsi="Symbol" w:hint="default"/>
+        <w:rFonts w:hint="default" w:ascii="Symbol" w:hAnsi="Symbol"/>
       </w:rPr>
     </w:lvl>
     <w:lvl w:ilvl="4" w:tplc="04090003" w:tentative="1">
@@ -7168,7 +9330,7 @@
         <w:ind w:left="3600" w:hanging="360"/>
       </w:pPr>
       <w:rPr>
-        <w:rFonts w:ascii="Courier New" w:hAnsi="Courier New" w:cs="Courier New" w:hint="default"/>
+        <w:rFonts w:hint="default" w:ascii="Courier New" w:hAnsi="Courier New" w:cs="Courier New"/>
       </w:rPr>
     </w:lvl>
     <w:lvl w:ilvl="5" w:tplc="04090005" w:tentative="1">
@@ -7180,7 +9342,7 @@
         <w:ind w:left="4320" w:hanging="360"/>
       </w:pPr>
       <w:rPr>
-        <w:rFonts w:ascii="Wingdings" w:hAnsi="Wingdings" w:hint="default"/>
+        <w:rFonts w:hint="default" w:ascii="Wingdings" w:hAnsi="Wingdings"/>
       </w:rPr>
     </w:lvl>
     <w:lvl w:ilvl="6" w:tplc="04090001" w:tentative="1">
@@ -7192,7 +9354,7 @@
         <w:ind w:left="5040" w:hanging="360"/>
       </w:pPr>
       <w:rPr>
-        <w:rFonts w:ascii="Symbol" w:hAnsi="Symbol" w:hint="default"/>
+        <w:rFonts w:hint="default" w:ascii="Symbol" w:hAnsi="Symbol"/>
       </w:rPr>
     </w:lvl>
     <w:lvl w:ilvl="7" w:tplc="04090003" w:tentative="1">
@@ -7204,7 +9366,7 @@
         <w:ind w:left="5760" w:hanging="360"/>
       </w:pPr>
       <w:rPr>
-        <w:rFonts w:ascii="Courier New" w:hAnsi="Courier New" w:cs="Courier New" w:hint="default"/>
+        <w:rFonts w:hint="default" w:ascii="Courier New" w:hAnsi="Courier New" w:cs="Courier New"/>
       </w:rPr>
     </w:lvl>
     <w:lvl w:ilvl="8" w:tplc="04090005" w:tentative="1">
@@ -7216,7 +9378,7 @@
         <w:ind w:left="6480" w:hanging="360"/>
       </w:pPr>
       <w:rPr>
-        <w:rFonts w:ascii="Wingdings" w:hAnsi="Wingdings" w:hint="default"/>
+        <w:rFonts w:hint="default" w:ascii="Wingdings" w:hAnsi="Wingdings"/>
       </w:rPr>
     </w:lvl>
   </w:abstractNum>
@@ -7233,7 +9395,7 @@
         <w:ind w:left="720" w:hanging="360"/>
       </w:pPr>
       <w:rPr>
-        <w:rFonts w:ascii="Wingdings" w:hAnsi="Wingdings" w:hint="default"/>
+        <w:rFonts w:hint="default" w:ascii="Wingdings" w:hAnsi="Wingdings"/>
       </w:rPr>
     </w:lvl>
     <w:lvl w:ilvl="1" w:tplc="04090003" w:tentative="1">
@@ -7245,7 +9407,7 @@
         <w:ind w:left="1440" w:hanging="360"/>
       </w:pPr>
       <w:rPr>
-        <w:rFonts w:ascii="Courier New" w:hAnsi="Courier New" w:cs="Courier New" w:hint="default"/>
+        <w:rFonts w:hint="default" w:ascii="Courier New" w:hAnsi="Courier New" w:cs="Courier New"/>
       </w:rPr>
     </w:lvl>
     <w:lvl w:ilvl="2" w:tplc="04090005" w:tentative="1">
@@ -7257,7 +9419,7 @@
         <w:ind w:left="2160" w:hanging="360"/>
       </w:pPr>
       <w:rPr>
-        <w:rFonts w:ascii="Wingdings" w:hAnsi="Wingdings" w:hint="default"/>
+        <w:rFonts w:hint="default" w:ascii="Wingdings" w:hAnsi="Wingdings"/>
       </w:rPr>
     </w:lvl>
     <w:lvl w:ilvl="3" w:tplc="04090001" w:tentative="1">
@@ -7269,7 +9431,7 @@
         <w:ind w:left="2880" w:hanging="360"/>
       </w:pPr>
       <w:rPr>
-        <w:rFonts w:ascii="Symbol" w:hAnsi="Symbol" w:hint="default"/>
+        <w:rFonts w:hint="default" w:ascii="Symbol" w:hAnsi="Symbol"/>
       </w:rPr>
     </w:lvl>
     <w:lvl w:ilvl="4" w:tplc="04090003" w:tentative="1">
@@ -7281,7 +9443,7 @@
         <w:ind w:left="3600" w:hanging="360"/>
       </w:pPr>
       <w:rPr>
-        <w:rFonts w:ascii="Courier New" w:hAnsi="Courier New" w:cs="Courier New" w:hint="default"/>
+        <w:rFonts w:hint="default" w:ascii="Courier New" w:hAnsi="Courier New" w:cs="Courier New"/>
       </w:rPr>
     </w:lvl>
     <w:lvl w:ilvl="5" w:tplc="04090005" w:tentative="1">
@@ -7293,7 +9455,7 @@
         <w:ind w:left="4320" w:hanging="360"/>
       </w:pPr>
       <w:rPr>
-        <w:rFonts w:ascii="Wingdings" w:hAnsi="Wingdings" w:hint="default"/>
+        <w:rFonts w:hint="default" w:ascii="Wingdings" w:hAnsi="Wingdings"/>
       </w:rPr>
     </w:lvl>
     <w:lvl w:ilvl="6" w:tplc="04090001" w:tentative="1">
@@ -7305,7 +9467,7 @@
         <w:ind w:left="5040" w:hanging="360"/>
       </w:pPr>
       <w:rPr>
-        <w:rFonts w:ascii="Symbol" w:hAnsi="Symbol" w:hint="default"/>
+        <w:rFonts w:hint="default" w:ascii="Symbol" w:hAnsi="Symbol"/>
       </w:rPr>
     </w:lvl>
     <w:lvl w:ilvl="7" w:tplc="04090003" w:tentative="1">
@@ -7317,7 +9479,7 @@
         <w:ind w:left="5760" w:hanging="360"/>
       </w:pPr>
       <w:rPr>
-        <w:rFonts w:ascii="Courier New" w:hAnsi="Courier New" w:cs="Courier New" w:hint="default"/>
+        <w:rFonts w:hint="default" w:ascii="Courier New" w:hAnsi="Courier New" w:cs="Courier New"/>
       </w:rPr>
     </w:lvl>
     <w:lvl w:ilvl="8" w:tplc="04090005" w:tentative="1">
@@ -7329,7 +9491,7 @@
         <w:ind w:left="6480" w:hanging="360"/>
       </w:pPr>
       <w:rPr>
-        <w:rFonts w:ascii="Wingdings" w:hAnsi="Wingdings" w:hint="default"/>
+        <w:rFonts w:hint="default" w:ascii="Wingdings" w:hAnsi="Wingdings"/>
       </w:rPr>
     </w:lvl>
   </w:abstractNum>
@@ -7346,7 +9508,7 @@
         <w:ind w:left="3600" w:hanging="360"/>
       </w:pPr>
       <w:rPr>
-        <w:rFonts w:ascii="Wingdings" w:hAnsi="Wingdings" w:hint="default"/>
+        <w:rFonts w:hint="default" w:ascii="Wingdings" w:hAnsi="Wingdings"/>
       </w:rPr>
     </w:lvl>
     <w:lvl w:ilvl="1" w:tplc="04090003" w:tentative="1">
@@ -7358,7 +9520,7 @@
         <w:ind w:left="4320" w:hanging="360"/>
       </w:pPr>
       <w:rPr>
-        <w:rFonts w:ascii="Courier New" w:hAnsi="Courier New" w:cs="Courier New" w:hint="default"/>
+        <w:rFonts w:hint="default" w:ascii="Courier New" w:hAnsi="Courier New" w:cs="Courier New"/>
       </w:rPr>
     </w:lvl>
     <w:lvl w:ilvl="2" w:tplc="04090005" w:tentative="1">
@@ -7370,7 +9532,7 @@
         <w:ind w:left="5040" w:hanging="360"/>
       </w:pPr>
       <w:rPr>
-        <w:rFonts w:ascii="Wingdings" w:hAnsi="Wingdings" w:hint="default"/>
+        <w:rFonts w:hint="default" w:ascii="Wingdings" w:hAnsi="Wingdings"/>
       </w:rPr>
     </w:lvl>
     <w:lvl w:ilvl="3" w:tplc="04090001" w:tentative="1">
@@ -7382,7 +9544,7 @@
         <w:ind w:left="5760" w:hanging="360"/>
       </w:pPr>
       <w:rPr>
-        <w:rFonts w:ascii="Symbol" w:hAnsi="Symbol" w:hint="default"/>
+        <w:rFonts w:hint="default" w:ascii="Symbol" w:hAnsi="Symbol"/>
       </w:rPr>
     </w:lvl>
     <w:lvl w:ilvl="4" w:tplc="04090003" w:tentative="1">
@@ -7394,7 +9556,7 @@
         <w:ind w:left="6480" w:hanging="360"/>
       </w:pPr>
       <w:rPr>
-        <w:rFonts w:ascii="Courier New" w:hAnsi="Courier New" w:cs="Courier New" w:hint="default"/>
+        <w:rFonts w:hint="default" w:ascii="Courier New" w:hAnsi="Courier New" w:cs="Courier New"/>
       </w:rPr>
     </w:lvl>
     <w:lvl w:ilvl="5" w:tplc="04090005" w:tentative="1">
@@ -7406,7 +9568,7 @@
         <w:ind w:left="7200" w:hanging="360"/>
       </w:pPr>
       <w:rPr>
-        <w:rFonts w:ascii="Wingdings" w:hAnsi="Wingdings" w:hint="default"/>
+        <w:rFonts w:hint="default" w:ascii="Wingdings" w:hAnsi="Wingdings"/>
       </w:rPr>
     </w:lvl>
     <w:lvl w:ilvl="6" w:tplc="04090001" w:tentative="1">
@@ -7418,7 +9580,7 @@
         <w:ind w:left="7920" w:hanging="360"/>
       </w:pPr>
       <w:rPr>
-        <w:rFonts w:ascii="Symbol" w:hAnsi="Symbol" w:hint="default"/>
+        <w:rFonts w:hint="default" w:ascii="Symbol" w:hAnsi="Symbol"/>
       </w:rPr>
     </w:lvl>
     <w:lvl w:ilvl="7" w:tplc="04090003" w:tentative="1">
@@ -7430,7 +9592,7 @@
         <w:ind w:left="8640" w:hanging="360"/>
       </w:pPr>
       <w:rPr>
-        <w:rFonts w:ascii="Courier New" w:hAnsi="Courier New" w:cs="Courier New" w:hint="default"/>
+        <w:rFonts w:hint="default" w:ascii="Courier New" w:hAnsi="Courier New" w:cs="Courier New"/>
       </w:rPr>
     </w:lvl>
     <w:lvl w:ilvl="8" w:tplc="04090005" w:tentative="1">
@@ -7442,7 +9604,7 @@
         <w:ind w:left="9360" w:hanging="360"/>
       </w:pPr>
       <w:rPr>
-        <w:rFonts w:ascii="Wingdings" w:hAnsi="Wingdings" w:hint="default"/>
+        <w:rFonts w:hint="default" w:ascii="Wingdings" w:hAnsi="Wingdings"/>
       </w:rPr>
     </w:lvl>
   </w:abstractNum>
@@ -7459,7 +9621,7 @@
         <w:ind w:left="360" w:hanging="360"/>
       </w:pPr>
       <w:rPr>
-        <w:rFonts w:ascii="Symbol" w:hAnsi="Symbol" w:hint="default"/>
+        <w:rFonts w:hint="default" w:ascii="Symbol" w:hAnsi="Symbol"/>
       </w:rPr>
     </w:lvl>
     <w:lvl w:ilvl="1" w:tplc="08090003">
@@ -7471,7 +9633,7 @@
         <w:ind w:left="1080" w:hanging="360"/>
       </w:pPr>
       <w:rPr>
-        <w:rFonts w:ascii="Courier New" w:hAnsi="Courier New" w:cs="Courier New" w:hint="default"/>
+        <w:rFonts w:hint="default" w:ascii="Courier New" w:hAnsi="Courier New" w:cs="Courier New"/>
       </w:rPr>
     </w:lvl>
     <w:lvl w:ilvl="2" w:tplc="08090005">
@@ -7483,7 +9645,7 @@
         <w:ind w:left="1800" w:hanging="360"/>
       </w:pPr>
       <w:rPr>
-        <w:rFonts w:ascii="Wingdings" w:hAnsi="Wingdings" w:hint="default"/>
+        <w:rFonts w:hint="default" w:ascii="Wingdings" w:hAnsi="Wingdings"/>
       </w:rPr>
     </w:lvl>
     <w:lvl w:ilvl="3" w:tplc="08090001">
@@ -7495,7 +9657,7 @@
         <w:ind w:left="2520" w:hanging="360"/>
       </w:pPr>
       <w:rPr>
-        <w:rFonts w:ascii="Symbol" w:hAnsi="Symbol" w:hint="default"/>
+        <w:rFonts w:hint="default" w:ascii="Symbol" w:hAnsi="Symbol"/>
       </w:rPr>
     </w:lvl>
     <w:lvl w:ilvl="4" w:tplc="08090003">
@@ -7507,7 +9669,7 @@
         <w:ind w:left="3240" w:hanging="360"/>
       </w:pPr>
       <w:rPr>
-        <w:rFonts w:ascii="Courier New" w:hAnsi="Courier New" w:cs="Courier New" w:hint="default"/>
+        <w:rFonts w:hint="default" w:ascii="Courier New" w:hAnsi="Courier New" w:cs="Courier New"/>
       </w:rPr>
     </w:lvl>
     <w:lvl w:ilvl="5" w:tplc="08090005">
@@ -7519,7 +9681,7 @@
         <w:ind w:left="3960" w:hanging="360"/>
       </w:pPr>
       <w:rPr>
-        <w:rFonts w:ascii="Wingdings" w:hAnsi="Wingdings" w:hint="default"/>
+        <w:rFonts w:hint="default" w:ascii="Wingdings" w:hAnsi="Wingdings"/>
       </w:rPr>
     </w:lvl>
     <w:lvl w:ilvl="6" w:tplc="08090001">
@@ -7531,7 +9693,7 @@
         <w:ind w:left="4680" w:hanging="360"/>
       </w:pPr>
       <w:rPr>
-        <w:rFonts w:ascii="Symbol" w:hAnsi="Symbol" w:hint="default"/>
+        <w:rFonts w:hint="default" w:ascii="Symbol" w:hAnsi="Symbol"/>
       </w:rPr>
     </w:lvl>
     <w:lvl w:ilvl="7" w:tplc="08090003">
@@ -7543,7 +9705,7 @@
         <w:ind w:left="5400" w:hanging="360"/>
       </w:pPr>
       <w:rPr>
-        <w:rFonts w:ascii="Courier New" w:hAnsi="Courier New" w:cs="Courier New" w:hint="default"/>
+        <w:rFonts w:hint="default" w:ascii="Courier New" w:hAnsi="Courier New" w:cs="Courier New"/>
       </w:rPr>
     </w:lvl>
     <w:lvl w:ilvl="8" w:tplc="08090005">
@@ -7555,7 +9717,7 @@
         <w:ind w:left="6120" w:hanging="360"/>
       </w:pPr>
       <w:rPr>
-        <w:rFonts w:ascii="Wingdings" w:hAnsi="Wingdings" w:hint="default"/>
+        <w:rFonts w:hint="default" w:ascii="Wingdings" w:hAnsi="Wingdings"/>
       </w:rPr>
     </w:lvl>
   </w:abstractNum>
@@ -7572,7 +9734,7 @@
         <w:ind w:left="720" w:hanging="360"/>
       </w:pPr>
       <w:rPr>
-        <w:rFonts w:ascii="Symbol" w:hAnsi="Symbol" w:hint="default"/>
+        <w:rFonts w:hint="default" w:ascii="Symbol" w:hAnsi="Symbol"/>
       </w:rPr>
     </w:lvl>
     <w:lvl w:ilvl="1" w:tplc="04090003" w:tentative="1">
@@ -7584,7 +9746,7 @@
         <w:ind w:left="1440" w:hanging="360"/>
       </w:pPr>
       <w:rPr>
-        <w:rFonts w:ascii="Courier New" w:hAnsi="Courier New" w:cs="Courier New" w:hint="default"/>
+        <w:rFonts w:hint="default" w:ascii="Courier New" w:hAnsi="Courier New" w:cs="Courier New"/>
       </w:rPr>
     </w:lvl>
     <w:lvl w:ilvl="2" w:tplc="04090005" w:tentative="1">
@@ -7596,7 +9758,7 @@
         <w:ind w:left="2160" w:hanging="360"/>
       </w:pPr>
       <w:rPr>
-        <w:rFonts w:ascii="Wingdings" w:hAnsi="Wingdings" w:hint="default"/>
+        <w:rFonts w:hint="default" w:ascii="Wingdings" w:hAnsi="Wingdings"/>
       </w:rPr>
     </w:lvl>
     <w:lvl w:ilvl="3" w:tplc="04090001" w:tentative="1">
@@ -7608,7 +9770,7 @@
         <w:ind w:left="2880" w:hanging="360"/>
       </w:pPr>
       <w:rPr>
-        <w:rFonts w:ascii="Symbol" w:hAnsi="Symbol" w:hint="default"/>
+        <w:rFonts w:hint="default" w:ascii="Symbol" w:hAnsi="Symbol"/>
       </w:rPr>
     </w:lvl>
     <w:lvl w:ilvl="4" w:tplc="04090003" w:tentative="1">
@@ -7620,7 +9782,7 @@
         <w:ind w:left="3600" w:hanging="360"/>
       </w:pPr>
       <w:rPr>
-        <w:rFonts w:ascii="Courier New" w:hAnsi="Courier New" w:cs="Courier New" w:hint="default"/>
+        <w:rFonts w:hint="default" w:ascii="Courier New" w:hAnsi="Courier New" w:cs="Courier New"/>
       </w:rPr>
     </w:lvl>
     <w:lvl w:ilvl="5" w:tplc="04090005" w:tentative="1">
@@ -7632,7 +9794,7 @@
         <w:ind w:left="4320" w:hanging="360"/>
       </w:pPr>
       <w:rPr>
-        <w:rFonts w:ascii="Wingdings" w:hAnsi="Wingdings" w:hint="default"/>
+        <w:rFonts w:hint="default" w:ascii="Wingdings" w:hAnsi="Wingdings"/>
       </w:rPr>
     </w:lvl>
     <w:lvl w:ilvl="6" w:tplc="04090001" w:tentative="1">
@@ -7644,7 +9806,7 @@
         <w:ind w:left="5040" w:hanging="360"/>
       </w:pPr>
       <w:rPr>
-        <w:rFonts w:ascii="Symbol" w:hAnsi="Symbol" w:hint="default"/>
+        <w:rFonts w:hint="default" w:ascii="Symbol" w:hAnsi="Symbol"/>
       </w:rPr>
     </w:lvl>
     <w:lvl w:ilvl="7" w:tplc="04090003" w:tentative="1">
@@ -7656,7 +9818,7 @@
         <w:ind w:left="5760" w:hanging="360"/>
       </w:pPr>
       <w:rPr>
-        <w:rFonts w:ascii="Courier New" w:hAnsi="Courier New" w:cs="Courier New" w:hint="default"/>
+        <w:rFonts w:hint="default" w:ascii="Courier New" w:hAnsi="Courier New" w:cs="Courier New"/>
       </w:rPr>
     </w:lvl>
     <w:lvl w:ilvl="8" w:tplc="04090005" w:tentative="1">
@@ -7668,7 +9830,7 @@
         <w:ind w:left="6480" w:hanging="360"/>
       </w:pPr>
       <w:rPr>
-        <w:rFonts w:ascii="Wingdings" w:hAnsi="Wingdings" w:hint="default"/>
+        <w:rFonts w:hint="default" w:ascii="Wingdings" w:hAnsi="Wingdings"/>
       </w:rPr>
     </w:lvl>
   </w:abstractNum>
@@ -7697,7 +9859,7 @@
         <w:ind w:left="3960" w:hanging="360"/>
       </w:pPr>
       <w:rPr>
-        <w:rFonts w:ascii="Courier New" w:hAnsi="Courier New" w:cs="Courier New" w:hint="default"/>
+        <w:rFonts w:hint="default" w:ascii="Courier New" w:hAnsi="Courier New" w:cs="Courier New"/>
       </w:rPr>
     </w:lvl>
     <w:lvl w:ilvl="2" w:tplc="04090005" w:tentative="1">
@@ -7709,7 +9871,7 @@
         <w:ind w:left="4680" w:hanging="360"/>
       </w:pPr>
       <w:rPr>
-        <w:rFonts w:ascii="Wingdings" w:hAnsi="Wingdings" w:hint="default"/>
+        <w:rFonts w:hint="default" w:ascii="Wingdings" w:hAnsi="Wingdings"/>
       </w:rPr>
     </w:lvl>
     <w:lvl w:ilvl="3" w:tplc="04090001" w:tentative="1">
@@ -7721,7 +9883,7 @@
         <w:ind w:left="5400" w:hanging="360"/>
       </w:pPr>
       <w:rPr>
-        <w:rFonts w:ascii="Symbol" w:hAnsi="Symbol" w:hint="default"/>
+        <w:rFonts w:hint="default" w:ascii="Symbol" w:hAnsi="Symbol"/>
       </w:rPr>
     </w:lvl>
     <w:lvl w:ilvl="4" w:tplc="04090003" w:tentative="1">
@@ -7733,7 +9895,7 @@
         <w:ind w:left="6120" w:hanging="360"/>
       </w:pPr>
       <w:rPr>
-        <w:rFonts w:ascii="Courier New" w:hAnsi="Courier New" w:cs="Courier New" w:hint="default"/>
+        <w:rFonts w:hint="default" w:ascii="Courier New" w:hAnsi="Courier New" w:cs="Courier New"/>
       </w:rPr>
     </w:lvl>
     <w:lvl w:ilvl="5" w:tplc="04090005" w:tentative="1">
@@ -7745,7 +9907,7 @@
         <w:ind w:left="6840" w:hanging="360"/>
       </w:pPr>
       <w:rPr>
-        <w:rFonts w:ascii="Wingdings" w:hAnsi="Wingdings" w:hint="default"/>
+        <w:rFonts w:hint="default" w:ascii="Wingdings" w:hAnsi="Wingdings"/>
       </w:rPr>
     </w:lvl>
     <w:lvl w:ilvl="6" w:tplc="04090001" w:tentative="1">
@@ -7757,7 +9919,7 @@
         <w:ind w:left="7560" w:hanging="360"/>
       </w:pPr>
       <w:rPr>
-        <w:rFonts w:ascii="Symbol" w:hAnsi="Symbol" w:hint="default"/>
+        <w:rFonts w:hint="default" w:ascii="Symbol" w:hAnsi="Symbol"/>
       </w:rPr>
     </w:lvl>
     <w:lvl w:ilvl="7" w:tplc="04090003" w:tentative="1">
@@ -7769,7 +9931,7 @@
         <w:ind w:left="8280" w:hanging="360"/>
       </w:pPr>
       <w:rPr>
-        <w:rFonts w:ascii="Courier New" w:hAnsi="Courier New" w:cs="Courier New" w:hint="default"/>
+        <w:rFonts w:hint="default" w:ascii="Courier New" w:hAnsi="Courier New" w:cs="Courier New"/>
       </w:rPr>
     </w:lvl>
     <w:lvl w:ilvl="8" w:tplc="04090005" w:tentative="1">
@@ -7781,7 +9943,7 @@
         <w:ind w:left="9000" w:hanging="360"/>
       </w:pPr>
       <w:rPr>
-        <w:rFonts w:ascii="Wingdings" w:hAnsi="Wingdings" w:hint="default"/>
+        <w:rFonts w:hint="default" w:ascii="Wingdings" w:hAnsi="Wingdings"/>
       </w:rPr>
     </w:lvl>
   </w:abstractNum>
@@ -7810,7 +9972,7 @@
         <w:ind w:left="3960" w:hanging="360"/>
       </w:pPr>
       <w:rPr>
-        <w:rFonts w:ascii="Courier New" w:hAnsi="Courier New" w:cs="Courier New" w:hint="default"/>
+        <w:rFonts w:hint="default" w:ascii="Courier New" w:hAnsi="Courier New" w:cs="Courier New"/>
       </w:rPr>
     </w:lvl>
     <w:lvl w:ilvl="2" w:tplc="04090005" w:tentative="1">
@@ -7822,7 +9984,7 @@
         <w:ind w:left="4680" w:hanging="360"/>
       </w:pPr>
       <w:rPr>
-        <w:rFonts w:ascii="Wingdings" w:hAnsi="Wingdings" w:hint="default"/>
+        <w:rFonts w:hint="default" w:ascii="Wingdings" w:hAnsi="Wingdings"/>
       </w:rPr>
     </w:lvl>
     <w:lvl w:ilvl="3" w:tplc="04090001" w:tentative="1">
@@ -7834,7 +9996,7 @@
         <w:ind w:left="5400" w:hanging="360"/>
       </w:pPr>
       <w:rPr>
-        <w:rFonts w:ascii="Symbol" w:hAnsi="Symbol" w:hint="default"/>
+        <w:rFonts w:hint="default" w:ascii="Symbol" w:hAnsi="Symbol"/>
       </w:rPr>
     </w:lvl>
     <w:lvl w:ilvl="4" w:tplc="04090003" w:tentative="1">
@@ -7846,7 +10008,7 @@
         <w:ind w:left="6120" w:hanging="360"/>
       </w:pPr>
       <w:rPr>
-        <w:rFonts w:ascii="Courier New" w:hAnsi="Courier New" w:cs="Courier New" w:hint="default"/>
+        <w:rFonts w:hint="default" w:ascii="Courier New" w:hAnsi="Courier New" w:cs="Courier New"/>
       </w:rPr>
     </w:lvl>
     <w:lvl w:ilvl="5" w:tplc="04090005" w:tentative="1">
@@ -7858,7 +10020,7 @@
         <w:ind w:left="6840" w:hanging="360"/>
       </w:pPr>
       <w:rPr>
-        <w:rFonts w:ascii="Wingdings" w:hAnsi="Wingdings" w:hint="default"/>
+        <w:rFonts w:hint="default" w:ascii="Wingdings" w:hAnsi="Wingdings"/>
       </w:rPr>
     </w:lvl>
     <w:lvl w:ilvl="6" w:tplc="04090001" w:tentative="1">
@@ -7870,7 +10032,7 @@
         <w:ind w:left="7560" w:hanging="360"/>
       </w:pPr>
       <w:rPr>
-        <w:rFonts w:ascii="Symbol" w:hAnsi="Symbol" w:hint="default"/>
+        <w:rFonts w:hint="default" w:ascii="Symbol" w:hAnsi="Symbol"/>
       </w:rPr>
     </w:lvl>
     <w:lvl w:ilvl="7" w:tplc="04090003" w:tentative="1">
@@ -7882,7 +10044,7 @@
         <w:ind w:left="8280" w:hanging="360"/>
       </w:pPr>
       <w:rPr>
-        <w:rFonts w:ascii="Courier New" w:hAnsi="Courier New" w:cs="Courier New" w:hint="default"/>
+        <w:rFonts w:hint="default" w:ascii="Courier New" w:hAnsi="Courier New" w:cs="Courier New"/>
       </w:rPr>
     </w:lvl>
     <w:lvl w:ilvl="8" w:tplc="04090005" w:tentative="1">
@@ -7894,7 +10056,7 @@
         <w:ind w:left="9000" w:hanging="360"/>
       </w:pPr>
       <w:rPr>
-        <w:rFonts w:ascii="Wingdings" w:hAnsi="Wingdings" w:hint="default"/>
+        <w:rFonts w:hint="default" w:ascii="Wingdings" w:hAnsi="Wingdings"/>
       </w:rPr>
     </w:lvl>
   </w:abstractNum>
@@ -7997,7 +10159,7 @@
         <w:ind w:left="3240" w:hanging="360"/>
       </w:pPr>
       <w:rPr>
-        <w:rFonts w:ascii="Wingdings" w:hAnsi="Wingdings" w:hint="default"/>
+        <w:rFonts w:hint="default" w:ascii="Wingdings" w:hAnsi="Wingdings"/>
       </w:rPr>
     </w:lvl>
     <w:lvl w:ilvl="1" w:tplc="04090003" w:tentative="1">
@@ -8009,7 +10171,7 @@
         <w:ind w:left="3960" w:hanging="360"/>
       </w:pPr>
       <w:rPr>
-        <w:rFonts w:ascii="Courier New" w:hAnsi="Courier New" w:cs="Courier New" w:hint="default"/>
+        <w:rFonts w:hint="default" w:ascii="Courier New" w:hAnsi="Courier New" w:cs="Courier New"/>
       </w:rPr>
     </w:lvl>
     <w:lvl w:ilvl="2" w:tplc="04090005" w:tentative="1">
@@ -8021,7 +10183,7 @@
         <w:ind w:left="4680" w:hanging="360"/>
       </w:pPr>
       <w:rPr>
-        <w:rFonts w:ascii="Wingdings" w:hAnsi="Wingdings" w:hint="default"/>
+        <w:rFonts w:hint="default" w:ascii="Wingdings" w:hAnsi="Wingdings"/>
       </w:rPr>
     </w:lvl>
     <w:lvl w:ilvl="3" w:tplc="04090001" w:tentative="1">
@@ -8033,7 +10195,7 @@
         <w:ind w:left="5400" w:hanging="360"/>
       </w:pPr>
       <w:rPr>
-        <w:rFonts w:ascii="Symbol" w:hAnsi="Symbol" w:hint="default"/>
+        <w:rFonts w:hint="default" w:ascii="Symbol" w:hAnsi="Symbol"/>
       </w:rPr>
     </w:lvl>
     <w:lvl w:ilvl="4" w:tplc="04090003" w:tentative="1">
@@ -8045,7 +10207,7 @@
         <w:ind w:left="6120" w:hanging="360"/>
       </w:pPr>
       <w:rPr>
-        <w:rFonts w:ascii="Courier New" w:hAnsi="Courier New" w:cs="Courier New" w:hint="default"/>
+        <w:rFonts w:hint="default" w:ascii="Courier New" w:hAnsi="Courier New" w:cs="Courier New"/>
       </w:rPr>
     </w:lvl>
     <w:lvl w:ilvl="5" w:tplc="04090005" w:tentative="1">
@@ -8057,7 +10219,7 @@
         <w:ind w:left="6840" w:hanging="360"/>
       </w:pPr>
       <w:rPr>
-        <w:rFonts w:ascii="Wingdings" w:hAnsi="Wingdings" w:hint="default"/>
+        <w:rFonts w:hint="default" w:ascii="Wingdings" w:hAnsi="Wingdings"/>
       </w:rPr>
     </w:lvl>
     <w:lvl w:ilvl="6" w:tplc="04090001" w:tentative="1">
@@ -8069,7 +10231,7 @@
         <w:ind w:left="7560" w:hanging="360"/>
       </w:pPr>
       <w:rPr>
-        <w:rFonts w:ascii="Symbol" w:hAnsi="Symbol" w:hint="default"/>
+        <w:rFonts w:hint="default" w:ascii="Symbol" w:hAnsi="Symbol"/>
       </w:rPr>
     </w:lvl>
     <w:lvl w:ilvl="7" w:tplc="04090003" w:tentative="1">
@@ -8081,7 +10243,7 @@
         <w:ind w:left="8280" w:hanging="360"/>
       </w:pPr>
       <w:rPr>
-        <w:rFonts w:ascii="Courier New" w:hAnsi="Courier New" w:cs="Courier New" w:hint="default"/>
+        <w:rFonts w:hint="default" w:ascii="Courier New" w:hAnsi="Courier New" w:cs="Courier New"/>
       </w:rPr>
     </w:lvl>
     <w:lvl w:ilvl="8" w:tplc="04090005" w:tentative="1">
@@ -8093,7 +10255,7 @@
         <w:ind w:left="9000" w:hanging="360"/>
       </w:pPr>
       <w:rPr>
-        <w:rFonts w:ascii="Wingdings" w:hAnsi="Wingdings" w:hint="default"/>
+        <w:rFonts w:hint="default" w:ascii="Wingdings" w:hAnsi="Wingdings"/>
       </w:rPr>
     </w:lvl>
   </w:abstractNum>
@@ -8110,7 +10272,7 @@
         <w:ind w:left="360" w:hanging="360"/>
       </w:pPr>
       <w:rPr>
-        <w:rFonts w:ascii="Symbol" w:hAnsi="Symbol" w:hint="default"/>
+        <w:rFonts w:hint="default" w:ascii="Symbol" w:hAnsi="Symbol"/>
       </w:rPr>
     </w:lvl>
     <w:lvl w:ilvl="1" w:tplc="04090003" w:tentative="1">
@@ -8122,7 +10284,7 @@
         <w:ind w:left="1080" w:hanging="360"/>
       </w:pPr>
       <w:rPr>
-        <w:rFonts w:ascii="Courier New" w:hAnsi="Courier New" w:cs="Courier New" w:hint="default"/>
+        <w:rFonts w:hint="default" w:ascii="Courier New" w:hAnsi="Courier New" w:cs="Courier New"/>
       </w:rPr>
     </w:lvl>
     <w:lvl w:ilvl="2" w:tplc="04090005" w:tentative="1">
@@ -8134,7 +10296,7 @@
         <w:ind w:left="1800" w:hanging="360"/>
       </w:pPr>
       <w:rPr>
-        <w:rFonts w:ascii="Wingdings" w:hAnsi="Wingdings" w:hint="default"/>
+        <w:rFonts w:hint="default" w:ascii="Wingdings" w:hAnsi="Wingdings"/>
       </w:rPr>
     </w:lvl>
     <w:lvl w:ilvl="3" w:tplc="04090001" w:tentative="1">
@@ -8146,7 +10308,7 @@
         <w:ind w:left="2520" w:hanging="360"/>
       </w:pPr>
       <w:rPr>
-        <w:rFonts w:ascii="Symbol" w:hAnsi="Symbol" w:hint="default"/>
+        <w:rFonts w:hint="default" w:ascii="Symbol" w:hAnsi="Symbol"/>
       </w:rPr>
     </w:lvl>
     <w:lvl w:ilvl="4" w:tplc="04090003" w:tentative="1">
@@ -8158,7 +10320,7 @@
         <w:ind w:left="3240" w:hanging="360"/>
       </w:pPr>
       <w:rPr>
-        <w:rFonts w:ascii="Courier New" w:hAnsi="Courier New" w:cs="Courier New" w:hint="default"/>
+        <w:rFonts w:hint="default" w:ascii="Courier New" w:hAnsi="Courier New" w:cs="Courier New"/>
       </w:rPr>
     </w:lvl>
     <w:lvl w:ilvl="5" w:tplc="04090005" w:tentative="1">
@@ -8170,7 +10332,7 @@
         <w:ind w:left="3960" w:hanging="360"/>
       </w:pPr>
       <w:rPr>
-        <w:rFonts w:ascii="Wingdings" w:hAnsi="Wingdings" w:hint="default"/>
+        <w:rFonts w:hint="default" w:ascii="Wingdings" w:hAnsi="Wingdings"/>
       </w:rPr>
     </w:lvl>
     <w:lvl w:ilvl="6" w:tplc="04090001" w:tentative="1">
@@ -8182,7 +10344,7 @@
         <w:ind w:left="4680" w:hanging="360"/>
       </w:pPr>
       <w:rPr>
-        <w:rFonts w:ascii="Symbol" w:hAnsi="Symbol" w:hint="default"/>
+        <w:rFonts w:hint="default" w:ascii="Symbol" w:hAnsi="Symbol"/>
       </w:rPr>
     </w:lvl>
     <w:lvl w:ilvl="7" w:tplc="04090003" w:tentative="1">
@@ -8194,7 +10356,7 @@
         <w:ind w:left="5400" w:hanging="360"/>
       </w:pPr>
       <w:rPr>
-        <w:rFonts w:ascii="Courier New" w:hAnsi="Courier New" w:cs="Courier New" w:hint="default"/>
+        <w:rFonts w:hint="default" w:ascii="Courier New" w:hAnsi="Courier New" w:cs="Courier New"/>
       </w:rPr>
     </w:lvl>
     <w:lvl w:ilvl="8" w:tplc="04090005" w:tentative="1">
@@ -8206,7 +10368,7 @@
         <w:ind w:left="6120" w:hanging="360"/>
       </w:pPr>
       <w:rPr>
-        <w:rFonts w:ascii="Wingdings" w:hAnsi="Wingdings" w:hint="default"/>
+        <w:rFonts w:hint="default" w:ascii="Wingdings" w:hAnsi="Wingdings"/>
       </w:rPr>
     </w:lvl>
   </w:abstractNum>
@@ -8235,7 +10397,7 @@
         <w:ind w:left="3960" w:hanging="360"/>
       </w:pPr>
       <w:rPr>
-        <w:rFonts w:ascii="Courier New" w:hAnsi="Courier New" w:cs="Courier New" w:hint="default"/>
+        <w:rFonts w:hint="default" w:ascii="Courier New" w:hAnsi="Courier New" w:cs="Courier New"/>
       </w:rPr>
     </w:lvl>
     <w:lvl w:ilvl="2" w:tplc="04090005" w:tentative="1">
@@ -8247,7 +10409,7 @@
         <w:ind w:left="4680" w:hanging="360"/>
       </w:pPr>
       <w:rPr>
-        <w:rFonts w:ascii="Wingdings" w:hAnsi="Wingdings" w:hint="default"/>
+        <w:rFonts w:hint="default" w:ascii="Wingdings" w:hAnsi="Wingdings"/>
       </w:rPr>
     </w:lvl>
     <w:lvl w:ilvl="3" w:tplc="04090001" w:tentative="1">
@@ -8259,7 +10421,7 @@
         <w:ind w:left="5400" w:hanging="360"/>
       </w:pPr>
       <w:rPr>
-        <w:rFonts w:ascii="Symbol" w:hAnsi="Symbol" w:hint="default"/>
+        <w:rFonts w:hint="default" w:ascii="Symbol" w:hAnsi="Symbol"/>
       </w:rPr>
     </w:lvl>
     <w:lvl w:ilvl="4" w:tplc="04090003" w:tentative="1">
@@ -8271,7 +10433,7 @@
         <w:ind w:left="6120" w:hanging="360"/>
       </w:pPr>
       <w:rPr>
-        <w:rFonts w:ascii="Courier New" w:hAnsi="Courier New" w:cs="Courier New" w:hint="default"/>
+        <w:rFonts w:hint="default" w:ascii="Courier New" w:hAnsi="Courier New" w:cs="Courier New"/>
       </w:rPr>
     </w:lvl>
     <w:lvl w:ilvl="5" w:tplc="04090005" w:tentative="1">
@@ -8283,7 +10445,7 @@
         <w:ind w:left="6840" w:hanging="360"/>
       </w:pPr>
       <w:rPr>
-        <w:rFonts w:ascii="Wingdings" w:hAnsi="Wingdings" w:hint="default"/>
+        <w:rFonts w:hint="default" w:ascii="Wingdings" w:hAnsi="Wingdings"/>
       </w:rPr>
     </w:lvl>
     <w:lvl w:ilvl="6" w:tplc="04090001" w:tentative="1">
@@ -8295,7 +10457,7 @@
         <w:ind w:left="7560" w:hanging="360"/>
       </w:pPr>
       <w:rPr>
-        <w:rFonts w:ascii="Symbol" w:hAnsi="Symbol" w:hint="default"/>
+        <w:rFonts w:hint="default" w:ascii="Symbol" w:hAnsi="Symbol"/>
       </w:rPr>
     </w:lvl>
     <w:lvl w:ilvl="7" w:tplc="04090003" w:tentative="1">
@@ -8307,7 +10469,7 @@
         <w:ind w:left="8280" w:hanging="360"/>
       </w:pPr>
       <w:rPr>
-        <w:rFonts w:ascii="Courier New" w:hAnsi="Courier New" w:cs="Courier New" w:hint="default"/>
+        <w:rFonts w:hint="default" w:ascii="Courier New" w:hAnsi="Courier New" w:cs="Courier New"/>
       </w:rPr>
     </w:lvl>
     <w:lvl w:ilvl="8" w:tplc="04090005" w:tentative="1">
@@ -8319,7 +10481,7 @@
         <w:ind w:left="9000" w:hanging="360"/>
       </w:pPr>
       <w:rPr>
-        <w:rFonts w:ascii="Wingdings" w:hAnsi="Wingdings" w:hint="default"/>
+        <w:rFonts w:hint="default" w:ascii="Wingdings" w:hAnsi="Wingdings"/>
       </w:rPr>
     </w:lvl>
   </w:abstractNum>
@@ -8336,7 +10498,7 @@
         <w:ind w:left="720" w:hanging="360"/>
       </w:pPr>
       <w:rPr>
-        <w:rFonts w:ascii="Symbol" w:hAnsi="Symbol" w:hint="default"/>
+        <w:rFonts w:hint="default" w:ascii="Symbol" w:hAnsi="Symbol"/>
       </w:rPr>
     </w:lvl>
     <w:lvl w:ilvl="1" w:tplc="04090003" w:tentative="1">
@@ -8348,7 +10510,7 @@
         <w:ind w:left="1440" w:hanging="360"/>
       </w:pPr>
       <w:rPr>
-        <w:rFonts w:ascii="Courier New" w:hAnsi="Courier New" w:cs="Courier New" w:hint="default"/>
+        <w:rFonts w:hint="default" w:ascii="Courier New" w:hAnsi="Courier New" w:cs="Courier New"/>
       </w:rPr>
     </w:lvl>
     <w:lvl w:ilvl="2" w:tplc="04090005" w:tentative="1">
@@ -8360,7 +10522,7 @@
         <w:ind w:left="2160" w:hanging="360"/>
       </w:pPr>
       <w:rPr>
-        <w:rFonts w:ascii="Wingdings" w:hAnsi="Wingdings" w:hint="default"/>
+        <w:rFonts w:hint="default" w:ascii="Wingdings" w:hAnsi="Wingdings"/>
       </w:rPr>
     </w:lvl>
     <w:lvl w:ilvl="3" w:tplc="04090001" w:tentative="1">
@@ -8372,7 +10534,7 @@
         <w:ind w:left="2880" w:hanging="360"/>
       </w:pPr>
       <w:rPr>
-        <w:rFonts w:ascii="Symbol" w:hAnsi="Symbol" w:hint="default"/>
+        <w:rFonts w:hint="default" w:ascii="Symbol" w:hAnsi="Symbol"/>
       </w:rPr>
     </w:lvl>
     <w:lvl w:ilvl="4" w:tplc="04090003" w:tentative="1">
@@ -8384,7 +10546,7 @@
         <w:ind w:left="3600" w:hanging="360"/>
       </w:pPr>
       <w:rPr>
-        <w:rFonts w:ascii="Courier New" w:hAnsi="Courier New" w:cs="Courier New" w:hint="default"/>
+        <w:rFonts w:hint="default" w:ascii="Courier New" w:hAnsi="Courier New" w:cs="Courier New"/>
       </w:rPr>
     </w:lvl>
     <w:lvl w:ilvl="5" w:tplc="04090005" w:tentative="1">
@@ -8396,7 +10558,7 @@
         <w:ind w:left="4320" w:hanging="360"/>
       </w:pPr>
       <w:rPr>
-        <w:rFonts w:ascii="Wingdings" w:hAnsi="Wingdings" w:hint="default"/>
+        <w:rFonts w:hint="default" w:ascii="Wingdings" w:hAnsi="Wingdings"/>
       </w:rPr>
     </w:lvl>
     <w:lvl w:ilvl="6" w:tplc="04090001" w:tentative="1">
@@ -8408,7 +10570,7 @@
         <w:ind w:left="5040" w:hanging="360"/>
       </w:pPr>
       <w:rPr>
-        <w:rFonts w:ascii="Symbol" w:hAnsi="Symbol" w:hint="default"/>
+        <w:rFonts w:hint="default" w:ascii="Symbol" w:hAnsi="Symbol"/>
       </w:rPr>
     </w:lvl>
     <w:lvl w:ilvl="7" w:tplc="04090003" w:tentative="1">
@@ -8420,7 +10582,7 @@
         <w:ind w:left="5760" w:hanging="360"/>
       </w:pPr>
       <w:rPr>
-        <w:rFonts w:ascii="Courier New" w:hAnsi="Courier New" w:cs="Courier New" w:hint="default"/>
+        <w:rFonts w:hint="default" w:ascii="Courier New" w:hAnsi="Courier New" w:cs="Courier New"/>
       </w:rPr>
     </w:lvl>
     <w:lvl w:ilvl="8" w:tplc="04090005" w:tentative="1">
@@ -8432,7 +10594,7 @@
         <w:ind w:left="6480" w:hanging="360"/>
       </w:pPr>
       <w:rPr>
-        <w:rFonts w:ascii="Wingdings" w:hAnsi="Wingdings" w:hint="default"/>
+        <w:rFonts w:hint="default" w:ascii="Wingdings" w:hAnsi="Wingdings"/>
       </w:rPr>
     </w:lvl>
   </w:abstractNum>
@@ -8452,7 +10614,7 @@
         <w:ind w:left="720" w:hanging="360"/>
       </w:pPr>
       <w:rPr>
-        <w:rFonts w:ascii="Symbol" w:hAnsi="Symbol" w:hint="default"/>
+        <w:rFonts w:hint="default" w:ascii="Symbol" w:hAnsi="Symbol"/>
         <w:sz w:val="20"/>
       </w:rPr>
     </w:lvl>
@@ -8468,7 +10630,7 @@
         <w:ind w:left="1440" w:hanging="360"/>
       </w:pPr>
       <w:rPr>
-        <w:rFonts w:ascii="Courier New" w:hAnsi="Courier New" w:hint="default"/>
+        <w:rFonts w:hint="default" w:ascii="Courier New" w:hAnsi="Courier New"/>
         <w:sz w:val="20"/>
       </w:rPr>
     </w:lvl>
@@ -8484,7 +10646,7 @@
         <w:ind w:left="2160" w:hanging="360"/>
       </w:pPr>
       <w:rPr>
-        <w:rFonts w:ascii="Wingdings" w:hAnsi="Wingdings" w:hint="default"/>
+        <w:rFonts w:hint="default" w:ascii="Wingdings" w:hAnsi="Wingdings"/>
         <w:sz w:val="20"/>
       </w:rPr>
     </w:lvl>
@@ -8500,7 +10662,7 @@
         <w:ind w:left="2880" w:hanging="360"/>
       </w:pPr>
       <w:rPr>
-        <w:rFonts w:ascii="Wingdings" w:hAnsi="Wingdings" w:hint="default"/>
+        <w:rFonts w:hint="default" w:ascii="Wingdings" w:hAnsi="Wingdings"/>
         <w:sz w:val="20"/>
       </w:rPr>
     </w:lvl>
@@ -8516,7 +10678,7 @@
         <w:ind w:left="3600" w:hanging="360"/>
       </w:pPr>
       <w:rPr>
-        <w:rFonts w:ascii="Wingdings" w:hAnsi="Wingdings" w:hint="default"/>
+        <w:rFonts w:hint="default" w:ascii="Wingdings" w:hAnsi="Wingdings"/>
         <w:sz w:val="20"/>
       </w:rPr>
     </w:lvl>
@@ -8532,7 +10694,7 @@
         <w:ind w:left="4320" w:hanging="360"/>
       </w:pPr>
       <w:rPr>
-        <w:rFonts w:ascii="Wingdings" w:hAnsi="Wingdings" w:hint="default"/>
+        <w:rFonts w:hint="default" w:ascii="Wingdings" w:hAnsi="Wingdings"/>
         <w:sz w:val="20"/>
       </w:rPr>
     </w:lvl>
@@ -8548,7 +10710,7 @@
         <w:ind w:left="5040" w:hanging="360"/>
       </w:pPr>
       <w:rPr>
-        <w:rFonts w:ascii="Wingdings" w:hAnsi="Wingdings" w:hint="default"/>
+        <w:rFonts w:hint="default" w:ascii="Wingdings" w:hAnsi="Wingdings"/>
         <w:sz w:val="20"/>
       </w:rPr>
     </w:lvl>
@@ -8564,7 +10726,7 @@
         <w:ind w:left="5760" w:hanging="360"/>
       </w:pPr>
       <w:rPr>
-        <w:rFonts w:ascii="Wingdings" w:hAnsi="Wingdings" w:hint="default"/>
+        <w:rFonts w:hint="default" w:ascii="Wingdings" w:hAnsi="Wingdings"/>
         <w:sz w:val="20"/>
       </w:rPr>
     </w:lvl>
@@ -8580,7 +10742,7 @@
         <w:ind w:left="6480" w:hanging="360"/>
       </w:pPr>
       <w:rPr>
-        <w:rFonts w:ascii="Wingdings" w:hAnsi="Wingdings" w:hint="default"/>
+        <w:rFonts w:hint="default" w:ascii="Wingdings" w:hAnsi="Wingdings"/>
         <w:sz w:val="20"/>
       </w:rPr>
     </w:lvl>
@@ -8687,7 +10849,7 @@
         <w:ind w:left="360" w:hanging="360"/>
       </w:pPr>
       <w:rPr>
-        <w:rFonts w:ascii="Symbol" w:hAnsi="Symbol" w:hint="default"/>
+        <w:rFonts w:hint="default" w:ascii="Symbol" w:hAnsi="Symbol"/>
       </w:rPr>
     </w:lvl>
     <w:lvl w:ilvl="1" w:tplc="04090003" w:tentative="1">
@@ -8699,7 +10861,7 @@
         <w:ind w:left="1080" w:hanging="360"/>
       </w:pPr>
       <w:rPr>
-        <w:rFonts w:ascii="Courier New" w:hAnsi="Courier New" w:hint="default"/>
+        <w:rFonts w:hint="default" w:ascii="Courier New" w:hAnsi="Courier New"/>
       </w:rPr>
     </w:lvl>
     <w:lvl w:ilvl="2" w:tplc="04090005" w:tentative="1">
@@ -8711,7 +10873,7 @@
         <w:ind w:left="1800" w:hanging="360"/>
       </w:pPr>
       <w:rPr>
-        <w:rFonts w:ascii="Wingdings" w:hAnsi="Wingdings" w:hint="default"/>
+        <w:rFonts w:hint="default" w:ascii="Wingdings" w:hAnsi="Wingdings"/>
       </w:rPr>
     </w:lvl>
     <w:lvl w:ilvl="3" w:tplc="04090001" w:tentative="1">
@@ -8723,7 +10885,7 @@
         <w:ind w:left="2520" w:hanging="360"/>
       </w:pPr>
       <w:rPr>
-        <w:rFonts w:ascii="Symbol" w:hAnsi="Symbol" w:hint="default"/>
+        <w:rFonts w:hint="default" w:ascii="Symbol" w:hAnsi="Symbol"/>
       </w:rPr>
     </w:lvl>
     <w:lvl w:ilvl="4" w:tplc="04090003" w:tentative="1">
@@ -8735,7 +10897,7 @@
         <w:ind w:left="3240" w:hanging="360"/>
       </w:pPr>
       <w:rPr>
-        <w:rFonts w:ascii="Courier New" w:hAnsi="Courier New" w:hint="default"/>
+        <w:rFonts w:hint="default" w:ascii="Courier New" w:hAnsi="Courier New"/>
       </w:rPr>
     </w:lvl>
     <w:lvl w:ilvl="5" w:tplc="04090005" w:tentative="1">
@@ -8747,7 +10909,7 @@
         <w:ind w:left="3960" w:hanging="360"/>
       </w:pPr>
       <w:rPr>
-        <w:rFonts w:ascii="Wingdings" w:hAnsi="Wingdings" w:hint="default"/>
+        <w:rFonts w:hint="default" w:ascii="Wingdings" w:hAnsi="Wingdings"/>
       </w:rPr>
     </w:lvl>
     <w:lvl w:ilvl="6" w:tplc="04090001" w:tentative="1">
@@ -8759,7 +10921,7 @@
         <w:ind w:left="4680" w:hanging="360"/>
       </w:pPr>
       <w:rPr>
-        <w:rFonts w:ascii="Symbol" w:hAnsi="Symbol" w:hint="default"/>
+        <w:rFonts w:hint="default" w:ascii="Symbol" w:hAnsi="Symbol"/>
       </w:rPr>
     </w:lvl>
     <w:lvl w:ilvl="7" w:tplc="04090003" w:tentative="1">
@@ -8771,7 +10933,7 @@
         <w:ind w:left="5400" w:hanging="360"/>
       </w:pPr>
       <w:rPr>
-        <w:rFonts w:ascii="Courier New" w:hAnsi="Courier New" w:hint="default"/>
+        <w:rFonts w:hint="default" w:ascii="Courier New" w:hAnsi="Courier New"/>
       </w:rPr>
     </w:lvl>
     <w:lvl w:ilvl="8" w:tplc="04090005" w:tentative="1">
@@ -8783,7 +10945,7 @@
         <w:ind w:left="6120" w:hanging="360"/>
       </w:pPr>
       <w:rPr>
-        <w:rFonts w:ascii="Wingdings" w:hAnsi="Wingdings" w:hint="default"/>
+        <w:rFonts w:hint="default" w:ascii="Wingdings" w:hAnsi="Wingdings"/>
       </w:rPr>
     </w:lvl>
   </w:abstractNum>
@@ -8898,7 +11060,7 @@
         <w:ind w:left="3960" w:hanging="360"/>
       </w:pPr>
       <w:rPr>
-        <w:rFonts w:ascii="Courier New" w:hAnsi="Courier New" w:cs="Courier New" w:hint="default"/>
+        <w:rFonts w:hint="default" w:ascii="Courier New" w:hAnsi="Courier New" w:cs="Courier New"/>
       </w:rPr>
     </w:lvl>
     <w:lvl w:ilvl="2" w:tplc="04090005" w:tentative="1">
@@ -8910,7 +11072,7 @@
         <w:ind w:left="4680" w:hanging="360"/>
       </w:pPr>
       <w:rPr>
-        <w:rFonts w:ascii="Wingdings" w:hAnsi="Wingdings" w:hint="default"/>
+        <w:rFonts w:hint="default" w:ascii="Wingdings" w:hAnsi="Wingdings"/>
       </w:rPr>
     </w:lvl>
     <w:lvl w:ilvl="3" w:tplc="04090001" w:tentative="1">
@@ -8922,7 +11084,7 @@
         <w:ind w:left="5400" w:hanging="360"/>
       </w:pPr>
       <w:rPr>
-        <w:rFonts w:ascii="Symbol" w:hAnsi="Symbol" w:hint="default"/>
+        <w:rFonts w:hint="default" w:ascii="Symbol" w:hAnsi="Symbol"/>
       </w:rPr>
     </w:lvl>
     <w:lvl w:ilvl="4" w:tplc="04090003" w:tentative="1">
@@ -8934,7 +11096,7 @@
         <w:ind w:left="6120" w:hanging="360"/>
       </w:pPr>
       <w:rPr>
-        <w:rFonts w:ascii="Courier New" w:hAnsi="Courier New" w:cs="Courier New" w:hint="default"/>
+        <w:rFonts w:hint="default" w:ascii="Courier New" w:hAnsi="Courier New" w:cs="Courier New"/>
       </w:rPr>
     </w:lvl>
     <w:lvl w:ilvl="5" w:tplc="04090005" w:tentative="1">
@@ -8946,7 +11108,7 @@
         <w:ind w:left="6840" w:hanging="360"/>
       </w:pPr>
       <w:rPr>
-        <w:rFonts w:ascii="Wingdings" w:hAnsi="Wingdings" w:hint="default"/>
+        <w:rFonts w:hint="default" w:ascii="Wingdings" w:hAnsi="Wingdings"/>
       </w:rPr>
     </w:lvl>
     <w:lvl w:ilvl="6" w:tplc="04090001" w:tentative="1">
@@ -8958,7 +11120,7 @@
         <w:ind w:left="7560" w:hanging="360"/>
       </w:pPr>
       <w:rPr>
-        <w:rFonts w:ascii="Symbol" w:hAnsi="Symbol" w:hint="default"/>
+        <w:rFonts w:hint="default" w:ascii="Symbol" w:hAnsi="Symbol"/>
       </w:rPr>
     </w:lvl>
     <w:lvl w:ilvl="7" w:tplc="04090003" w:tentative="1">
@@ -8970,7 +11132,7 @@
         <w:ind w:left="8280" w:hanging="360"/>
       </w:pPr>
       <w:rPr>
-        <w:rFonts w:ascii="Courier New" w:hAnsi="Courier New" w:cs="Courier New" w:hint="default"/>
+        <w:rFonts w:hint="default" w:ascii="Courier New" w:hAnsi="Courier New" w:cs="Courier New"/>
       </w:rPr>
     </w:lvl>
     <w:lvl w:ilvl="8" w:tplc="04090005" w:tentative="1">
@@ -8982,7 +11144,7 @@
         <w:ind w:left="9000" w:hanging="360"/>
       </w:pPr>
       <w:rPr>
-        <w:rFonts w:ascii="Wingdings" w:hAnsi="Wingdings" w:hint="default"/>
+        <w:rFonts w:hint="default" w:ascii="Wingdings" w:hAnsi="Wingdings"/>
       </w:rPr>
     </w:lvl>
   </w:abstractNum>
@@ -8999,7 +11161,7 @@
         <w:ind w:left="360" w:hanging="360"/>
       </w:pPr>
       <w:rPr>
-        <w:rFonts w:ascii="Symbol" w:hAnsi="Symbol" w:hint="default"/>
+        <w:rFonts w:hint="default" w:ascii="Symbol" w:hAnsi="Symbol"/>
       </w:rPr>
     </w:lvl>
     <w:lvl w:ilvl="1" w:tplc="04090003" w:tentative="1">
@@ -9011,7 +11173,7 @@
         <w:ind w:left="1080" w:hanging="360"/>
       </w:pPr>
       <w:rPr>
-        <w:rFonts w:ascii="Courier New" w:hAnsi="Courier New" w:cs="Courier New" w:hint="default"/>
+        <w:rFonts w:hint="default" w:ascii="Courier New" w:hAnsi="Courier New" w:cs="Courier New"/>
       </w:rPr>
     </w:lvl>
     <w:lvl w:ilvl="2" w:tplc="04090005" w:tentative="1">
@@ -9023,7 +11185,7 @@
         <w:ind w:left="1800" w:hanging="360"/>
       </w:pPr>
       <w:rPr>
-        <w:rFonts w:ascii="Wingdings" w:hAnsi="Wingdings" w:hint="default"/>
+        <w:rFonts w:hint="default" w:ascii="Wingdings" w:hAnsi="Wingdings"/>
       </w:rPr>
     </w:lvl>
     <w:lvl w:ilvl="3" w:tplc="04090001" w:tentative="1">
@@ -9035,7 +11197,7 @@
         <w:ind w:left="2520" w:hanging="360"/>
       </w:pPr>
       <w:rPr>
-        <w:rFonts w:ascii="Symbol" w:hAnsi="Symbol" w:hint="default"/>
+        <w:rFonts w:hint="default" w:ascii="Symbol" w:hAnsi="Symbol"/>
       </w:rPr>
     </w:lvl>
     <w:lvl w:ilvl="4" w:tplc="04090003" w:tentative="1">
@@ -9047,7 +11209,7 @@
         <w:ind w:left="3240" w:hanging="360"/>
       </w:pPr>
       <w:rPr>
-        <w:rFonts w:ascii="Courier New" w:hAnsi="Courier New" w:cs="Courier New" w:hint="default"/>
+        <w:rFonts w:hint="default" w:ascii="Courier New" w:hAnsi="Courier New" w:cs="Courier New"/>
       </w:rPr>
     </w:lvl>
     <w:lvl w:ilvl="5" w:tplc="04090005" w:tentative="1">
@@ -9059,7 +11221,7 @@
         <w:ind w:left="3960" w:hanging="360"/>
       </w:pPr>
       <w:rPr>
-        <w:rFonts w:ascii="Wingdings" w:hAnsi="Wingdings" w:hint="default"/>
+        <w:rFonts w:hint="default" w:ascii="Wingdings" w:hAnsi="Wingdings"/>
       </w:rPr>
     </w:lvl>
     <w:lvl w:ilvl="6" w:tplc="04090001" w:tentative="1">
@@ -9071,7 +11233,7 @@
         <w:ind w:left="4680" w:hanging="360"/>
       </w:pPr>
       <w:rPr>
-        <w:rFonts w:ascii="Symbol" w:hAnsi="Symbol" w:hint="default"/>
+        <w:rFonts w:hint="default" w:ascii="Symbol" w:hAnsi="Symbol"/>
       </w:rPr>
     </w:lvl>
     <w:lvl w:ilvl="7" w:tplc="04090003" w:tentative="1">
@@ -9083,7 +11245,7 @@
         <w:ind w:left="5400" w:hanging="360"/>
       </w:pPr>
       <w:rPr>
-        <w:rFonts w:ascii="Courier New" w:hAnsi="Courier New" w:cs="Courier New" w:hint="default"/>
+        <w:rFonts w:hint="default" w:ascii="Courier New" w:hAnsi="Courier New" w:cs="Courier New"/>
       </w:rPr>
     </w:lvl>
     <w:lvl w:ilvl="8" w:tplc="04090005" w:tentative="1">
@@ -9095,7 +11257,7 @@
         <w:ind w:left="6120" w:hanging="360"/>
       </w:pPr>
       <w:rPr>
-        <w:rFonts w:ascii="Wingdings" w:hAnsi="Wingdings" w:hint="default"/>
+        <w:rFonts w:hint="default" w:ascii="Wingdings" w:hAnsi="Wingdings"/>
       </w:rPr>
     </w:lvl>
   </w:abstractNum>
@@ -9115,7 +11277,7 @@
         <w:ind w:left="720" w:hanging="360"/>
       </w:pPr>
       <w:rPr>
-        <w:rFonts w:ascii="Symbol" w:hAnsi="Symbol" w:hint="default"/>
+        <w:rFonts w:hint="default" w:ascii="Symbol" w:hAnsi="Symbol"/>
         <w:sz w:val="20"/>
       </w:rPr>
     </w:lvl>
@@ -9131,7 +11293,7 @@
         <w:ind w:left="1440" w:hanging="360"/>
       </w:pPr>
       <w:rPr>
-        <w:rFonts w:ascii="Courier New" w:hAnsi="Courier New" w:hint="default"/>
+        <w:rFonts w:hint="default" w:ascii="Courier New" w:hAnsi="Courier New"/>
         <w:sz w:val="20"/>
       </w:rPr>
     </w:lvl>
@@ -9147,7 +11309,7 @@
         <w:ind w:left="2160" w:hanging="360"/>
       </w:pPr>
       <w:rPr>
-        <w:rFonts w:ascii="Wingdings" w:hAnsi="Wingdings" w:hint="default"/>
+        <w:rFonts w:hint="default" w:ascii="Wingdings" w:hAnsi="Wingdings"/>
         <w:sz w:val="20"/>
       </w:rPr>
     </w:lvl>
@@ -9163,7 +11325,7 @@
         <w:ind w:left="2880" w:hanging="360"/>
       </w:pPr>
       <w:rPr>
-        <w:rFonts w:ascii="Wingdings" w:hAnsi="Wingdings" w:hint="default"/>
+        <w:rFonts w:hint="default" w:ascii="Wingdings" w:hAnsi="Wingdings"/>
         <w:sz w:val="20"/>
       </w:rPr>
     </w:lvl>
@@ -9179,7 +11341,7 @@
         <w:ind w:left="3600" w:hanging="360"/>
       </w:pPr>
       <w:rPr>
-        <w:rFonts w:ascii="Wingdings" w:hAnsi="Wingdings" w:hint="default"/>
+        <w:rFonts w:hint="default" w:ascii="Wingdings" w:hAnsi="Wingdings"/>
         <w:sz w:val="20"/>
       </w:rPr>
     </w:lvl>
@@ -9195,7 +11357,7 @@
         <w:ind w:left="4320" w:hanging="360"/>
       </w:pPr>
       <w:rPr>
-        <w:rFonts w:ascii="Wingdings" w:hAnsi="Wingdings" w:hint="default"/>
+        <w:rFonts w:hint="default" w:ascii="Wingdings" w:hAnsi="Wingdings"/>
         <w:sz w:val="20"/>
       </w:rPr>
     </w:lvl>
@@ -9211,7 +11373,7 @@
         <w:ind w:left="5040" w:hanging="360"/>
       </w:pPr>
       <w:rPr>
-        <w:rFonts w:ascii="Wingdings" w:hAnsi="Wingdings" w:hint="default"/>
+        <w:rFonts w:hint="default" w:ascii="Wingdings" w:hAnsi="Wingdings"/>
         <w:sz w:val="20"/>
       </w:rPr>
     </w:lvl>
@@ -9227,7 +11389,7 @@
         <w:ind w:left="5760" w:hanging="360"/>
       </w:pPr>
       <w:rPr>
-        <w:rFonts w:ascii="Wingdings" w:hAnsi="Wingdings" w:hint="default"/>
+        <w:rFonts w:hint="default" w:ascii="Wingdings" w:hAnsi="Wingdings"/>
         <w:sz w:val="20"/>
       </w:rPr>
     </w:lvl>
@@ -9243,7 +11405,7 @@
         <w:ind w:left="6480" w:hanging="360"/>
       </w:pPr>
       <w:rPr>
-        <w:rFonts w:ascii="Wingdings" w:hAnsi="Wingdings" w:hint="default"/>
+        <w:rFonts w:hint="default" w:ascii="Wingdings" w:hAnsi="Wingdings"/>
         <w:sz w:val="20"/>
       </w:rPr>
     </w:lvl>
@@ -9264,7 +11426,7 @@
         <w:ind w:left="720" w:hanging="360"/>
       </w:pPr>
       <w:rPr>
-        <w:rFonts w:ascii="Symbol" w:hAnsi="Symbol" w:hint="default"/>
+        <w:rFonts w:hint="default" w:ascii="Symbol" w:hAnsi="Symbol"/>
         <w:sz w:val="20"/>
       </w:rPr>
     </w:lvl>
@@ -9280,7 +11442,7 @@
         <w:ind w:left="1440" w:hanging="360"/>
       </w:pPr>
       <w:rPr>
-        <w:rFonts w:ascii="Courier New" w:hAnsi="Courier New" w:hint="default"/>
+        <w:rFonts w:hint="default" w:ascii="Courier New" w:hAnsi="Courier New"/>
         <w:sz w:val="20"/>
       </w:rPr>
     </w:lvl>
@@ -9296,7 +11458,7 @@
         <w:ind w:left="2160" w:hanging="360"/>
       </w:pPr>
       <w:rPr>
-        <w:rFonts w:ascii="Wingdings" w:hAnsi="Wingdings" w:hint="default"/>
+        <w:rFonts w:hint="default" w:ascii="Wingdings" w:hAnsi="Wingdings"/>
         <w:sz w:val="20"/>
       </w:rPr>
     </w:lvl>
@@ -9312,7 +11474,7 @@
         <w:ind w:left="2880" w:hanging="360"/>
       </w:pPr>
       <w:rPr>
-        <w:rFonts w:ascii="Wingdings" w:hAnsi="Wingdings" w:hint="default"/>
+        <w:rFonts w:hint="default" w:ascii="Wingdings" w:hAnsi="Wingdings"/>
         <w:sz w:val="20"/>
       </w:rPr>
     </w:lvl>
@@ -9328,7 +11490,7 @@
         <w:ind w:left="3600" w:hanging="360"/>
       </w:pPr>
       <w:rPr>
-        <w:rFonts w:ascii="Wingdings" w:hAnsi="Wingdings" w:hint="default"/>
+        <w:rFonts w:hint="default" w:ascii="Wingdings" w:hAnsi="Wingdings"/>
         <w:sz w:val="20"/>
       </w:rPr>
     </w:lvl>
@@ -9344,7 +11506,7 @@
         <w:ind w:left="4320" w:hanging="360"/>
       </w:pPr>
       <w:rPr>
-        <w:rFonts w:ascii="Wingdings" w:hAnsi="Wingdings" w:hint="default"/>
+        <w:rFonts w:hint="default" w:ascii="Wingdings" w:hAnsi="Wingdings"/>
         <w:sz w:val="20"/>
       </w:rPr>
     </w:lvl>
@@ -9360,7 +11522,7 @@
         <w:ind w:left="5040" w:hanging="360"/>
       </w:pPr>
       <w:rPr>
-        <w:rFonts w:ascii="Wingdings" w:hAnsi="Wingdings" w:hint="default"/>
+        <w:rFonts w:hint="default" w:ascii="Wingdings" w:hAnsi="Wingdings"/>
         <w:sz w:val="20"/>
       </w:rPr>
     </w:lvl>
@@ -9376,7 +11538,7 @@
         <w:ind w:left="5760" w:hanging="360"/>
       </w:pPr>
       <w:rPr>
-        <w:rFonts w:ascii="Wingdings" w:hAnsi="Wingdings" w:hint="default"/>
+        <w:rFonts w:hint="default" w:ascii="Wingdings" w:hAnsi="Wingdings"/>
         <w:sz w:val="20"/>
       </w:rPr>
     </w:lvl>
@@ -9392,7 +11554,7 @@
         <w:ind w:left="6480" w:hanging="360"/>
       </w:pPr>
       <w:rPr>
-        <w:rFonts w:ascii="Wingdings" w:hAnsi="Wingdings" w:hint="default"/>
+        <w:rFonts w:hint="default" w:ascii="Wingdings" w:hAnsi="Wingdings"/>
         <w:sz w:val="20"/>
       </w:rPr>
     </w:lvl>
@@ -9413,7 +11575,7 @@
         <w:ind w:left="720" w:hanging="360"/>
       </w:pPr>
       <w:rPr>
-        <w:rFonts w:ascii="Symbol" w:hAnsi="Symbol" w:hint="default"/>
+        <w:rFonts w:hint="default" w:ascii="Symbol" w:hAnsi="Symbol"/>
         <w:sz w:val="20"/>
       </w:rPr>
     </w:lvl>
@@ -9429,7 +11591,7 @@
         <w:ind w:left="1440" w:hanging="360"/>
       </w:pPr>
       <w:rPr>
-        <w:rFonts w:ascii="Courier New" w:hAnsi="Courier New" w:hint="default"/>
+        <w:rFonts w:hint="default" w:ascii="Courier New" w:hAnsi="Courier New"/>
         <w:sz w:val="20"/>
       </w:rPr>
     </w:lvl>
@@ -9445,7 +11607,7 @@
         <w:ind w:left="2160" w:hanging="360"/>
       </w:pPr>
       <w:rPr>
-        <w:rFonts w:ascii="Wingdings" w:hAnsi="Wingdings" w:hint="default"/>
+        <w:rFonts w:hint="default" w:ascii="Wingdings" w:hAnsi="Wingdings"/>
         <w:sz w:val="20"/>
       </w:rPr>
     </w:lvl>
@@ -9461,7 +11623,7 @@
         <w:ind w:left="2880" w:hanging="360"/>
       </w:pPr>
       <w:rPr>
-        <w:rFonts w:ascii="Wingdings" w:hAnsi="Wingdings" w:hint="default"/>
+        <w:rFonts w:hint="default" w:ascii="Wingdings" w:hAnsi="Wingdings"/>
         <w:sz w:val="20"/>
       </w:rPr>
     </w:lvl>
@@ -9477,7 +11639,7 @@
         <w:ind w:left="3600" w:hanging="360"/>
       </w:pPr>
       <w:rPr>
-        <w:rFonts w:ascii="Wingdings" w:hAnsi="Wingdings" w:hint="default"/>
+        <w:rFonts w:hint="default" w:ascii="Wingdings" w:hAnsi="Wingdings"/>
         <w:sz w:val="20"/>
       </w:rPr>
     </w:lvl>
@@ -9493,7 +11655,7 @@
         <w:ind w:left="4320" w:hanging="360"/>
       </w:pPr>
       <w:rPr>
-        <w:rFonts w:ascii="Wingdings" w:hAnsi="Wingdings" w:hint="default"/>
+        <w:rFonts w:hint="default" w:ascii="Wingdings" w:hAnsi="Wingdings"/>
         <w:sz w:val="20"/>
       </w:rPr>
     </w:lvl>
@@ -9509,7 +11671,7 @@
         <w:ind w:left="5040" w:hanging="360"/>
       </w:pPr>
       <w:rPr>
-        <w:rFonts w:ascii="Wingdings" w:hAnsi="Wingdings" w:hint="default"/>
+        <w:rFonts w:hint="default" w:ascii="Wingdings" w:hAnsi="Wingdings"/>
         <w:sz w:val="20"/>
       </w:rPr>
     </w:lvl>
@@ -9525,7 +11687,7 @@
         <w:ind w:left="5760" w:hanging="360"/>
       </w:pPr>
       <w:rPr>
-        <w:rFonts w:ascii="Wingdings" w:hAnsi="Wingdings" w:hint="default"/>
+        <w:rFonts w:hint="default" w:ascii="Wingdings" w:hAnsi="Wingdings"/>
         <w:sz w:val="20"/>
       </w:rPr>
     </w:lvl>
@@ -9541,7 +11703,7 @@
         <w:ind w:left="6480" w:hanging="360"/>
       </w:pPr>
       <w:rPr>
-        <w:rFonts w:ascii="Wingdings" w:hAnsi="Wingdings" w:hint="default"/>
+        <w:rFonts w:hint="default" w:ascii="Wingdings" w:hAnsi="Wingdings"/>
         <w:sz w:val="20"/>
       </w:rPr>
     </w:lvl>
@@ -9559,7 +11721,7 @@
         <w:ind w:left="3600" w:hanging="360"/>
       </w:pPr>
       <w:rPr>
-        <w:rFonts w:ascii="Wingdings" w:hAnsi="Wingdings" w:hint="default"/>
+        <w:rFonts w:hint="default" w:ascii="Wingdings" w:hAnsi="Wingdings"/>
       </w:rPr>
     </w:lvl>
     <w:lvl w:ilvl="1" w:tplc="04090003" w:tentative="1">
@@ -9571,7 +11733,7 @@
         <w:ind w:left="4320" w:hanging="360"/>
       </w:pPr>
       <w:rPr>
-        <w:rFonts w:ascii="Courier New" w:hAnsi="Courier New" w:cs="Courier New" w:hint="default"/>
+        <w:rFonts w:hint="default" w:ascii="Courier New" w:hAnsi="Courier New" w:cs="Courier New"/>
       </w:rPr>
     </w:lvl>
     <w:lvl w:ilvl="2" w:tplc="04090005" w:tentative="1">
@@ -9583,7 +11745,7 @@
         <w:ind w:left="5040" w:hanging="360"/>
       </w:pPr>
       <w:rPr>
-        <w:rFonts w:ascii="Wingdings" w:hAnsi="Wingdings" w:hint="default"/>
+        <w:rFonts w:hint="default" w:ascii="Wingdings" w:hAnsi="Wingdings"/>
       </w:rPr>
     </w:lvl>
     <w:lvl w:ilvl="3" w:tplc="04090001" w:tentative="1">
@@ -9595,7 +11757,7 @@
         <w:ind w:left="5760" w:hanging="360"/>
       </w:pPr>
       <w:rPr>
-        <w:rFonts w:ascii="Symbol" w:hAnsi="Symbol" w:hint="default"/>
+        <w:rFonts w:hint="default" w:ascii="Symbol" w:hAnsi="Symbol"/>
       </w:rPr>
     </w:lvl>
     <w:lvl w:ilvl="4" w:tplc="04090003" w:tentative="1">
@@ -9607,7 +11769,7 @@
         <w:ind w:left="6480" w:hanging="360"/>
       </w:pPr>
       <w:rPr>
-        <w:rFonts w:ascii="Courier New" w:hAnsi="Courier New" w:cs="Courier New" w:hint="default"/>
+        <w:rFonts w:hint="default" w:ascii="Courier New" w:hAnsi="Courier New" w:cs="Courier New"/>
       </w:rPr>
     </w:lvl>
     <w:lvl w:ilvl="5" w:tplc="04090005" w:tentative="1">
@@ -9619,7 +11781,7 @@
         <w:ind w:left="7200" w:hanging="360"/>
       </w:pPr>
       <w:rPr>
-        <w:rFonts w:ascii="Wingdings" w:hAnsi="Wingdings" w:hint="default"/>
+        <w:rFonts w:hint="default" w:ascii="Wingdings" w:hAnsi="Wingdings"/>
       </w:rPr>
     </w:lvl>
     <w:lvl w:ilvl="6" w:tplc="04090001" w:tentative="1">
@@ -9631,7 +11793,7 @@
         <w:ind w:left="7920" w:hanging="360"/>
       </w:pPr>
       <w:rPr>
-        <w:rFonts w:ascii="Symbol" w:hAnsi="Symbol" w:hint="default"/>
+        <w:rFonts w:hint="default" w:ascii="Symbol" w:hAnsi="Symbol"/>
       </w:rPr>
     </w:lvl>
     <w:lvl w:ilvl="7" w:tplc="04090003" w:tentative="1">
@@ -9643,7 +11805,7 @@
         <w:ind w:left="8640" w:hanging="360"/>
       </w:pPr>
       <w:rPr>
-        <w:rFonts w:ascii="Courier New" w:hAnsi="Courier New" w:cs="Courier New" w:hint="default"/>
+        <w:rFonts w:hint="default" w:ascii="Courier New" w:hAnsi="Courier New" w:cs="Courier New"/>
       </w:rPr>
     </w:lvl>
     <w:lvl w:ilvl="8" w:tplc="04090005" w:tentative="1">
@@ -9655,7 +11817,7 @@
         <w:ind w:left="9360" w:hanging="360"/>
       </w:pPr>
       <w:rPr>
-        <w:rFonts w:ascii="Wingdings" w:hAnsi="Wingdings" w:hint="default"/>
+        <w:rFonts w:hint="default" w:ascii="Wingdings" w:hAnsi="Wingdings"/>
       </w:rPr>
     </w:lvl>
   </w:abstractNum>
@@ -9672,7 +11834,7 @@
         <w:ind w:left="720" w:hanging="360"/>
       </w:pPr>
       <w:rPr>
-        <w:rFonts w:ascii="Symbol" w:hAnsi="Symbol" w:hint="default"/>
+        <w:rFonts w:hint="default" w:ascii="Symbol" w:hAnsi="Symbol"/>
       </w:rPr>
     </w:lvl>
     <w:lvl w:ilvl="1" w:tplc="04090003" w:tentative="1">
@@ -9684,7 +11846,7 @@
         <w:ind w:left="1440" w:hanging="360"/>
       </w:pPr>
       <w:rPr>
-        <w:rFonts w:ascii="Courier New" w:hAnsi="Courier New" w:cs="Courier New" w:hint="default"/>
+        <w:rFonts w:hint="default" w:ascii="Courier New" w:hAnsi="Courier New" w:cs="Courier New"/>
       </w:rPr>
     </w:lvl>
     <w:lvl w:ilvl="2" w:tplc="04090005" w:tentative="1">
@@ -9696,7 +11858,7 @@
         <w:ind w:left="2160" w:hanging="360"/>
       </w:pPr>
       <w:rPr>
-        <w:rFonts w:ascii="Wingdings" w:hAnsi="Wingdings" w:hint="default"/>
+        <w:rFonts w:hint="default" w:ascii="Wingdings" w:hAnsi="Wingdings"/>
       </w:rPr>
     </w:lvl>
     <w:lvl w:ilvl="3" w:tplc="04090001" w:tentative="1">
@@ -9708,7 +11870,7 @@
         <w:ind w:left="2880" w:hanging="360"/>
       </w:pPr>
       <w:rPr>
-        <w:rFonts w:ascii="Symbol" w:hAnsi="Symbol" w:hint="default"/>
+        <w:rFonts w:hint="default" w:ascii="Symbol" w:hAnsi="Symbol"/>
       </w:rPr>
     </w:lvl>
     <w:lvl w:ilvl="4" w:tplc="04090003" w:tentative="1">
@@ -9720,7 +11882,7 @@
         <w:ind w:left="3600" w:hanging="360"/>
       </w:pPr>
       <w:rPr>
-        <w:rFonts w:ascii="Courier New" w:hAnsi="Courier New" w:cs="Courier New" w:hint="default"/>
+        <w:rFonts w:hint="default" w:ascii="Courier New" w:hAnsi="Courier New" w:cs="Courier New"/>
       </w:rPr>
     </w:lvl>
     <w:lvl w:ilvl="5" w:tplc="04090005" w:tentative="1">
@@ -9732,7 +11894,7 @@
         <w:ind w:left="4320" w:hanging="360"/>
       </w:pPr>
       <w:rPr>
-        <w:rFonts w:ascii="Wingdings" w:hAnsi="Wingdings" w:hint="default"/>
+        <w:rFonts w:hint="default" w:ascii="Wingdings" w:hAnsi="Wingdings"/>
       </w:rPr>
     </w:lvl>
     <w:lvl w:ilvl="6" w:tplc="04090001" w:tentative="1">
@@ -9744,7 +11906,7 @@
         <w:ind w:left="5040" w:hanging="360"/>
       </w:pPr>
       <w:rPr>
-        <w:rFonts w:ascii="Symbol" w:hAnsi="Symbol" w:hint="default"/>
+        <w:rFonts w:hint="default" w:ascii="Symbol" w:hAnsi="Symbol"/>
       </w:rPr>
     </w:lvl>
     <w:lvl w:ilvl="7" w:tplc="04090003" w:tentative="1">
@@ -9756,7 +11918,7 @@
         <w:ind w:left="5760" w:hanging="360"/>
       </w:pPr>
       <w:rPr>
-        <w:rFonts w:ascii="Courier New" w:hAnsi="Courier New" w:cs="Courier New" w:hint="default"/>
+        <w:rFonts w:hint="default" w:ascii="Courier New" w:hAnsi="Courier New" w:cs="Courier New"/>
       </w:rPr>
     </w:lvl>
     <w:lvl w:ilvl="8" w:tplc="04090005" w:tentative="1">
@@ -9768,7 +11930,7 @@
         <w:ind w:left="6480" w:hanging="360"/>
       </w:pPr>
       <w:rPr>
-        <w:rFonts w:ascii="Wingdings" w:hAnsi="Wingdings" w:hint="default"/>
+        <w:rFonts w:hint="default" w:ascii="Wingdings" w:hAnsi="Wingdings"/>
       </w:rPr>
     </w:lvl>
   </w:abstractNum>
@@ -9861,6 +12023,9 @@
       </w:pPr>
     </w:lvl>
   </w:abstractNum>
+  <w:num w:numId="27">
+    <w:abstractNumId w:val="26"/>
+  </w:num>
   <w:num w:numId="1">
     <w:abstractNumId w:val="24"/>
   </w:num>
@@ -9970,11 +12135,11 @@
 </file>
 
 <file path=word/styles.xml><?xml version="1.0" encoding="utf-8"?>
-<w:styles xmlns:mc="http://schemas.openxmlformats.org/markup-compatibility/2006" xmlns:r="http://schemas.openxmlformats.org/officeDocument/2006/relationships" xmlns:w="http://schemas.openxmlformats.org/wordprocessingml/2006/main" xmlns:w14="http://schemas.microsoft.com/office/word/2010/wordml" xmlns:w15="http://schemas.microsoft.com/office/word/2012/wordml" xmlns:w16se="http://schemas.microsoft.com/office/word/2015/wordml/symex" mc:Ignorable="w14 w15 w16se">
+<w:styles xmlns:wp14="http://schemas.microsoft.com/office/word/2010/wordprocessingDrawing" xmlns:mc="http://schemas.openxmlformats.org/markup-compatibility/2006" xmlns:r="http://schemas.openxmlformats.org/officeDocument/2006/relationships" xmlns:w="http://schemas.openxmlformats.org/wordprocessingml/2006/main" xmlns:w14="http://schemas.microsoft.com/office/word/2010/wordml" xmlns:w15="http://schemas.microsoft.com/office/word/2012/wordml" xmlns:w16se="http://schemas.microsoft.com/office/word/2015/wordml/symex" mc:Ignorable="w14 w15 w16se wp14">
   <w:docDefaults>
     <w:rPrDefault>
       <w:rPr>
-        <w:rFonts w:asciiTheme="minorHAnsi" w:eastAsiaTheme="minorHAnsi" w:hAnsiTheme="minorHAnsi" w:cstheme="minorBidi"/>
+        <w:rFonts w:asciiTheme="minorHAnsi" w:hAnsiTheme="minorHAnsi" w:eastAsiaTheme="minorHAnsi" w:cstheme="minorBidi"/>
         <w:sz w:val="22"/>
         <w:szCs w:val="22"/>
         <w:lang w:val="en-US" w:eastAsia="en-US" w:bidi="ar-SA"/>
@@ -9989,14 +12154,14 @@
   <w:latentStyles w:defLockedState="0" w:defUIPriority="99" w:defSemiHidden="0" w:defUnhideWhenUsed="0" w:defQFormat="0" w:count="371">
     <w:lsdException w:name="Normal" w:uiPriority="0" w:qFormat="1"/>
     <w:lsdException w:name="heading 1" w:uiPriority="9" w:qFormat="1"/>
-    <w:lsdException w:name="heading 2" w:semiHidden="1" w:uiPriority="9" w:unhideWhenUsed="1" w:qFormat="1"/>
-    <w:lsdException w:name="heading 3" w:semiHidden="1" w:uiPriority="9" w:unhideWhenUsed="1" w:qFormat="1"/>
-    <w:lsdException w:name="heading 4" w:semiHidden="1" w:uiPriority="9" w:unhideWhenUsed="1" w:qFormat="1"/>
-    <w:lsdException w:name="heading 5" w:semiHidden="1" w:uiPriority="9" w:unhideWhenUsed="1" w:qFormat="1"/>
-    <w:lsdException w:name="heading 6" w:semiHidden="1" w:uiPriority="9" w:unhideWhenUsed="1" w:qFormat="1"/>
-    <w:lsdException w:name="heading 7" w:semiHidden="1" w:uiPriority="9" w:unhideWhenUsed="1" w:qFormat="1"/>
-    <w:lsdException w:name="heading 8" w:semiHidden="1" w:uiPriority="9" w:unhideWhenUsed="1" w:qFormat="1"/>
-    <w:lsdException w:name="heading 9" w:semiHidden="1" w:uiPriority="9" w:unhideWhenUsed="1" w:qFormat="1"/>
+    <w:lsdException w:name="heading 2" w:uiPriority="9" w:semiHidden="1" w:unhideWhenUsed="1" w:qFormat="1"/>
+    <w:lsdException w:name="heading 3" w:uiPriority="9" w:semiHidden="1" w:unhideWhenUsed="1" w:qFormat="1"/>
+    <w:lsdException w:name="heading 4" w:uiPriority="9" w:semiHidden="1" w:unhideWhenUsed="1" w:qFormat="1"/>
+    <w:lsdException w:name="heading 5" w:uiPriority="9" w:semiHidden="1" w:unhideWhenUsed="1" w:qFormat="1"/>
+    <w:lsdException w:name="heading 6" w:uiPriority="9" w:semiHidden="1" w:unhideWhenUsed="1" w:qFormat="1"/>
+    <w:lsdException w:name="heading 7" w:uiPriority="9" w:semiHidden="1" w:unhideWhenUsed="1" w:qFormat="1"/>
+    <w:lsdException w:name="heading 8" w:uiPriority="9" w:semiHidden="1" w:unhideWhenUsed="1" w:qFormat="1"/>
+    <w:lsdException w:name="heading 9" w:uiPriority="9" w:semiHidden="1" w:unhideWhenUsed="1" w:qFormat="1"/>
     <w:lsdException w:name="index 1" w:semiHidden="1" w:unhideWhenUsed="1"/>
     <w:lsdException w:name="index 2" w:semiHidden="1" w:unhideWhenUsed="1"/>
     <w:lsdException w:name="index 3" w:semiHidden="1" w:unhideWhenUsed="1"/>
@@ -10006,22 +12171,22 @@
     <w:lsdException w:name="index 7" w:semiHidden="1" w:unhideWhenUsed="1"/>
     <w:lsdException w:name="index 8" w:semiHidden="1" w:unhideWhenUsed="1"/>
     <w:lsdException w:name="index 9" w:semiHidden="1" w:unhideWhenUsed="1"/>
-    <w:lsdException w:name="toc 1" w:semiHidden="1" w:uiPriority="39" w:unhideWhenUsed="1"/>
-    <w:lsdException w:name="toc 2" w:semiHidden="1" w:uiPriority="39" w:unhideWhenUsed="1"/>
-    <w:lsdException w:name="toc 3" w:semiHidden="1" w:uiPriority="39" w:unhideWhenUsed="1"/>
-    <w:lsdException w:name="toc 4" w:semiHidden="1" w:uiPriority="39" w:unhideWhenUsed="1"/>
-    <w:lsdException w:name="toc 5" w:semiHidden="1" w:uiPriority="39" w:unhideWhenUsed="1"/>
-    <w:lsdException w:name="toc 6" w:semiHidden="1" w:uiPriority="39" w:unhideWhenUsed="1"/>
-    <w:lsdException w:name="toc 7" w:semiHidden="1" w:uiPriority="39" w:unhideWhenUsed="1"/>
-    <w:lsdException w:name="toc 8" w:semiHidden="1" w:uiPriority="39" w:unhideWhenUsed="1"/>
-    <w:lsdException w:name="toc 9" w:semiHidden="1" w:uiPriority="39" w:unhideWhenUsed="1"/>
+    <w:lsdException w:name="toc 1" w:uiPriority="39" w:semiHidden="1" w:unhideWhenUsed="1"/>
+    <w:lsdException w:name="toc 2" w:uiPriority="39" w:semiHidden="1" w:unhideWhenUsed="1"/>
+    <w:lsdException w:name="toc 3" w:uiPriority="39" w:semiHidden="1" w:unhideWhenUsed="1"/>
+    <w:lsdException w:name="toc 4" w:uiPriority="39" w:semiHidden="1" w:unhideWhenUsed="1"/>
+    <w:lsdException w:name="toc 5" w:uiPriority="39" w:semiHidden="1" w:unhideWhenUsed="1"/>
+    <w:lsdException w:name="toc 6" w:uiPriority="39" w:semiHidden="1" w:unhideWhenUsed="1"/>
+    <w:lsdException w:name="toc 7" w:uiPriority="39" w:semiHidden="1" w:unhideWhenUsed="1"/>
+    <w:lsdException w:name="toc 8" w:uiPriority="39" w:semiHidden="1" w:unhideWhenUsed="1"/>
+    <w:lsdException w:name="toc 9" w:uiPriority="39" w:semiHidden="1" w:unhideWhenUsed="1"/>
     <w:lsdException w:name="Normal Indent" w:semiHidden="1" w:unhideWhenUsed="1"/>
     <w:lsdException w:name="footnote text" w:semiHidden="1" w:unhideWhenUsed="1"/>
     <w:lsdException w:name="annotation text" w:semiHidden="1" w:unhideWhenUsed="1"/>
     <w:lsdException w:name="header" w:semiHidden="1" w:unhideWhenUsed="1"/>
     <w:lsdException w:name="footer" w:semiHidden="1" w:unhideWhenUsed="1"/>
     <w:lsdException w:name="index heading" w:semiHidden="1" w:unhideWhenUsed="1"/>
-    <w:lsdException w:name="caption" w:semiHidden="1" w:uiPriority="35" w:unhideWhenUsed="1" w:qFormat="1"/>
+    <w:lsdException w:name="caption" w:uiPriority="35" w:semiHidden="1" w:unhideWhenUsed="1" w:qFormat="1"/>
     <w:lsdException w:name="table of figures" w:semiHidden="1" w:unhideWhenUsed="1"/>
     <w:lsdException w:name="envelope address" w:semiHidden="1" w:unhideWhenUsed="1"/>
     <w:lsdException w:name="envelope return" w:semiHidden="1" w:unhideWhenUsed="1"/>
@@ -10052,7 +12217,7 @@
     <w:lsdException w:name="Title" w:uiPriority="0" w:qFormat="1"/>
     <w:lsdException w:name="Closing" w:semiHidden="1" w:unhideWhenUsed="1"/>
     <w:lsdException w:name="Signature" w:semiHidden="1" w:unhideWhenUsed="1"/>
-    <w:lsdException w:name="Default Paragraph Font" w:semiHidden="1" w:uiPriority="1" w:unhideWhenUsed="1"/>
+    <w:lsdException w:name="Default Paragraph Font" w:uiPriority="1" w:semiHidden="1" w:unhideWhenUsed="1"/>
     <w:lsdException w:name="Body Text" w:semiHidden="1" w:unhideWhenUsed="1"/>
     <w:lsdException w:name="Body Text Indent" w:semiHidden="1" w:unhideWhenUsed="1"/>
     <w:lsdException w:name="List Continue" w:semiHidden="1" w:unhideWhenUsed="1"/>
@@ -10252,8 +12417,8 @@
     <w:lsdException w:name="Subtle Reference" w:uiPriority="31" w:qFormat="1"/>
     <w:lsdException w:name="Intense Reference" w:uiPriority="32" w:qFormat="1"/>
     <w:lsdException w:name="Book Title" w:uiPriority="33" w:qFormat="1"/>
-    <w:lsdException w:name="Bibliography" w:semiHidden="1" w:uiPriority="37" w:unhideWhenUsed="1"/>
-    <w:lsdException w:name="TOC Heading" w:semiHidden="1" w:uiPriority="39" w:unhideWhenUsed="1" w:qFormat="1"/>
+    <w:lsdException w:name="Bibliography" w:uiPriority="37" w:semiHidden="1" w:unhideWhenUsed="1"/>
+    <w:lsdException w:name="TOC Heading" w:uiPriority="39" w:semiHidden="1" w:unhideWhenUsed="1" w:qFormat="1"/>
     <w:lsdException w:name="Plain Table 1" w:uiPriority="41"/>
     <w:lsdException w:name="Plain Table 2" w:uiPriority="42"/>
     <w:lsdException w:name="Plain Table 3" w:uiPriority="43"/>
@@ -10359,17 +12524,17 @@
     <w:lsdException w:name="List Table 6 Colorful Accent 6" w:uiPriority="51"/>
     <w:lsdException w:name="List Table 7 Colorful Accent 6" w:uiPriority="52"/>
   </w:latentStyles>
-  <w:style w:type="paragraph" w:default="1" w:styleId="Normal">
+  <w:style w:type="paragraph" w:styleId="Normal" w:default="1">
     <w:name w:val="Normal"/>
     <w:qFormat/>
   </w:style>
-  <w:style w:type="character" w:default="1" w:styleId="DefaultParagraphFont">
+  <w:style w:type="character" w:styleId="DefaultParagraphFont" w:default="1">
     <w:name w:val="Default Paragraph Font"/>
     <w:uiPriority w:val="1"/>
     <w:semiHidden/>
     <w:unhideWhenUsed/>
   </w:style>
-  <w:style w:type="table" w:default="1" w:styleId="TableNormal">
+  <w:style w:type="table" w:styleId="TableNormal" w:default="1">
     <w:name w:val="Normal Table"/>
     <w:uiPriority w:val="99"/>
     <w:semiHidden/>
@@ -10384,7 +12549,7 @@
       </w:tblCellMar>
     </w:tblPr>
   </w:style>
-  <w:style w:type="numbering" w:default="1" w:styleId="NoList">
+  <w:style w:type="numbering" w:styleId="NoList" w:default="1">
     <w:name w:val="No List"/>
     <w:uiPriority w:val="99"/>
     <w:semiHidden/>
@@ -10405,7 +12570,7 @@
       <w:spacing w:after="0" w:line="240" w:lineRule="auto"/>
     </w:pPr>
   </w:style>
-  <w:style w:type="character" w:customStyle="1" w:styleId="HeaderChar">
+  <w:style w:type="character" w:styleId="HeaderChar" w:customStyle="1">
     <w:name w:val="Header Char"/>
     <w:basedOn w:val="DefaultParagraphFont"/>
     <w:link w:val="Header"/>
@@ -10427,7 +12592,7 @@
       <w:spacing w:after="0" w:line="240" w:lineRule="auto"/>
     </w:pPr>
   </w:style>
-  <w:style w:type="character" w:customStyle="1" w:styleId="FooterChar">
+  <w:style w:type="character" w:styleId="FooterChar" w:customStyle="1">
     <w:name w:val="Footer Char"/>
     <w:basedOn w:val="DefaultParagraphFont"/>
     <w:link w:val="Footer"/>
@@ -10451,7 +12616,7 @@
       <w:szCs w:val="16"/>
     </w:rPr>
   </w:style>
-  <w:style w:type="character" w:customStyle="1" w:styleId="BalloonTextChar">
+  <w:style w:type="character" w:styleId="BalloonTextChar" w:customStyle="1">
     <w:name w:val="Balloon Text Char"/>
     <w:basedOn w:val="DefaultParagraphFont"/>
     <w:link w:val="BalloonText"/>
@@ -10474,16 +12639,16 @@
     </w:pPr>
     <w:tblPr>
       <w:tblBorders>
-        <w:top w:val="single" w:sz="4" w:space="0" w:color="auto"/>
-        <w:left w:val="single" w:sz="4" w:space="0" w:color="auto"/>
-        <w:bottom w:val="single" w:sz="4" w:space="0" w:color="auto"/>
-        <w:right w:val="single" w:sz="4" w:space="0" w:color="auto"/>
-        <w:insideH w:val="single" w:sz="4" w:space="0" w:color="auto"/>
-        <w:insideV w:val="single" w:sz="4" w:space="0" w:color="auto"/>
+        <w:top w:val="single" w:color="auto" w:sz="4" w:space="0"/>
+        <w:left w:val="single" w:color="auto" w:sz="4" w:space="0"/>
+        <w:bottom w:val="single" w:color="auto" w:sz="4" w:space="0"/>
+        <w:right w:val="single" w:color="auto" w:sz="4" w:space="0"/>
+        <w:insideH w:val="single" w:color="auto" w:sz="4" w:space="0"/>
+        <w:insideV w:val="single" w:color="auto" w:sz="4" w:space="0"/>
       </w:tblBorders>
     </w:tblPr>
   </w:style>
-  <w:style w:type="paragraph" w:customStyle="1" w:styleId="Default">
+  <w:style w:type="paragraph" w:styleId="Default" w:customStyle="1">
     <w:name w:val="Default"/>
     <w:rsid w:val="00030318"/>
     <w:pPr>
@@ -10522,7 +12687,7 @@
     </w:pPr>
   </w:style>
   <w:style w:type="character" w:styleId="CommentReference">
-    <w:name w:val="annotation reference"/>
+    <w:name w:val="Comment Reference"/>
     <w:basedOn w:val="DefaultParagraphFont"/>
     <w:uiPriority w:val="99"/>
     <w:semiHidden/>
@@ -10534,7 +12699,7 @@
     </w:rPr>
   </w:style>
   <w:style w:type="paragraph" w:styleId="CommentText">
-    <w:name w:val="annotation text"/>
+    <w:name w:val="Comment Text"/>
     <w:basedOn w:val="Normal"/>
     <w:link w:val="CommentTextChar"/>
     <w:uiPriority w:val="99"/>
@@ -10549,7 +12714,7 @@
       <w:szCs w:val="24"/>
     </w:rPr>
   </w:style>
-  <w:style w:type="character" w:customStyle="1" w:styleId="CommentTextChar">
+  <w:style w:type="character" w:styleId="CommentTextChar" w:customStyle="1">
     <w:name w:val="Comment Text Char"/>
     <w:basedOn w:val="DefaultParagraphFont"/>
     <w:link w:val="CommentText"/>
@@ -10562,7 +12727,7 @@
     </w:rPr>
   </w:style>
   <w:style w:type="paragraph" w:styleId="CommentSubject">
-    <w:name w:val="annotation subject"/>
+    <w:name w:val="Comment Subject"/>
     <w:basedOn w:val="CommentText"/>
     <w:next w:val="CommentText"/>
     <w:link w:val="CommentSubjectChar"/>
@@ -10577,7 +12742,7 @@
       <w:szCs w:val="20"/>
     </w:rPr>
   </w:style>
-  <w:style w:type="character" w:customStyle="1" w:styleId="CommentSubjectChar">
+  <w:style w:type="character" w:styleId="CommentSubjectChar" w:customStyle="1">
     <w:name w:val="Comment Subject Char"/>
     <w:basedOn w:val="CommentTextChar"/>
     <w:link w:val="CommentSubject"/>
@@ -10616,7 +12781,7 @@
       <w:jc w:val="center"/>
     </w:pPr>
     <w:rPr>
-      <w:rFonts w:ascii="Times New Roman" w:eastAsia="Times New Roman" w:hAnsi="Times New Roman" w:cs="Times New Roman"/>
+      <w:rFonts w:ascii="Times New Roman" w:hAnsi="Times New Roman" w:eastAsia="Times New Roman" w:cs="Times New Roman"/>
       <w:b/>
       <w:bCs/>
       <w:sz w:val="36"/>
@@ -10624,13 +12789,13 @@
       <w:lang w:eastAsia="ar-SA"/>
     </w:rPr>
   </w:style>
-  <w:style w:type="character" w:customStyle="1" w:styleId="TitleChar">
+  <w:style w:type="character" w:styleId="TitleChar" w:customStyle="1">
     <w:name w:val="Title Char"/>
     <w:basedOn w:val="DefaultParagraphFont"/>
     <w:link w:val="Title"/>
     <w:rsid w:val="00246B99"/>
     <w:rPr>
-      <w:rFonts w:ascii="Times New Roman" w:eastAsia="Times New Roman" w:hAnsi="Times New Roman" w:cs="Times New Roman"/>
+      <w:rFonts w:ascii="Times New Roman" w:hAnsi="Times New Roman" w:eastAsia="Times New Roman" w:cs="Times New Roman"/>
       <w:b/>
       <w:bCs/>
       <w:sz w:val="36"/>
@@ -10658,7 +12823,7 @@
       <w:spacing w:val="15"/>
     </w:rPr>
   </w:style>
-  <w:style w:type="character" w:customStyle="1" w:styleId="SubtitleChar">
+  <w:style w:type="character" w:styleId="SubtitleChar" w:customStyle="1">
     <w:name w:val="Subtitle Char"/>
     <w:basedOn w:val="DefaultParagraphFont"/>
     <w:link w:val="Subtitle"/>
